--- a/LLD_python.docx
+++ b/LLD_python.docx
@@ -1305,10 +1305,3912 @@
     <w:p>
       <w:pPr>
         <w:rPr>
+          <w:sz w:val="24"/>
+          <w:szCs w:val="24"/>
+        </w:rPr>
+      </w:pPr>
+      <w:r>
+        <w:rPr>
+          <w:sz w:val="24"/>
+          <w:szCs w:val="24"/>
+        </w:rPr>
+        <w:t>Private attribute: _ _ attribute/method name</w:t>
+      </w:r>
+    </w:p>
+    <w:p>
+      <w:pPr>
+        <w:rPr>
           <w:b/>
           <w:bCs/>
           <w:sz w:val="32"/>
           <w:szCs w:val="32"/>
+        </w:rPr>
+      </w:pPr>
+    </w:p>
+    <w:p>
+      <w:pPr>
+        <w:rPr>
+          <w:b/>
+          <w:bCs/>
+          <w:sz w:val="28"/>
+          <w:szCs w:val="28"/>
+        </w:rPr>
+      </w:pPr>
+      <w:r>
+        <w:rPr>
+          <w:b/>
+          <w:bCs/>
+          <w:sz w:val="28"/>
+          <w:szCs w:val="28"/>
+        </w:rPr>
+        <w:t>Encapsulation</w:t>
+      </w:r>
+    </w:p>
+    <w:p>
+      <w:pPr>
+        <w:rPr>
+          <w:sz w:val="24"/>
+          <w:szCs w:val="24"/>
+        </w:rPr>
+      </w:pPr>
+      <w:r>
+        <w:rPr>
+          <w:sz w:val="24"/>
+          <w:szCs w:val="24"/>
+        </w:rPr>
+        <w:t xml:space="preserve">class </w:t>
+      </w:r>
+      <w:proofErr w:type="spellStart"/>
+      <w:r>
+        <w:rPr>
+          <w:sz w:val="24"/>
+          <w:szCs w:val="24"/>
+        </w:rPr>
+        <w:t>coffeeOrder</w:t>
+      </w:r>
+      <w:proofErr w:type="spellEnd"/>
+      <w:r>
+        <w:rPr>
+          <w:sz w:val="24"/>
+          <w:szCs w:val="24"/>
+        </w:rPr>
+        <w:t>:</w:t>
+      </w:r>
+    </w:p>
+    <w:p>
+      <w:pPr>
+        <w:rPr>
+          <w:sz w:val="24"/>
+          <w:szCs w:val="24"/>
+        </w:rPr>
+      </w:pPr>
+      <w:r>
+        <w:rPr>
+          <w:sz w:val="24"/>
+          <w:szCs w:val="24"/>
+        </w:rPr>
+        <w:t>    def __</w:t>
+      </w:r>
+      <w:proofErr w:type="spellStart"/>
+      <w:r>
+        <w:rPr>
+          <w:sz w:val="24"/>
+          <w:szCs w:val="24"/>
+        </w:rPr>
+        <w:t>init</w:t>
+      </w:r>
+      <w:proofErr w:type="spellEnd"/>
+      <w:r>
+        <w:rPr>
+          <w:sz w:val="24"/>
+          <w:szCs w:val="24"/>
+        </w:rPr>
+        <w:t>__(</w:t>
+      </w:r>
+      <w:proofErr w:type="spellStart"/>
+      <w:proofErr w:type="gramStart"/>
+      <w:r>
+        <w:rPr>
+          <w:sz w:val="24"/>
+          <w:szCs w:val="24"/>
+        </w:rPr>
+        <w:t>self,customer</w:t>
+      </w:r>
+      <w:proofErr w:type="gramEnd"/>
+      <w:r>
+        <w:rPr>
+          <w:sz w:val="24"/>
+          <w:szCs w:val="24"/>
+        </w:rPr>
+        <w:t>_</w:t>
+      </w:r>
+      <w:proofErr w:type="gramStart"/>
+      <w:r>
+        <w:rPr>
+          <w:sz w:val="24"/>
+          <w:szCs w:val="24"/>
+        </w:rPr>
+        <w:t>name,drink</w:t>
+      </w:r>
+      <w:proofErr w:type="gramEnd"/>
+      <w:r>
+        <w:rPr>
+          <w:sz w:val="24"/>
+          <w:szCs w:val="24"/>
+        </w:rPr>
+        <w:t>_</w:t>
+      </w:r>
+      <w:proofErr w:type="gramStart"/>
+      <w:r>
+        <w:rPr>
+          <w:sz w:val="24"/>
+          <w:szCs w:val="24"/>
+        </w:rPr>
+        <w:t>type,size</w:t>
+      </w:r>
+      <w:proofErr w:type="spellEnd"/>
+      <w:proofErr w:type="gramEnd"/>
+      <w:r>
+        <w:rPr>
+          <w:sz w:val="24"/>
+          <w:szCs w:val="24"/>
+        </w:rPr>
+        <w:t>):</w:t>
+      </w:r>
+    </w:p>
+    <w:p>
+      <w:pPr>
+        <w:rPr>
+          <w:sz w:val="24"/>
+          <w:szCs w:val="24"/>
+        </w:rPr>
+      </w:pPr>
+      <w:r>
+        <w:rPr>
+          <w:sz w:val="24"/>
+          <w:szCs w:val="24"/>
+        </w:rPr>
+        <w:t xml:space="preserve">        </w:t>
+      </w:r>
+      <w:proofErr w:type="spellStart"/>
+      <w:proofErr w:type="gramStart"/>
+      <w:r>
+        <w:rPr>
+          <w:sz w:val="24"/>
+          <w:szCs w:val="24"/>
+        </w:rPr>
+        <w:t>self.customer</w:t>
+      </w:r>
+      <w:proofErr w:type="gramEnd"/>
+      <w:r>
+        <w:rPr>
+          <w:sz w:val="24"/>
+          <w:szCs w:val="24"/>
+        </w:rPr>
+        <w:t>_name</w:t>
+      </w:r>
+      <w:proofErr w:type="spellEnd"/>
+      <w:r>
+        <w:rPr>
+          <w:sz w:val="24"/>
+          <w:szCs w:val="24"/>
+        </w:rPr>
+        <w:t>=</w:t>
+      </w:r>
+      <w:proofErr w:type="spellStart"/>
+      <w:r>
+        <w:rPr>
+          <w:sz w:val="24"/>
+          <w:szCs w:val="24"/>
+        </w:rPr>
+        <w:t>customer_name</w:t>
+      </w:r>
+      <w:proofErr w:type="spellEnd"/>
+      <w:r>
+        <w:rPr>
+          <w:sz w:val="24"/>
+          <w:szCs w:val="24"/>
+        </w:rPr>
+        <w:t xml:space="preserve">               #public attribute</w:t>
+      </w:r>
+    </w:p>
+    <w:p>
+      <w:pPr>
+        <w:rPr>
+          <w:sz w:val="24"/>
+          <w:szCs w:val="24"/>
+        </w:rPr>
+      </w:pPr>
+      <w:r>
+        <w:rPr>
+          <w:sz w:val="24"/>
+          <w:szCs w:val="24"/>
+        </w:rPr>
+        <w:t xml:space="preserve">        </w:t>
+      </w:r>
+      <w:proofErr w:type="spellStart"/>
+      <w:proofErr w:type="gramStart"/>
+      <w:r>
+        <w:rPr>
+          <w:sz w:val="24"/>
+          <w:szCs w:val="24"/>
+        </w:rPr>
+        <w:t>self.drink</w:t>
+      </w:r>
+      <w:proofErr w:type="gramEnd"/>
+      <w:r>
+        <w:rPr>
+          <w:sz w:val="24"/>
+          <w:szCs w:val="24"/>
+        </w:rPr>
+        <w:t>_type</w:t>
+      </w:r>
+      <w:proofErr w:type="spellEnd"/>
+      <w:r>
+        <w:rPr>
+          <w:sz w:val="24"/>
+          <w:szCs w:val="24"/>
+        </w:rPr>
+        <w:t>=</w:t>
+      </w:r>
+      <w:proofErr w:type="spellStart"/>
+      <w:r>
+        <w:rPr>
+          <w:sz w:val="24"/>
+          <w:szCs w:val="24"/>
+        </w:rPr>
+        <w:t>drink_type</w:t>
+      </w:r>
+      <w:proofErr w:type="spellEnd"/>
+      <w:r>
+        <w:rPr>
+          <w:sz w:val="24"/>
+          <w:szCs w:val="24"/>
+        </w:rPr>
+        <w:t xml:space="preserve">                    </w:t>
+      </w:r>
+      <w:r>
+        <w:rPr>
+          <w:sz w:val="24"/>
+          <w:szCs w:val="24"/>
+        </w:rPr>
+        <w:t xml:space="preserve">             </w:t>
+      </w:r>
+      <w:r>
+        <w:rPr>
+          <w:sz w:val="24"/>
+          <w:szCs w:val="24"/>
+        </w:rPr>
+        <w:t xml:space="preserve"> #public attribute</w:t>
+      </w:r>
+    </w:p>
+    <w:p>
+      <w:pPr>
+        <w:rPr>
+          <w:sz w:val="24"/>
+          <w:szCs w:val="24"/>
+        </w:rPr>
+      </w:pPr>
+      <w:r>
+        <w:rPr>
+          <w:sz w:val="24"/>
+          <w:szCs w:val="24"/>
+        </w:rPr>
+        <w:t xml:space="preserve">        </w:t>
+      </w:r>
+      <w:proofErr w:type="spellStart"/>
+      <w:proofErr w:type="gramStart"/>
+      <w:r>
+        <w:rPr>
+          <w:sz w:val="24"/>
+          <w:szCs w:val="24"/>
+        </w:rPr>
+        <w:t>self.size</w:t>
+      </w:r>
+      <w:proofErr w:type="spellEnd"/>
+      <w:proofErr w:type="gramEnd"/>
+      <w:r>
+        <w:rPr>
+          <w:sz w:val="24"/>
+          <w:szCs w:val="24"/>
+        </w:rPr>
+        <w:t>=size                              </w:t>
+      </w:r>
+      <w:r>
+        <w:rPr>
+          <w:sz w:val="24"/>
+          <w:szCs w:val="24"/>
+        </w:rPr>
+        <w:t xml:space="preserve">                         </w:t>
+      </w:r>
+      <w:r>
+        <w:rPr>
+          <w:sz w:val="24"/>
+          <w:szCs w:val="24"/>
+        </w:rPr>
+        <w:t xml:space="preserve">   #public attribute</w:t>
+      </w:r>
+    </w:p>
+    <w:p>
+      <w:pPr>
+        <w:rPr>
+          <w:sz w:val="24"/>
+          <w:szCs w:val="24"/>
+        </w:rPr>
+      </w:pPr>
+      <w:r>
+        <w:rPr>
+          <w:sz w:val="24"/>
+          <w:szCs w:val="24"/>
+        </w:rPr>
+        <w:t xml:space="preserve">        </w:t>
+      </w:r>
+      <w:proofErr w:type="spellStart"/>
+      <w:proofErr w:type="gramStart"/>
+      <w:r>
+        <w:rPr>
+          <w:sz w:val="24"/>
+          <w:szCs w:val="24"/>
+        </w:rPr>
+        <w:t>self._</w:t>
+      </w:r>
+      <w:proofErr w:type="gramEnd"/>
+      <w:r>
+        <w:rPr>
+          <w:sz w:val="24"/>
+          <w:szCs w:val="24"/>
+        </w:rPr>
+        <w:t>_price</w:t>
+      </w:r>
+      <w:proofErr w:type="spellEnd"/>
+      <w:r>
+        <w:rPr>
+          <w:sz w:val="24"/>
+          <w:szCs w:val="24"/>
+        </w:rPr>
+        <w:t>=5.0                              </w:t>
+      </w:r>
+      <w:r>
+        <w:rPr>
+          <w:sz w:val="24"/>
+          <w:szCs w:val="24"/>
+        </w:rPr>
+        <w:t xml:space="preserve">                 </w:t>
+      </w:r>
+      <w:r>
+        <w:rPr>
+          <w:sz w:val="24"/>
+          <w:szCs w:val="24"/>
+        </w:rPr>
+        <w:t xml:space="preserve">     #private attribute(hidden)</w:t>
+      </w:r>
+    </w:p>
+    <w:p>
+      <w:pPr>
+        <w:rPr>
+          <w:sz w:val="24"/>
+          <w:szCs w:val="24"/>
+        </w:rPr>
+      </w:pPr>
+      <w:r>
+        <w:rPr>
+          <w:sz w:val="24"/>
+          <w:szCs w:val="24"/>
+        </w:rPr>
+        <w:t>    #public method</w:t>
+      </w:r>
+    </w:p>
+    <w:p>
+      <w:pPr>
+        <w:rPr>
+          <w:sz w:val="24"/>
+          <w:szCs w:val="24"/>
+        </w:rPr>
+      </w:pPr>
+      <w:r>
+        <w:rPr>
+          <w:sz w:val="24"/>
+          <w:szCs w:val="24"/>
+        </w:rPr>
+        <w:t xml:space="preserve">    def </w:t>
+      </w:r>
+      <w:proofErr w:type="spellStart"/>
+      <w:r>
+        <w:rPr>
+          <w:sz w:val="24"/>
+          <w:szCs w:val="24"/>
+        </w:rPr>
+        <w:t>get_order_summary</w:t>
+      </w:r>
+      <w:proofErr w:type="spellEnd"/>
+      <w:r>
+        <w:rPr>
+          <w:sz w:val="24"/>
+          <w:szCs w:val="24"/>
+        </w:rPr>
+        <w:t>(self):</w:t>
+      </w:r>
+    </w:p>
+    <w:p>
+      <w:pPr>
+        <w:rPr>
+          <w:sz w:val="24"/>
+          <w:szCs w:val="24"/>
+        </w:rPr>
+      </w:pPr>
+      <w:r>
+        <w:rPr>
+          <w:sz w:val="24"/>
+          <w:szCs w:val="24"/>
+        </w:rPr>
+        <w:t>        return f"{</w:t>
+      </w:r>
+      <w:proofErr w:type="spellStart"/>
+      <w:proofErr w:type="gramStart"/>
+      <w:r>
+        <w:rPr>
+          <w:sz w:val="24"/>
+          <w:szCs w:val="24"/>
+        </w:rPr>
+        <w:t>self.customer</w:t>
+      </w:r>
+      <w:proofErr w:type="gramEnd"/>
+      <w:r>
+        <w:rPr>
+          <w:sz w:val="24"/>
+          <w:szCs w:val="24"/>
+        </w:rPr>
+        <w:t>_name</w:t>
+      </w:r>
+      <w:proofErr w:type="spellEnd"/>
+      <w:r>
+        <w:rPr>
+          <w:sz w:val="24"/>
+          <w:szCs w:val="24"/>
+        </w:rPr>
+        <w:t>} ordered a {</w:t>
+      </w:r>
+      <w:proofErr w:type="spellStart"/>
+      <w:proofErr w:type="gramStart"/>
+      <w:r>
+        <w:rPr>
+          <w:sz w:val="24"/>
+          <w:szCs w:val="24"/>
+        </w:rPr>
+        <w:t>self.size</w:t>
+      </w:r>
+      <w:proofErr w:type="spellEnd"/>
+      <w:proofErr w:type="gramEnd"/>
+      <w:r>
+        <w:rPr>
+          <w:sz w:val="24"/>
+          <w:szCs w:val="24"/>
+        </w:rPr>
+        <w:t>} {</w:t>
+      </w:r>
+      <w:proofErr w:type="spellStart"/>
+      <w:proofErr w:type="gramStart"/>
+      <w:r>
+        <w:rPr>
+          <w:sz w:val="24"/>
+          <w:szCs w:val="24"/>
+        </w:rPr>
+        <w:t>self.drink</w:t>
+      </w:r>
+      <w:proofErr w:type="gramEnd"/>
+      <w:r>
+        <w:rPr>
+          <w:sz w:val="24"/>
+          <w:szCs w:val="24"/>
+        </w:rPr>
+        <w:t>_type</w:t>
+      </w:r>
+      <w:proofErr w:type="spellEnd"/>
+      <w:r>
+        <w:rPr>
+          <w:sz w:val="24"/>
+          <w:szCs w:val="24"/>
+        </w:rPr>
+        <w:t>}"</w:t>
+      </w:r>
+    </w:p>
+    <w:p>
+      <w:pPr>
+        <w:rPr>
+          <w:sz w:val="24"/>
+          <w:szCs w:val="24"/>
+        </w:rPr>
+      </w:pPr>
+      <w:r>
+        <w:rPr>
+          <w:sz w:val="24"/>
+          <w:szCs w:val="24"/>
+        </w:rPr>
+        <w:t>    #private method</w:t>
+      </w:r>
+    </w:p>
+    <w:p>
+      <w:pPr>
+        <w:rPr>
+          <w:sz w:val="24"/>
+          <w:szCs w:val="24"/>
+        </w:rPr>
+      </w:pPr>
+      <w:r>
+        <w:rPr>
+          <w:sz w:val="24"/>
+          <w:szCs w:val="24"/>
+        </w:rPr>
+        <w:t>    def __</w:t>
+      </w:r>
+      <w:proofErr w:type="spellStart"/>
+      <w:r>
+        <w:rPr>
+          <w:sz w:val="24"/>
+          <w:szCs w:val="24"/>
+        </w:rPr>
+        <w:t>calculate_price</w:t>
+      </w:r>
+      <w:proofErr w:type="spellEnd"/>
+      <w:r>
+        <w:rPr>
+          <w:sz w:val="24"/>
+          <w:szCs w:val="24"/>
+        </w:rPr>
+        <w:t>(self):</w:t>
+      </w:r>
+    </w:p>
+    <w:p>
+      <w:pPr>
+        <w:rPr>
+          <w:sz w:val="24"/>
+          <w:szCs w:val="24"/>
+        </w:rPr>
+      </w:pPr>
+      <w:r>
+        <w:rPr>
+          <w:sz w:val="24"/>
+          <w:szCs w:val="24"/>
+        </w:rPr>
+        <w:t xml:space="preserve">        return </w:t>
+      </w:r>
+      <w:proofErr w:type="spellStart"/>
+      <w:r>
+        <w:rPr>
+          <w:sz w:val="24"/>
+          <w:szCs w:val="24"/>
+        </w:rPr>
+        <w:t>f"total</w:t>
+      </w:r>
+      <w:proofErr w:type="spellEnd"/>
+      <w:r>
+        <w:rPr>
+          <w:sz w:val="24"/>
+          <w:szCs w:val="24"/>
+        </w:rPr>
+        <w:t xml:space="preserve"> </w:t>
+      </w:r>
+      <w:proofErr w:type="gramStart"/>
+      <w:r>
+        <w:rPr>
+          <w:sz w:val="24"/>
+          <w:szCs w:val="24"/>
+        </w:rPr>
+        <w:t>price:$</w:t>
+      </w:r>
+      <w:proofErr w:type="gramEnd"/>
+      <w:r>
+        <w:rPr>
+          <w:sz w:val="24"/>
+          <w:szCs w:val="24"/>
+        </w:rPr>
+        <w:t xml:space="preserve"> {</w:t>
+      </w:r>
+      <w:proofErr w:type="spellStart"/>
+      <w:proofErr w:type="gramStart"/>
+      <w:r>
+        <w:rPr>
+          <w:sz w:val="24"/>
+          <w:szCs w:val="24"/>
+        </w:rPr>
+        <w:t>self._</w:t>
+      </w:r>
+      <w:proofErr w:type="gramEnd"/>
+      <w:r>
+        <w:rPr>
+          <w:sz w:val="24"/>
+          <w:szCs w:val="24"/>
+        </w:rPr>
+        <w:t>_price</w:t>
+      </w:r>
+      <w:proofErr w:type="spellEnd"/>
+      <w:r>
+        <w:rPr>
+          <w:sz w:val="24"/>
+          <w:szCs w:val="24"/>
+        </w:rPr>
+        <w:t>}"</w:t>
+      </w:r>
+    </w:p>
+    <w:p>
+      <w:pPr>
+        <w:rPr>
+          <w:sz w:val="24"/>
+          <w:szCs w:val="24"/>
+        </w:rPr>
+      </w:pPr>
+      <w:r>
+        <w:rPr>
+          <w:sz w:val="24"/>
+          <w:szCs w:val="24"/>
+        </w:rPr>
+        <w:t xml:space="preserve">    #public </w:t>
+      </w:r>
+      <w:proofErr w:type="spellStart"/>
+      <w:r>
+        <w:rPr>
+          <w:sz w:val="24"/>
+          <w:szCs w:val="24"/>
+        </w:rPr>
+        <w:t>metgod</w:t>
+      </w:r>
+      <w:proofErr w:type="spellEnd"/>
+    </w:p>
+    <w:p>
+      <w:pPr>
+        <w:rPr>
+          <w:sz w:val="24"/>
+          <w:szCs w:val="24"/>
+        </w:rPr>
+      </w:pPr>
+      <w:r>
+        <w:rPr>
+          <w:sz w:val="24"/>
+          <w:szCs w:val="24"/>
+        </w:rPr>
+        <w:lastRenderedPageBreak/>
+        <w:t xml:space="preserve">    def </w:t>
+      </w:r>
+      <w:proofErr w:type="spellStart"/>
+      <w:r>
+        <w:rPr>
+          <w:sz w:val="24"/>
+          <w:szCs w:val="24"/>
+        </w:rPr>
+        <w:t>get_price</w:t>
+      </w:r>
+      <w:proofErr w:type="spellEnd"/>
+      <w:r>
+        <w:rPr>
+          <w:sz w:val="24"/>
+          <w:szCs w:val="24"/>
+        </w:rPr>
+        <w:t>(self):</w:t>
+      </w:r>
+    </w:p>
+    <w:p>
+      <w:pPr>
+        <w:rPr>
+          <w:sz w:val="24"/>
+          <w:szCs w:val="24"/>
+        </w:rPr>
+      </w:pPr>
+      <w:r>
+        <w:rPr>
+          <w:sz w:val="24"/>
+          <w:szCs w:val="24"/>
+        </w:rPr>
+        <w:t xml:space="preserve">        return </w:t>
+      </w:r>
+      <w:proofErr w:type="gramStart"/>
+      <w:r>
+        <w:rPr>
+          <w:sz w:val="24"/>
+          <w:szCs w:val="24"/>
+        </w:rPr>
+        <w:t>self._</w:t>
+      </w:r>
+      <w:proofErr w:type="gramEnd"/>
+      <w:r>
+        <w:rPr>
+          <w:sz w:val="24"/>
+          <w:szCs w:val="24"/>
+        </w:rPr>
+        <w:t>_</w:t>
+      </w:r>
+      <w:proofErr w:type="spellStart"/>
+      <w:r>
+        <w:rPr>
+          <w:sz w:val="24"/>
+          <w:szCs w:val="24"/>
+        </w:rPr>
+        <w:t>calculate_</w:t>
+      </w:r>
+      <w:proofErr w:type="gramStart"/>
+      <w:r>
+        <w:rPr>
+          <w:sz w:val="24"/>
+          <w:szCs w:val="24"/>
+        </w:rPr>
+        <w:t>price</w:t>
+      </w:r>
+      <w:proofErr w:type="spellEnd"/>
+      <w:r>
+        <w:rPr>
+          <w:sz w:val="24"/>
+          <w:szCs w:val="24"/>
+        </w:rPr>
+        <w:t>(</w:t>
+      </w:r>
+      <w:proofErr w:type="gramEnd"/>
+      <w:r>
+        <w:rPr>
+          <w:sz w:val="24"/>
+          <w:szCs w:val="24"/>
+        </w:rPr>
+        <w:t>)</w:t>
+      </w:r>
+    </w:p>
+    <w:p>
+      <w:pPr>
+        <w:rPr>
+          <w:sz w:val="24"/>
+          <w:szCs w:val="24"/>
+        </w:rPr>
+      </w:pPr>
+    </w:p>
+    <w:p>
+      <w:pPr>
+        <w:rPr>
+          <w:sz w:val="24"/>
+          <w:szCs w:val="24"/>
+        </w:rPr>
+      </w:pPr>
+      <w:r>
+        <w:rPr>
+          <w:sz w:val="24"/>
+          <w:szCs w:val="24"/>
+        </w:rPr>
+        <w:t>order=</w:t>
+      </w:r>
+      <w:proofErr w:type="spellStart"/>
+      <w:r>
+        <w:rPr>
+          <w:sz w:val="24"/>
+          <w:szCs w:val="24"/>
+        </w:rPr>
+        <w:t>coffeeOrder</w:t>
+      </w:r>
+      <w:proofErr w:type="spellEnd"/>
+      <w:r>
+        <w:rPr>
+          <w:sz w:val="24"/>
+          <w:szCs w:val="24"/>
+        </w:rPr>
+        <w:t>("</w:t>
+      </w:r>
+      <w:proofErr w:type="spellStart"/>
+      <w:r>
+        <w:rPr>
+          <w:sz w:val="24"/>
+          <w:szCs w:val="24"/>
+        </w:rPr>
+        <w:t>Raj","Latte","Large</w:t>
+      </w:r>
+      <w:proofErr w:type="spellEnd"/>
+      <w:r>
+        <w:rPr>
+          <w:sz w:val="24"/>
+          <w:szCs w:val="24"/>
+        </w:rPr>
+        <w:t>")</w:t>
+      </w:r>
+    </w:p>
+    <w:p>
+      <w:pPr>
+        <w:rPr>
+          <w:sz w:val="24"/>
+          <w:szCs w:val="24"/>
+        </w:rPr>
+      </w:pPr>
+      <w:r>
+        <w:rPr>
+          <w:sz w:val="24"/>
+          <w:szCs w:val="24"/>
+        </w:rPr>
+        <w:t xml:space="preserve">#Access public </w:t>
+      </w:r>
+      <w:proofErr w:type="spellStart"/>
+      <w:r>
+        <w:rPr>
+          <w:sz w:val="24"/>
+          <w:szCs w:val="24"/>
+        </w:rPr>
+        <w:t>attributre</w:t>
+      </w:r>
+      <w:proofErr w:type="spellEnd"/>
+    </w:p>
+    <w:p>
+      <w:pPr>
+        <w:rPr>
+          <w:sz w:val="24"/>
+          <w:szCs w:val="24"/>
+        </w:rPr>
+      </w:pPr>
+      <w:r>
+        <w:rPr>
+          <w:sz w:val="24"/>
+          <w:szCs w:val="24"/>
+        </w:rPr>
+        <w:t>print(</w:t>
+      </w:r>
+      <w:proofErr w:type="spellStart"/>
+      <w:proofErr w:type="gramStart"/>
+      <w:r>
+        <w:rPr>
+          <w:sz w:val="24"/>
+          <w:szCs w:val="24"/>
+        </w:rPr>
+        <w:t>order.customer</w:t>
+      </w:r>
+      <w:proofErr w:type="gramEnd"/>
+      <w:r>
+        <w:rPr>
+          <w:sz w:val="24"/>
+          <w:szCs w:val="24"/>
+        </w:rPr>
+        <w:t>_name</w:t>
+      </w:r>
+      <w:proofErr w:type="spellEnd"/>
+      <w:r>
+        <w:rPr>
+          <w:sz w:val="24"/>
+          <w:szCs w:val="24"/>
+        </w:rPr>
+        <w:t>)</w:t>
+      </w:r>
+    </w:p>
+    <w:p>
+      <w:pPr>
+        <w:rPr>
+          <w:sz w:val="24"/>
+          <w:szCs w:val="24"/>
+        </w:rPr>
+      </w:pPr>
+      <w:r>
+        <w:rPr>
+          <w:sz w:val="24"/>
+          <w:szCs w:val="24"/>
+        </w:rPr>
+        <w:t>print(</w:t>
+      </w:r>
+      <w:proofErr w:type="spellStart"/>
+      <w:r>
+        <w:rPr>
+          <w:sz w:val="24"/>
+          <w:szCs w:val="24"/>
+        </w:rPr>
+        <w:t>order.get_order_</w:t>
+      </w:r>
+      <w:proofErr w:type="gramStart"/>
+      <w:r>
+        <w:rPr>
+          <w:sz w:val="24"/>
+          <w:szCs w:val="24"/>
+        </w:rPr>
+        <w:t>summary</w:t>
+      </w:r>
+      <w:proofErr w:type="spellEnd"/>
+      <w:r>
+        <w:rPr>
+          <w:sz w:val="24"/>
+          <w:szCs w:val="24"/>
+        </w:rPr>
+        <w:t>(</w:t>
+      </w:r>
+      <w:proofErr w:type="gramEnd"/>
+      <w:r>
+        <w:rPr>
+          <w:sz w:val="24"/>
+          <w:szCs w:val="24"/>
+        </w:rPr>
+        <w:t>))</w:t>
+      </w:r>
+    </w:p>
+    <w:p>
+      <w:pPr>
+        <w:rPr>
+          <w:sz w:val="24"/>
+          <w:szCs w:val="24"/>
+        </w:rPr>
+      </w:pPr>
+      <w:r>
+        <w:rPr>
+          <w:sz w:val="24"/>
+          <w:szCs w:val="24"/>
+        </w:rPr>
+        <w:t>print(</w:t>
+      </w:r>
+      <w:proofErr w:type="spellStart"/>
+      <w:r>
+        <w:rPr>
+          <w:sz w:val="24"/>
+          <w:szCs w:val="24"/>
+        </w:rPr>
+        <w:t>order.get_</w:t>
+      </w:r>
+      <w:proofErr w:type="gramStart"/>
+      <w:r>
+        <w:rPr>
+          <w:sz w:val="24"/>
+          <w:szCs w:val="24"/>
+        </w:rPr>
+        <w:t>price</w:t>
+      </w:r>
+      <w:proofErr w:type="spellEnd"/>
+      <w:r>
+        <w:rPr>
+          <w:sz w:val="24"/>
+          <w:szCs w:val="24"/>
+        </w:rPr>
+        <w:t>(</w:t>
+      </w:r>
+      <w:proofErr w:type="gramEnd"/>
+      <w:r>
+        <w:rPr>
+          <w:sz w:val="24"/>
+          <w:szCs w:val="24"/>
+        </w:rPr>
+        <w:t>))</w:t>
+      </w:r>
+    </w:p>
+    <w:p>
+      <w:pPr>
+        <w:rPr>
+          <w:sz w:val="24"/>
+          <w:szCs w:val="24"/>
+        </w:rPr>
+      </w:pPr>
+    </w:p>
+    <w:p>
+      <w:pPr>
+        <w:rPr>
+          <w:sz w:val="24"/>
+          <w:szCs w:val="24"/>
+        </w:rPr>
+      </w:pPr>
+      <w:r>
+        <w:rPr>
+          <w:sz w:val="24"/>
+          <w:szCs w:val="24"/>
+        </w:rPr>
+        <w:t xml:space="preserve">#Access private </w:t>
+      </w:r>
+      <w:proofErr w:type="spellStart"/>
+      <w:proofErr w:type="gramStart"/>
+      <w:r>
+        <w:rPr>
+          <w:sz w:val="24"/>
+          <w:szCs w:val="24"/>
+        </w:rPr>
+        <w:t>attribute:if</w:t>
+      </w:r>
+      <w:proofErr w:type="spellEnd"/>
+      <w:proofErr w:type="gramEnd"/>
+      <w:r>
+        <w:rPr>
+          <w:sz w:val="24"/>
+          <w:szCs w:val="24"/>
+        </w:rPr>
+        <w:t xml:space="preserve"> run will display error for it</w:t>
+      </w:r>
+    </w:p>
+    <w:p>
+      <w:pPr>
+        <w:rPr>
+          <w:sz w:val="24"/>
+          <w:szCs w:val="24"/>
+        </w:rPr>
+      </w:pPr>
+      <w:r>
+        <w:rPr>
+          <w:sz w:val="24"/>
+          <w:szCs w:val="24"/>
+        </w:rPr>
+        <w:t>#print(</w:t>
+      </w:r>
+      <w:proofErr w:type="gramStart"/>
+      <w:r>
+        <w:rPr>
+          <w:sz w:val="24"/>
+          <w:szCs w:val="24"/>
+        </w:rPr>
+        <w:t>order._</w:t>
+      </w:r>
+      <w:proofErr w:type="gramEnd"/>
+      <w:r>
+        <w:rPr>
+          <w:sz w:val="24"/>
+          <w:szCs w:val="24"/>
+        </w:rPr>
+        <w:t>_price)</w:t>
+      </w:r>
+    </w:p>
+    <w:p>
+      <w:pPr>
+        <w:rPr>
+          <w:sz w:val="24"/>
+          <w:szCs w:val="24"/>
+        </w:rPr>
+      </w:pPr>
+      <w:r>
+        <w:rPr>
+          <w:sz w:val="24"/>
+          <w:szCs w:val="24"/>
+        </w:rPr>
+        <w:t>#print(</w:t>
+      </w:r>
+      <w:proofErr w:type="gramStart"/>
+      <w:r>
+        <w:rPr>
+          <w:sz w:val="24"/>
+          <w:szCs w:val="24"/>
+        </w:rPr>
+        <w:t>order._</w:t>
+      </w:r>
+      <w:proofErr w:type="gramEnd"/>
+      <w:r>
+        <w:rPr>
+          <w:sz w:val="24"/>
+          <w:szCs w:val="24"/>
+        </w:rPr>
+        <w:t>_calculate_</w:t>
+      </w:r>
+      <w:proofErr w:type="gramStart"/>
+      <w:r>
+        <w:rPr>
+          <w:sz w:val="24"/>
+          <w:szCs w:val="24"/>
+        </w:rPr>
+        <w:t>price(</w:t>
+      </w:r>
+      <w:proofErr w:type="gramEnd"/>
+      <w:r>
+        <w:rPr>
+          <w:sz w:val="24"/>
+          <w:szCs w:val="24"/>
+        </w:rPr>
+        <w:t>))</w:t>
+      </w:r>
+    </w:p>
+    <w:p>
+      <w:pPr>
+        <w:rPr>
+          <w:sz w:val="24"/>
+          <w:szCs w:val="24"/>
+        </w:rPr>
+      </w:pPr>
+    </w:p>
+    <w:p>
+      <w:pPr>
+        <w:rPr>
+          <w:b/>
+          <w:bCs/>
+          <w:sz w:val="24"/>
+          <w:szCs w:val="24"/>
+        </w:rPr>
+      </w:pPr>
+      <w:r>
+        <w:rPr>
+          <w:b/>
+          <w:bCs/>
+          <w:sz w:val="24"/>
+          <w:szCs w:val="24"/>
+        </w:rPr>
+        <w:t>Output:</w:t>
+      </w:r>
+    </w:p>
+    <w:p>
+      <w:pPr>
+        <w:rPr>
+          <w:sz w:val="24"/>
+          <w:szCs w:val="24"/>
+        </w:rPr>
+      </w:pPr>
+      <w:r>
+        <w:rPr>
+          <w:sz w:val="24"/>
+          <w:szCs w:val="24"/>
+        </w:rPr>
+        <w:t>Raj</w:t>
+      </w:r>
+    </w:p>
+    <w:p>
+      <w:pPr>
+        <w:rPr>
+          <w:sz w:val="24"/>
+          <w:szCs w:val="24"/>
+        </w:rPr>
+      </w:pPr>
+      <w:r>
+        <w:rPr>
+          <w:sz w:val="24"/>
+          <w:szCs w:val="24"/>
+        </w:rPr>
+        <w:t>Raj ordered a Large Latte</w:t>
+      </w:r>
+    </w:p>
+    <w:p>
+      <w:pPr>
+        <w:rPr>
+          <w:sz w:val="24"/>
+          <w:szCs w:val="24"/>
+        </w:rPr>
+      </w:pPr>
+      <w:r>
+        <w:rPr>
+          <w:sz w:val="24"/>
+          <w:szCs w:val="24"/>
+        </w:rPr>
+        <w:t xml:space="preserve">total </w:t>
+      </w:r>
+      <w:proofErr w:type="gramStart"/>
+      <w:r>
+        <w:rPr>
+          <w:sz w:val="24"/>
+          <w:szCs w:val="24"/>
+        </w:rPr>
+        <w:t>price:$</w:t>
+      </w:r>
+      <w:proofErr w:type="gramEnd"/>
+      <w:r>
+        <w:rPr>
+          <w:sz w:val="24"/>
+          <w:szCs w:val="24"/>
+        </w:rPr>
+        <w:t xml:space="preserve"> 5.0</w:t>
+      </w:r>
+    </w:p>
+    <w:p>
+      <w:pPr>
+        <w:rPr>
+          <w:sz w:val="24"/>
+          <w:szCs w:val="24"/>
+        </w:rPr>
+      </w:pPr>
+    </w:p>
+    <w:p>
+      <w:pPr>
+        <w:rPr>
+          <w:b/>
+          <w:bCs/>
+          <w:sz w:val="28"/>
+          <w:szCs w:val="28"/>
+        </w:rPr>
+      </w:pPr>
+      <w:r>
+        <w:rPr>
+          <w:b/>
+          <w:bCs/>
+          <w:sz w:val="28"/>
+          <w:szCs w:val="28"/>
+        </w:rPr>
+        <w:t>Abstract</w:t>
+      </w:r>
+    </w:p>
+    <w:p>
+      <w:pPr>
+        <w:rPr>
+          <w:sz w:val="24"/>
+          <w:szCs w:val="24"/>
+        </w:rPr>
+      </w:pPr>
+      <w:r>
+        <w:rPr>
+          <w:sz w:val="24"/>
+          <w:szCs w:val="24"/>
+        </w:rPr>
+        <w:t xml:space="preserve">class </w:t>
+      </w:r>
+      <w:proofErr w:type="spellStart"/>
+      <w:r>
+        <w:rPr>
+          <w:sz w:val="24"/>
+          <w:szCs w:val="24"/>
+        </w:rPr>
+        <w:t>coffeeOrder</w:t>
+      </w:r>
+      <w:proofErr w:type="spellEnd"/>
+      <w:r>
+        <w:rPr>
+          <w:sz w:val="24"/>
+          <w:szCs w:val="24"/>
+        </w:rPr>
+        <w:t>:</w:t>
+      </w:r>
+    </w:p>
+    <w:p>
+      <w:pPr>
+        <w:rPr>
+          <w:sz w:val="24"/>
+          <w:szCs w:val="24"/>
+        </w:rPr>
+      </w:pPr>
+      <w:r>
+        <w:rPr>
+          <w:sz w:val="24"/>
+          <w:szCs w:val="24"/>
+        </w:rPr>
+        <w:t>    def __</w:t>
+      </w:r>
+      <w:proofErr w:type="spellStart"/>
+      <w:r>
+        <w:rPr>
+          <w:sz w:val="24"/>
+          <w:szCs w:val="24"/>
+        </w:rPr>
+        <w:t>init</w:t>
+      </w:r>
+      <w:proofErr w:type="spellEnd"/>
+      <w:r>
+        <w:rPr>
+          <w:sz w:val="24"/>
+          <w:szCs w:val="24"/>
+        </w:rPr>
+        <w:t>__(</w:t>
+      </w:r>
+      <w:proofErr w:type="spellStart"/>
+      <w:proofErr w:type="gramStart"/>
+      <w:r>
+        <w:rPr>
+          <w:sz w:val="24"/>
+          <w:szCs w:val="24"/>
+        </w:rPr>
+        <w:t>self,customer</w:t>
+      </w:r>
+      <w:proofErr w:type="gramEnd"/>
+      <w:r>
+        <w:rPr>
+          <w:sz w:val="24"/>
+          <w:szCs w:val="24"/>
+        </w:rPr>
+        <w:t>_</w:t>
+      </w:r>
+      <w:proofErr w:type="gramStart"/>
+      <w:r>
+        <w:rPr>
+          <w:sz w:val="24"/>
+          <w:szCs w:val="24"/>
+        </w:rPr>
+        <w:t>name,drink</w:t>
+      </w:r>
+      <w:proofErr w:type="gramEnd"/>
+      <w:r>
+        <w:rPr>
+          <w:sz w:val="24"/>
+          <w:szCs w:val="24"/>
+        </w:rPr>
+        <w:t>_</w:t>
+      </w:r>
+      <w:proofErr w:type="gramStart"/>
+      <w:r>
+        <w:rPr>
+          <w:sz w:val="24"/>
+          <w:szCs w:val="24"/>
+        </w:rPr>
+        <w:t>type,size</w:t>
+      </w:r>
+      <w:proofErr w:type="spellEnd"/>
+      <w:proofErr w:type="gramEnd"/>
+      <w:r>
+        <w:rPr>
+          <w:sz w:val="24"/>
+          <w:szCs w:val="24"/>
+        </w:rPr>
+        <w:t>):</w:t>
+      </w:r>
+    </w:p>
+    <w:p>
+      <w:pPr>
+        <w:rPr>
+          <w:sz w:val="24"/>
+          <w:szCs w:val="24"/>
+        </w:rPr>
+      </w:pPr>
+      <w:r>
+        <w:rPr>
+          <w:sz w:val="24"/>
+          <w:szCs w:val="24"/>
+        </w:rPr>
+        <w:t xml:space="preserve">        </w:t>
+      </w:r>
+      <w:proofErr w:type="spellStart"/>
+      <w:proofErr w:type="gramStart"/>
+      <w:r>
+        <w:rPr>
+          <w:sz w:val="24"/>
+          <w:szCs w:val="24"/>
+        </w:rPr>
+        <w:t>self.customer</w:t>
+      </w:r>
+      <w:proofErr w:type="gramEnd"/>
+      <w:r>
+        <w:rPr>
+          <w:sz w:val="24"/>
+          <w:szCs w:val="24"/>
+        </w:rPr>
+        <w:t>_name</w:t>
+      </w:r>
+      <w:proofErr w:type="spellEnd"/>
+      <w:r>
+        <w:rPr>
+          <w:sz w:val="24"/>
+          <w:szCs w:val="24"/>
+        </w:rPr>
+        <w:t>=</w:t>
+      </w:r>
+      <w:proofErr w:type="spellStart"/>
+      <w:r>
+        <w:rPr>
+          <w:sz w:val="24"/>
+          <w:szCs w:val="24"/>
+        </w:rPr>
+        <w:t>customer_name</w:t>
+      </w:r>
+      <w:proofErr w:type="spellEnd"/>
+      <w:r>
+        <w:rPr>
+          <w:sz w:val="24"/>
+          <w:szCs w:val="24"/>
+        </w:rPr>
+        <w:t xml:space="preserve">               #public attribute</w:t>
+      </w:r>
+    </w:p>
+    <w:p>
+      <w:pPr>
+        <w:rPr>
+          <w:sz w:val="24"/>
+          <w:szCs w:val="24"/>
+        </w:rPr>
+      </w:pPr>
+      <w:r>
+        <w:rPr>
+          <w:sz w:val="24"/>
+          <w:szCs w:val="24"/>
+        </w:rPr>
+        <w:t xml:space="preserve">        </w:t>
+      </w:r>
+      <w:proofErr w:type="spellStart"/>
+      <w:proofErr w:type="gramStart"/>
+      <w:r>
+        <w:rPr>
+          <w:sz w:val="24"/>
+          <w:szCs w:val="24"/>
+        </w:rPr>
+        <w:t>self.drink</w:t>
+      </w:r>
+      <w:proofErr w:type="gramEnd"/>
+      <w:r>
+        <w:rPr>
+          <w:sz w:val="24"/>
+          <w:szCs w:val="24"/>
+        </w:rPr>
+        <w:t>_type</w:t>
+      </w:r>
+      <w:proofErr w:type="spellEnd"/>
+      <w:r>
+        <w:rPr>
+          <w:sz w:val="24"/>
+          <w:szCs w:val="24"/>
+        </w:rPr>
+        <w:t>=</w:t>
+      </w:r>
+      <w:proofErr w:type="spellStart"/>
+      <w:r>
+        <w:rPr>
+          <w:sz w:val="24"/>
+          <w:szCs w:val="24"/>
+        </w:rPr>
+        <w:t>drink_type</w:t>
+      </w:r>
+      <w:proofErr w:type="spellEnd"/>
+      <w:r>
+        <w:rPr>
+          <w:sz w:val="24"/>
+          <w:szCs w:val="24"/>
+        </w:rPr>
+        <w:t xml:space="preserve">                     #public attribute</w:t>
+      </w:r>
+    </w:p>
+    <w:p>
+      <w:pPr>
+        <w:rPr>
+          <w:sz w:val="24"/>
+          <w:szCs w:val="24"/>
+        </w:rPr>
+      </w:pPr>
+      <w:r>
+        <w:rPr>
+          <w:sz w:val="24"/>
+          <w:szCs w:val="24"/>
+        </w:rPr>
+        <w:t xml:space="preserve">        </w:t>
+      </w:r>
+      <w:proofErr w:type="spellStart"/>
+      <w:proofErr w:type="gramStart"/>
+      <w:r>
+        <w:rPr>
+          <w:sz w:val="24"/>
+          <w:szCs w:val="24"/>
+        </w:rPr>
+        <w:t>self.size</w:t>
+      </w:r>
+      <w:proofErr w:type="spellEnd"/>
+      <w:proofErr w:type="gramEnd"/>
+      <w:r>
+        <w:rPr>
+          <w:sz w:val="24"/>
+          <w:szCs w:val="24"/>
+        </w:rPr>
+        <w:t>=size                                 #public attribute</w:t>
+      </w:r>
+    </w:p>
+    <w:p>
+      <w:pPr>
+        <w:rPr>
+          <w:sz w:val="24"/>
+          <w:szCs w:val="24"/>
+        </w:rPr>
+      </w:pPr>
+      <w:r>
+        <w:rPr>
+          <w:sz w:val="24"/>
+          <w:szCs w:val="24"/>
+        </w:rPr>
+        <w:t xml:space="preserve">        </w:t>
+      </w:r>
+      <w:proofErr w:type="spellStart"/>
+      <w:proofErr w:type="gramStart"/>
+      <w:r>
+        <w:rPr>
+          <w:sz w:val="24"/>
+          <w:szCs w:val="24"/>
+        </w:rPr>
+        <w:t>self._</w:t>
+      </w:r>
+      <w:proofErr w:type="gramEnd"/>
+      <w:r>
+        <w:rPr>
+          <w:sz w:val="24"/>
+          <w:szCs w:val="24"/>
+        </w:rPr>
+        <w:t>_price</w:t>
+      </w:r>
+      <w:proofErr w:type="spellEnd"/>
+      <w:r>
+        <w:rPr>
+          <w:sz w:val="24"/>
+          <w:szCs w:val="24"/>
+        </w:rPr>
+        <w:t>=5.0                                   #private attribute(hidden)</w:t>
+      </w:r>
+    </w:p>
+    <w:p>
+      <w:pPr>
+        <w:rPr>
+          <w:sz w:val="24"/>
+          <w:szCs w:val="24"/>
+        </w:rPr>
+      </w:pPr>
+      <w:r>
+        <w:rPr>
+          <w:sz w:val="24"/>
+          <w:szCs w:val="24"/>
+        </w:rPr>
+        <w:t>    #public method</w:t>
+      </w:r>
+    </w:p>
+    <w:p>
+      <w:pPr>
+        <w:rPr>
+          <w:sz w:val="24"/>
+          <w:szCs w:val="24"/>
+        </w:rPr>
+      </w:pPr>
+      <w:r>
+        <w:rPr>
+          <w:sz w:val="24"/>
+          <w:szCs w:val="24"/>
+        </w:rPr>
+        <w:t xml:space="preserve">    def </w:t>
+      </w:r>
+      <w:proofErr w:type="spellStart"/>
+      <w:r>
+        <w:rPr>
+          <w:sz w:val="24"/>
+          <w:szCs w:val="24"/>
+        </w:rPr>
+        <w:t>get_order_summary</w:t>
+      </w:r>
+      <w:proofErr w:type="spellEnd"/>
+      <w:r>
+        <w:rPr>
+          <w:sz w:val="24"/>
+          <w:szCs w:val="24"/>
+        </w:rPr>
+        <w:t>(self):</w:t>
+      </w:r>
+    </w:p>
+    <w:p>
+      <w:pPr>
+        <w:rPr>
+          <w:sz w:val="24"/>
+          <w:szCs w:val="24"/>
+        </w:rPr>
+      </w:pPr>
+      <w:r>
+        <w:rPr>
+          <w:sz w:val="24"/>
+          <w:szCs w:val="24"/>
+        </w:rPr>
+        <w:t>        return f"{</w:t>
+      </w:r>
+      <w:proofErr w:type="spellStart"/>
+      <w:proofErr w:type="gramStart"/>
+      <w:r>
+        <w:rPr>
+          <w:sz w:val="24"/>
+          <w:szCs w:val="24"/>
+        </w:rPr>
+        <w:t>self.customer</w:t>
+      </w:r>
+      <w:proofErr w:type="gramEnd"/>
+      <w:r>
+        <w:rPr>
+          <w:sz w:val="24"/>
+          <w:szCs w:val="24"/>
+        </w:rPr>
+        <w:t>_name</w:t>
+      </w:r>
+      <w:proofErr w:type="spellEnd"/>
+      <w:r>
+        <w:rPr>
+          <w:sz w:val="24"/>
+          <w:szCs w:val="24"/>
+        </w:rPr>
+        <w:t>} ordered a {</w:t>
+      </w:r>
+      <w:proofErr w:type="spellStart"/>
+      <w:proofErr w:type="gramStart"/>
+      <w:r>
+        <w:rPr>
+          <w:sz w:val="24"/>
+          <w:szCs w:val="24"/>
+        </w:rPr>
+        <w:t>self.size</w:t>
+      </w:r>
+      <w:proofErr w:type="spellEnd"/>
+      <w:proofErr w:type="gramEnd"/>
+      <w:r>
+        <w:rPr>
+          <w:sz w:val="24"/>
+          <w:szCs w:val="24"/>
+        </w:rPr>
+        <w:t>} {</w:t>
+      </w:r>
+      <w:proofErr w:type="spellStart"/>
+      <w:proofErr w:type="gramStart"/>
+      <w:r>
+        <w:rPr>
+          <w:sz w:val="24"/>
+          <w:szCs w:val="24"/>
+        </w:rPr>
+        <w:t>self.drink</w:t>
+      </w:r>
+      <w:proofErr w:type="gramEnd"/>
+      <w:r>
+        <w:rPr>
+          <w:sz w:val="24"/>
+          <w:szCs w:val="24"/>
+        </w:rPr>
+        <w:t>_type</w:t>
+      </w:r>
+      <w:proofErr w:type="spellEnd"/>
+      <w:r>
+        <w:rPr>
+          <w:sz w:val="24"/>
+          <w:szCs w:val="24"/>
+        </w:rPr>
+        <w:t>}"</w:t>
+      </w:r>
+    </w:p>
+    <w:p>
+      <w:pPr>
+        <w:rPr>
+          <w:sz w:val="24"/>
+          <w:szCs w:val="24"/>
+        </w:rPr>
+      </w:pPr>
+      <w:r>
+        <w:rPr>
+          <w:sz w:val="24"/>
+          <w:szCs w:val="24"/>
+        </w:rPr>
+        <w:t>    #private method</w:t>
+      </w:r>
+    </w:p>
+    <w:p>
+      <w:pPr>
+        <w:rPr>
+          <w:sz w:val="24"/>
+          <w:szCs w:val="24"/>
+        </w:rPr>
+      </w:pPr>
+      <w:r>
+        <w:rPr>
+          <w:sz w:val="24"/>
+          <w:szCs w:val="24"/>
+        </w:rPr>
+        <w:lastRenderedPageBreak/>
+        <w:t>    def __</w:t>
+      </w:r>
+      <w:proofErr w:type="spellStart"/>
+      <w:r>
+        <w:rPr>
+          <w:sz w:val="24"/>
+          <w:szCs w:val="24"/>
+        </w:rPr>
+        <w:t>calculate_price</w:t>
+      </w:r>
+      <w:proofErr w:type="spellEnd"/>
+      <w:r>
+        <w:rPr>
+          <w:sz w:val="24"/>
+          <w:szCs w:val="24"/>
+        </w:rPr>
+        <w:t>(self):</w:t>
+      </w:r>
+    </w:p>
+    <w:p>
+      <w:pPr>
+        <w:rPr>
+          <w:sz w:val="24"/>
+          <w:szCs w:val="24"/>
+        </w:rPr>
+      </w:pPr>
+      <w:r>
+        <w:rPr>
+          <w:sz w:val="24"/>
+          <w:szCs w:val="24"/>
+        </w:rPr>
+        <w:t xml:space="preserve">        return </w:t>
+      </w:r>
+      <w:proofErr w:type="spellStart"/>
+      <w:r>
+        <w:rPr>
+          <w:sz w:val="24"/>
+          <w:szCs w:val="24"/>
+        </w:rPr>
+        <w:t>f"total</w:t>
+      </w:r>
+      <w:proofErr w:type="spellEnd"/>
+      <w:r>
+        <w:rPr>
+          <w:sz w:val="24"/>
+          <w:szCs w:val="24"/>
+        </w:rPr>
+        <w:t xml:space="preserve"> </w:t>
+      </w:r>
+      <w:proofErr w:type="gramStart"/>
+      <w:r>
+        <w:rPr>
+          <w:sz w:val="24"/>
+          <w:szCs w:val="24"/>
+        </w:rPr>
+        <w:t>price:$</w:t>
+      </w:r>
+      <w:proofErr w:type="gramEnd"/>
+      <w:r>
+        <w:rPr>
+          <w:sz w:val="24"/>
+          <w:szCs w:val="24"/>
+        </w:rPr>
+        <w:t xml:space="preserve"> {</w:t>
+      </w:r>
+      <w:proofErr w:type="spellStart"/>
+      <w:proofErr w:type="gramStart"/>
+      <w:r>
+        <w:rPr>
+          <w:sz w:val="24"/>
+          <w:szCs w:val="24"/>
+        </w:rPr>
+        <w:t>self._</w:t>
+      </w:r>
+      <w:proofErr w:type="gramEnd"/>
+      <w:r>
+        <w:rPr>
+          <w:sz w:val="24"/>
+          <w:szCs w:val="24"/>
+        </w:rPr>
+        <w:t>_price</w:t>
+      </w:r>
+      <w:proofErr w:type="spellEnd"/>
+      <w:r>
+        <w:rPr>
+          <w:sz w:val="24"/>
+          <w:szCs w:val="24"/>
+        </w:rPr>
+        <w:t>}"</w:t>
+      </w:r>
+    </w:p>
+    <w:p>
+      <w:pPr>
+        <w:rPr>
+          <w:sz w:val="24"/>
+          <w:szCs w:val="24"/>
+        </w:rPr>
+      </w:pPr>
+      <w:r>
+        <w:rPr>
+          <w:sz w:val="24"/>
+          <w:szCs w:val="24"/>
+        </w:rPr>
+        <w:t xml:space="preserve">    #public </w:t>
+      </w:r>
+      <w:proofErr w:type="spellStart"/>
+      <w:r>
+        <w:rPr>
+          <w:sz w:val="24"/>
+          <w:szCs w:val="24"/>
+        </w:rPr>
+        <w:t>metgod</w:t>
+      </w:r>
+      <w:proofErr w:type="spellEnd"/>
+    </w:p>
+    <w:p>
+      <w:pPr>
+        <w:rPr>
+          <w:sz w:val="24"/>
+          <w:szCs w:val="24"/>
+        </w:rPr>
+      </w:pPr>
+      <w:r>
+        <w:rPr>
+          <w:sz w:val="24"/>
+          <w:szCs w:val="24"/>
+        </w:rPr>
+        <w:t xml:space="preserve">    def </w:t>
+      </w:r>
+      <w:proofErr w:type="spellStart"/>
+      <w:r>
+        <w:rPr>
+          <w:sz w:val="24"/>
+          <w:szCs w:val="24"/>
+        </w:rPr>
+        <w:t>get_price</w:t>
+      </w:r>
+      <w:proofErr w:type="spellEnd"/>
+      <w:r>
+        <w:rPr>
+          <w:sz w:val="24"/>
+          <w:szCs w:val="24"/>
+        </w:rPr>
+        <w:t>(self):</w:t>
+      </w:r>
+    </w:p>
+    <w:p>
+      <w:pPr>
+        <w:rPr>
+          <w:sz w:val="24"/>
+          <w:szCs w:val="24"/>
+        </w:rPr>
+      </w:pPr>
+      <w:r>
+        <w:rPr>
+          <w:sz w:val="24"/>
+          <w:szCs w:val="24"/>
+        </w:rPr>
+        <w:t xml:space="preserve">        return </w:t>
+      </w:r>
+      <w:proofErr w:type="gramStart"/>
+      <w:r>
+        <w:rPr>
+          <w:sz w:val="24"/>
+          <w:szCs w:val="24"/>
+        </w:rPr>
+        <w:t>self._</w:t>
+      </w:r>
+      <w:proofErr w:type="gramEnd"/>
+      <w:r>
+        <w:rPr>
+          <w:sz w:val="24"/>
+          <w:szCs w:val="24"/>
+        </w:rPr>
+        <w:t>_</w:t>
+      </w:r>
+      <w:proofErr w:type="spellStart"/>
+      <w:r>
+        <w:rPr>
+          <w:sz w:val="24"/>
+          <w:szCs w:val="24"/>
+        </w:rPr>
+        <w:t>calculate_</w:t>
+      </w:r>
+      <w:proofErr w:type="gramStart"/>
+      <w:r>
+        <w:rPr>
+          <w:sz w:val="24"/>
+          <w:szCs w:val="24"/>
+        </w:rPr>
+        <w:t>price</w:t>
+      </w:r>
+      <w:proofErr w:type="spellEnd"/>
+      <w:r>
+        <w:rPr>
+          <w:sz w:val="24"/>
+          <w:szCs w:val="24"/>
+        </w:rPr>
+        <w:t>(</w:t>
+      </w:r>
+      <w:proofErr w:type="gramEnd"/>
+      <w:r>
+        <w:rPr>
+          <w:sz w:val="24"/>
+          <w:szCs w:val="24"/>
+        </w:rPr>
+        <w:t>)</w:t>
+      </w:r>
+    </w:p>
+    <w:p>
+      <w:pPr>
+        <w:rPr>
+          <w:sz w:val="24"/>
+          <w:szCs w:val="24"/>
+        </w:rPr>
+      </w:pPr>
+      <w:r>
+        <w:rPr>
+          <w:sz w:val="24"/>
+          <w:szCs w:val="24"/>
+        </w:rPr>
+        <w:t>    #private method to brew coffee</w:t>
+      </w:r>
+    </w:p>
+    <w:p>
+      <w:pPr>
+        <w:rPr>
+          <w:sz w:val="24"/>
+          <w:szCs w:val="24"/>
+        </w:rPr>
+      </w:pPr>
+      <w:r>
+        <w:rPr>
+          <w:sz w:val="24"/>
+          <w:szCs w:val="24"/>
+        </w:rPr>
+        <w:t>    def __brew(self):</w:t>
+      </w:r>
+    </w:p>
+    <w:p>
+      <w:pPr>
+        <w:rPr>
+          <w:sz w:val="24"/>
+          <w:szCs w:val="24"/>
+        </w:rPr>
+      </w:pPr>
+      <w:r>
+        <w:rPr>
+          <w:sz w:val="24"/>
+          <w:szCs w:val="24"/>
+        </w:rPr>
+        <w:t>        #step involve in brewing the coffee</w:t>
+      </w:r>
+    </w:p>
+    <w:p>
+      <w:pPr>
+        <w:rPr>
+          <w:sz w:val="24"/>
+          <w:szCs w:val="24"/>
+        </w:rPr>
+      </w:pPr>
+      <w:r>
+        <w:rPr>
+          <w:sz w:val="24"/>
+          <w:szCs w:val="24"/>
+        </w:rPr>
+        <w:t xml:space="preserve">        return </w:t>
+      </w:r>
+      <w:proofErr w:type="spellStart"/>
+      <w:r>
+        <w:rPr>
+          <w:sz w:val="24"/>
+          <w:szCs w:val="24"/>
+        </w:rPr>
+        <w:t>f"Brewing</w:t>
+      </w:r>
+      <w:proofErr w:type="spellEnd"/>
+      <w:r>
+        <w:rPr>
+          <w:sz w:val="24"/>
+          <w:szCs w:val="24"/>
+        </w:rPr>
+        <w:t xml:space="preserve"> a {</w:t>
+      </w:r>
+      <w:proofErr w:type="spellStart"/>
+      <w:proofErr w:type="gramStart"/>
+      <w:r>
+        <w:rPr>
+          <w:sz w:val="24"/>
+          <w:szCs w:val="24"/>
+        </w:rPr>
+        <w:t>self.size</w:t>
+      </w:r>
+      <w:proofErr w:type="spellEnd"/>
+      <w:proofErr w:type="gramEnd"/>
+      <w:r>
+        <w:rPr>
+          <w:sz w:val="24"/>
+          <w:szCs w:val="24"/>
+        </w:rPr>
+        <w:t>} for {</w:t>
+      </w:r>
+      <w:proofErr w:type="spellStart"/>
+      <w:proofErr w:type="gramStart"/>
+      <w:r>
+        <w:rPr>
+          <w:sz w:val="24"/>
+          <w:szCs w:val="24"/>
+        </w:rPr>
+        <w:t>self.customer</w:t>
+      </w:r>
+      <w:proofErr w:type="gramEnd"/>
+      <w:r>
+        <w:rPr>
+          <w:sz w:val="24"/>
+          <w:szCs w:val="24"/>
+        </w:rPr>
+        <w:t>_name</w:t>
+      </w:r>
+      <w:proofErr w:type="spellEnd"/>
+      <w:r>
+        <w:rPr>
+          <w:sz w:val="24"/>
+          <w:szCs w:val="24"/>
+        </w:rPr>
+        <w:t>}"</w:t>
+      </w:r>
+    </w:p>
+    <w:p>
+      <w:pPr>
+        <w:rPr>
+          <w:sz w:val="24"/>
+          <w:szCs w:val="24"/>
+        </w:rPr>
+      </w:pPr>
+    </w:p>
+    <w:p>
+      <w:pPr>
+        <w:rPr>
+          <w:sz w:val="24"/>
+          <w:szCs w:val="24"/>
+        </w:rPr>
+      </w:pPr>
+      <w:r>
+        <w:rPr>
+          <w:sz w:val="24"/>
+          <w:szCs w:val="24"/>
+        </w:rPr>
+        <w:t>    #public method</w:t>
+      </w:r>
+    </w:p>
+    <w:p>
+      <w:pPr>
+        <w:rPr>
+          <w:sz w:val="24"/>
+          <w:szCs w:val="24"/>
+        </w:rPr>
+      </w:pPr>
+      <w:r>
+        <w:rPr>
+          <w:sz w:val="24"/>
+          <w:szCs w:val="24"/>
+        </w:rPr>
+        <w:t xml:space="preserve">    def </w:t>
+      </w:r>
+      <w:proofErr w:type="spellStart"/>
+      <w:r>
+        <w:rPr>
+          <w:sz w:val="24"/>
+          <w:szCs w:val="24"/>
+        </w:rPr>
+        <w:t>make_coffee</w:t>
+      </w:r>
+      <w:proofErr w:type="spellEnd"/>
+      <w:r>
+        <w:rPr>
+          <w:sz w:val="24"/>
+          <w:szCs w:val="24"/>
+        </w:rPr>
+        <w:t>(self):</w:t>
+      </w:r>
+    </w:p>
+    <w:p>
+      <w:pPr>
+        <w:rPr>
+          <w:sz w:val="24"/>
+          <w:szCs w:val="24"/>
+        </w:rPr>
+      </w:pPr>
+      <w:r>
+        <w:rPr>
+          <w:sz w:val="24"/>
+          <w:szCs w:val="24"/>
+        </w:rPr>
+        <w:t xml:space="preserve">        </w:t>
+      </w:r>
+      <w:proofErr w:type="gramStart"/>
+      <w:r>
+        <w:rPr>
+          <w:sz w:val="24"/>
+          <w:szCs w:val="24"/>
+        </w:rPr>
+        <w:t>print(</w:t>
+      </w:r>
+      <w:proofErr w:type="spellStart"/>
+      <w:proofErr w:type="gramEnd"/>
+      <w:r>
+        <w:rPr>
+          <w:sz w:val="24"/>
+          <w:szCs w:val="24"/>
+        </w:rPr>
+        <w:t>f"Placed</w:t>
+      </w:r>
+      <w:proofErr w:type="spellEnd"/>
+      <w:r>
+        <w:rPr>
+          <w:sz w:val="24"/>
+          <w:szCs w:val="24"/>
+        </w:rPr>
+        <w:t xml:space="preserve"> order by {</w:t>
+      </w:r>
+      <w:proofErr w:type="spellStart"/>
+      <w:proofErr w:type="gramStart"/>
+      <w:r>
+        <w:rPr>
+          <w:sz w:val="24"/>
+          <w:szCs w:val="24"/>
+        </w:rPr>
+        <w:t>self.customer</w:t>
+      </w:r>
+      <w:proofErr w:type="gramEnd"/>
+      <w:r>
+        <w:rPr>
+          <w:sz w:val="24"/>
+          <w:szCs w:val="24"/>
+        </w:rPr>
+        <w:t>_name</w:t>
+      </w:r>
+      <w:proofErr w:type="spellEnd"/>
+      <w:r>
+        <w:rPr>
+          <w:sz w:val="24"/>
+          <w:szCs w:val="24"/>
+        </w:rPr>
+        <w:t>}")</w:t>
+      </w:r>
+    </w:p>
+    <w:p>
+      <w:pPr>
+        <w:rPr>
+          <w:sz w:val="24"/>
+          <w:szCs w:val="24"/>
+        </w:rPr>
+      </w:pPr>
+      <w:r>
+        <w:rPr>
+          <w:sz w:val="24"/>
+          <w:szCs w:val="24"/>
+        </w:rPr>
+        <w:t xml:space="preserve">        return </w:t>
+      </w:r>
+      <w:proofErr w:type="spellStart"/>
+      <w:proofErr w:type="gramStart"/>
+      <w:r>
+        <w:rPr>
+          <w:sz w:val="24"/>
+          <w:szCs w:val="24"/>
+        </w:rPr>
+        <w:t>self._</w:t>
+      </w:r>
+      <w:proofErr w:type="gramEnd"/>
+      <w:r>
+        <w:rPr>
+          <w:sz w:val="24"/>
+          <w:szCs w:val="24"/>
+        </w:rPr>
+        <w:t>_</w:t>
+      </w:r>
+      <w:proofErr w:type="gramStart"/>
+      <w:r>
+        <w:rPr>
+          <w:sz w:val="24"/>
+          <w:szCs w:val="24"/>
+        </w:rPr>
+        <w:t>brew</w:t>
+      </w:r>
+      <w:proofErr w:type="spellEnd"/>
+      <w:r>
+        <w:rPr>
+          <w:sz w:val="24"/>
+          <w:szCs w:val="24"/>
+        </w:rPr>
+        <w:t>(</w:t>
+      </w:r>
+      <w:proofErr w:type="gramEnd"/>
+      <w:r>
+        <w:rPr>
+          <w:sz w:val="24"/>
+          <w:szCs w:val="24"/>
+        </w:rPr>
+        <w:t>)</w:t>
+      </w:r>
+    </w:p>
+    <w:p>
+      <w:pPr>
+        <w:rPr>
+          <w:sz w:val="24"/>
+          <w:szCs w:val="24"/>
+        </w:rPr>
+      </w:pPr>
+    </w:p>
+    <w:p>
+      <w:pPr>
+        <w:rPr>
+          <w:sz w:val="24"/>
+          <w:szCs w:val="24"/>
+        </w:rPr>
+      </w:pPr>
+      <w:r>
+        <w:rPr>
+          <w:sz w:val="24"/>
+          <w:szCs w:val="24"/>
+        </w:rPr>
+        <w:t>order=</w:t>
+      </w:r>
+      <w:proofErr w:type="spellStart"/>
+      <w:r>
+        <w:rPr>
+          <w:sz w:val="24"/>
+          <w:szCs w:val="24"/>
+        </w:rPr>
+        <w:t>coffeeOrder</w:t>
+      </w:r>
+      <w:proofErr w:type="spellEnd"/>
+      <w:r>
+        <w:rPr>
+          <w:sz w:val="24"/>
+          <w:szCs w:val="24"/>
+        </w:rPr>
+        <w:t>("</w:t>
+      </w:r>
+      <w:proofErr w:type="spellStart"/>
+      <w:r>
+        <w:rPr>
+          <w:sz w:val="24"/>
+          <w:szCs w:val="24"/>
+        </w:rPr>
+        <w:t>Soren","Cappuccino","Medium</w:t>
+      </w:r>
+      <w:proofErr w:type="spellEnd"/>
+      <w:r>
+        <w:rPr>
+          <w:sz w:val="24"/>
+          <w:szCs w:val="24"/>
+        </w:rPr>
+        <w:t>")</w:t>
+      </w:r>
+    </w:p>
+    <w:p>
+      <w:pPr>
+        <w:rPr>
+          <w:sz w:val="24"/>
+          <w:szCs w:val="24"/>
+        </w:rPr>
+      </w:pPr>
+    </w:p>
+    <w:p>
+      <w:pPr>
+        <w:rPr>
+          <w:sz w:val="24"/>
+          <w:szCs w:val="24"/>
+        </w:rPr>
+      </w:pPr>
+      <w:r>
+        <w:rPr>
+          <w:sz w:val="24"/>
+          <w:szCs w:val="24"/>
+        </w:rPr>
+        <w:t xml:space="preserve">#using </w:t>
+      </w:r>
+      <w:proofErr w:type="spellStart"/>
+      <w:r>
+        <w:rPr>
+          <w:sz w:val="24"/>
+          <w:szCs w:val="24"/>
+        </w:rPr>
+        <w:t>abastraction</w:t>
+      </w:r>
+      <w:proofErr w:type="spellEnd"/>
+      <w:r>
+        <w:rPr>
+          <w:sz w:val="24"/>
+          <w:szCs w:val="24"/>
+        </w:rPr>
+        <w:t xml:space="preserve"> make coffee</w:t>
+      </w:r>
+    </w:p>
+    <w:p>
+      <w:pPr>
+        <w:rPr>
+          <w:sz w:val="24"/>
+          <w:szCs w:val="24"/>
+        </w:rPr>
+      </w:pPr>
+      <w:r>
+        <w:rPr>
+          <w:sz w:val="24"/>
+          <w:szCs w:val="24"/>
+        </w:rPr>
+        <w:t>print(</w:t>
+      </w:r>
+      <w:proofErr w:type="spellStart"/>
+      <w:proofErr w:type="gramStart"/>
+      <w:r>
+        <w:rPr>
+          <w:sz w:val="24"/>
+          <w:szCs w:val="24"/>
+        </w:rPr>
+        <w:t>order.make</w:t>
+      </w:r>
+      <w:proofErr w:type="gramEnd"/>
+      <w:r>
+        <w:rPr>
+          <w:sz w:val="24"/>
+          <w:szCs w:val="24"/>
+        </w:rPr>
+        <w:t>_</w:t>
+      </w:r>
+      <w:proofErr w:type="gramStart"/>
+      <w:r>
+        <w:rPr>
+          <w:sz w:val="24"/>
+          <w:szCs w:val="24"/>
+        </w:rPr>
+        <w:t>coffee</w:t>
+      </w:r>
+      <w:proofErr w:type="spellEnd"/>
+      <w:r>
+        <w:rPr>
+          <w:sz w:val="24"/>
+          <w:szCs w:val="24"/>
+        </w:rPr>
+        <w:t>(</w:t>
+      </w:r>
+      <w:proofErr w:type="gramEnd"/>
+      <w:r>
+        <w:rPr>
+          <w:sz w:val="24"/>
+          <w:szCs w:val="24"/>
+        </w:rPr>
+        <w:t>))</w:t>
+      </w:r>
+    </w:p>
+    <w:p>
+      <w:pPr>
+        <w:rPr>
+          <w:sz w:val="24"/>
+          <w:szCs w:val="24"/>
+        </w:rPr>
+      </w:pPr>
+    </w:p>
+    <w:p>
+      <w:pPr>
+        <w:rPr>
+          <w:b/>
+          <w:bCs/>
+          <w:sz w:val="24"/>
+          <w:szCs w:val="24"/>
+        </w:rPr>
+      </w:pPr>
+      <w:r>
+        <w:rPr>
+          <w:b/>
+          <w:bCs/>
+          <w:sz w:val="24"/>
+          <w:szCs w:val="24"/>
+        </w:rPr>
+        <w:t>Output:</w:t>
+      </w:r>
+    </w:p>
+    <w:p>
+      <w:pPr>
+        <w:rPr>
+          <w:sz w:val="24"/>
+          <w:szCs w:val="24"/>
+        </w:rPr>
+      </w:pPr>
+      <w:r>
+        <w:rPr>
+          <w:sz w:val="24"/>
+          <w:szCs w:val="24"/>
+        </w:rPr>
+        <w:t>Placed order by Soren</w:t>
+      </w:r>
+    </w:p>
+    <w:p>
+      <w:pPr>
+        <w:rPr>
+          <w:sz w:val="24"/>
+          <w:szCs w:val="24"/>
+        </w:rPr>
+      </w:pPr>
+      <w:r>
+        <w:rPr>
+          <w:sz w:val="24"/>
+          <w:szCs w:val="24"/>
+        </w:rPr>
+        <w:t>Brewing a Medium for Soren</w:t>
+      </w:r>
+    </w:p>
+    <w:p>
+      <w:pPr>
+        <w:rPr>
+          <w:sz w:val="24"/>
+          <w:szCs w:val="24"/>
+        </w:rPr>
+      </w:pPr>
+    </w:p>
+    <w:p>
+      <w:pPr>
+        <w:rPr>
+          <w:sz w:val="24"/>
+          <w:szCs w:val="24"/>
+        </w:rPr>
+      </w:pPr>
+    </w:p>
+    <w:p>
+      <w:pPr>
+        <w:rPr>
+          <w:sz w:val="24"/>
+          <w:szCs w:val="24"/>
+        </w:rPr>
+      </w:pPr>
+    </w:p>
+    <w:p>
+      <w:pPr>
+        <w:rPr>
+          <w:b/>
+          <w:bCs/>
+          <w:sz w:val="32"/>
+          <w:szCs w:val="32"/>
+        </w:rPr>
+      </w:pPr>
+      <w:r>
+        <w:rPr>
+          <w:b/>
+          <w:bCs/>
+          <w:sz w:val="32"/>
+          <w:szCs w:val="32"/>
+        </w:rPr>
+        <w:t>Pol</w:t>
+      </w:r>
+      <w:r>
+        <w:rPr>
+          <w:b/>
+          <w:bCs/>
+          <w:sz w:val="32"/>
+          <w:szCs w:val="32"/>
+        </w:rPr>
+        <w:t>y</w:t>
+      </w:r>
+      <w:r>
+        <w:rPr>
+          <w:b/>
+          <w:bCs/>
+          <w:sz w:val="32"/>
+          <w:szCs w:val="32"/>
+        </w:rPr>
+        <w:t>morphism</w:t>
+      </w:r>
+    </w:p>
+    <w:p>
+      <w:pPr>
+        <w:rPr>
+          <w:sz w:val="24"/>
+          <w:szCs w:val="24"/>
+        </w:rPr>
+      </w:pPr>
+      <w:r>
+        <w:rPr>
+          <w:sz w:val="24"/>
+          <w:szCs w:val="24"/>
+        </w:rPr>
+        <w:t>In programming, it means the same method/function name can behave differently depending on the object that is using it.</w:t>
+      </w:r>
+    </w:p>
+    <w:p>
+      <w:pPr>
+        <w:rPr>
+          <w:sz w:val="24"/>
+          <w:szCs w:val="24"/>
+        </w:rPr>
+      </w:pPr>
+      <w:r>
+        <w:rPr>
+          <w:sz w:val="24"/>
+          <w:szCs w:val="24"/>
+        </w:rPr>
+        <w:lastRenderedPageBreak/>
+        <w:t xml:space="preserve">Polymorphism allows the same method or function to work with different objects, where each object can provide its own </w:t>
+      </w:r>
+      <w:proofErr w:type="spellStart"/>
+      <w:r>
+        <w:rPr>
+          <w:sz w:val="24"/>
+          <w:szCs w:val="24"/>
+        </w:rPr>
+        <w:t>behavior</w:t>
+      </w:r>
+      <w:proofErr w:type="spellEnd"/>
+      <w:r>
+        <w:rPr>
+          <w:sz w:val="24"/>
+          <w:szCs w:val="24"/>
+        </w:rPr>
+        <w:t>.</w:t>
+      </w:r>
+    </w:p>
+    <w:p>
+      <w:pPr>
+        <w:rPr>
+          <w:sz w:val="24"/>
+          <w:szCs w:val="24"/>
+        </w:rPr>
+      </w:pPr>
+      <w:r>
+        <w:rPr>
+          <w:sz w:val="24"/>
+          <w:szCs w:val="24"/>
+        </w:rPr>
+        <w:t xml:space="preserve">Polymorphism means one interface or method name can have multiple implementations or </w:t>
+      </w:r>
+      <w:proofErr w:type="spellStart"/>
+      <w:r>
+        <w:rPr>
+          <w:sz w:val="24"/>
+          <w:szCs w:val="24"/>
+        </w:rPr>
+        <w:t>behaviors</w:t>
+      </w:r>
+      <w:proofErr w:type="spellEnd"/>
+      <w:r>
+        <w:rPr>
+          <w:sz w:val="24"/>
+          <w:szCs w:val="24"/>
+        </w:rPr>
+        <w:t xml:space="preserve"> depending on the object. In Python, it is commonly achieved through method overriding and duck typing.</w:t>
+      </w:r>
+    </w:p>
+    <w:p>
+      <w:pPr>
+        <w:rPr>
+          <w:sz w:val="24"/>
+          <w:szCs w:val="24"/>
+        </w:rPr>
+      </w:pPr>
+    </w:p>
+    <w:p>
+      <w:pPr>
+        <w:rPr>
+          <w:sz w:val="24"/>
+          <w:szCs w:val="24"/>
+        </w:rPr>
+      </w:pPr>
+      <w:r>
+        <w:rPr>
+          <w:sz w:val="24"/>
+          <w:szCs w:val="24"/>
+        </w:rPr>
+        <w:t>A very simple real-world example:</w:t>
+      </w:r>
+    </w:p>
+    <w:p>
+      <w:pPr>
+        <w:rPr>
+          <w:sz w:val="24"/>
+          <w:szCs w:val="24"/>
+        </w:rPr>
+      </w:pPr>
+      <w:proofErr w:type="gramStart"/>
+      <w:r>
+        <w:rPr>
+          <w:sz w:val="24"/>
+          <w:szCs w:val="24"/>
+        </w:rPr>
+        <w:t>speak(</w:t>
+      </w:r>
+      <w:proofErr w:type="gramEnd"/>
+      <w:r>
+        <w:rPr>
+          <w:sz w:val="24"/>
+          <w:szCs w:val="24"/>
+        </w:rPr>
+        <w:t>)</w:t>
+      </w:r>
+      <w:r>
+        <w:rPr>
+          <w:sz w:val="24"/>
+          <w:szCs w:val="24"/>
+        </w:rPr>
+        <w:br/>
+        <w:t xml:space="preserve">Dog → says </w:t>
+      </w:r>
+      <w:r>
+        <w:rPr>
+          <w:b/>
+          <w:bCs/>
+          <w:sz w:val="24"/>
+          <w:szCs w:val="24"/>
+        </w:rPr>
+        <w:t>Bark</w:t>
+      </w:r>
+      <w:r>
+        <w:rPr>
+          <w:sz w:val="24"/>
+          <w:szCs w:val="24"/>
+        </w:rPr>
+        <w:br/>
+        <w:t xml:space="preserve">Cat → says </w:t>
+      </w:r>
+      <w:r>
+        <w:rPr>
+          <w:b/>
+          <w:bCs/>
+          <w:sz w:val="24"/>
+          <w:szCs w:val="24"/>
+        </w:rPr>
+        <w:t>Meow</w:t>
+      </w:r>
+      <w:r>
+        <w:rPr>
+          <w:sz w:val="24"/>
+          <w:szCs w:val="24"/>
+        </w:rPr>
+        <w:br/>
+        <w:t xml:space="preserve">Cow → says </w:t>
+      </w:r>
+      <w:r>
+        <w:rPr>
+          <w:b/>
+          <w:bCs/>
+          <w:sz w:val="24"/>
+          <w:szCs w:val="24"/>
+        </w:rPr>
+        <w:t>Moo</w:t>
+      </w:r>
+    </w:p>
+    <w:p>
+      <w:pPr>
+        <w:rPr>
+          <w:sz w:val="24"/>
+          <w:szCs w:val="24"/>
+        </w:rPr>
+      </w:pPr>
+      <w:r>
+        <w:rPr>
+          <w:sz w:val="24"/>
+          <w:szCs w:val="24"/>
+        </w:rPr>
+        <w:t xml:space="preserve">The method name is the same — </w:t>
+      </w:r>
+      <w:proofErr w:type="gramStart"/>
+      <w:r>
+        <w:rPr>
+          <w:sz w:val="24"/>
+          <w:szCs w:val="24"/>
+        </w:rPr>
+        <w:t>speak(</w:t>
+      </w:r>
+      <w:proofErr w:type="gramEnd"/>
+      <w:r>
+        <w:rPr>
+          <w:sz w:val="24"/>
+          <w:szCs w:val="24"/>
+        </w:rPr>
+        <w:t xml:space="preserve">) — but the </w:t>
+      </w:r>
+      <w:proofErr w:type="spellStart"/>
+      <w:r>
+        <w:rPr>
+          <w:sz w:val="24"/>
+          <w:szCs w:val="24"/>
+        </w:rPr>
+        <w:t>behavior</w:t>
+      </w:r>
+      <w:proofErr w:type="spellEnd"/>
+      <w:r>
+        <w:rPr>
+          <w:sz w:val="24"/>
+          <w:szCs w:val="24"/>
+        </w:rPr>
+        <w:t xml:space="preserve"> is different.</w:t>
+      </w:r>
+    </w:p>
+    <w:p>
+      <w:pPr>
+        <w:rPr>
+          <w:sz w:val="24"/>
+          <w:szCs w:val="24"/>
+        </w:rPr>
+      </w:pPr>
+    </w:p>
+    <w:p>
+      <w:pPr>
+        <w:rPr>
+          <w:sz w:val="24"/>
+          <w:szCs w:val="24"/>
+        </w:rPr>
+      </w:pPr>
+      <w:r>
+        <w:rPr>
+          <w:sz w:val="24"/>
+          <w:szCs w:val="24"/>
+        </w:rPr>
+        <w:t>class Dog:</w:t>
+      </w:r>
+    </w:p>
+    <w:p>
+      <w:pPr>
+        <w:rPr>
+          <w:sz w:val="24"/>
+          <w:szCs w:val="24"/>
+        </w:rPr>
+      </w:pPr>
+      <w:r>
+        <w:rPr>
+          <w:sz w:val="24"/>
+          <w:szCs w:val="24"/>
+        </w:rPr>
+        <w:t>    def speak(self):</w:t>
+      </w:r>
+    </w:p>
+    <w:p>
+      <w:pPr>
+        <w:rPr>
+          <w:sz w:val="24"/>
+          <w:szCs w:val="24"/>
+        </w:rPr>
+      </w:pPr>
+      <w:r>
+        <w:rPr>
+          <w:sz w:val="24"/>
+          <w:szCs w:val="24"/>
+        </w:rPr>
+        <w:t>        print("Bark")</w:t>
+      </w:r>
+    </w:p>
+    <w:p>
+      <w:pPr>
+        <w:rPr>
+          <w:sz w:val="24"/>
+          <w:szCs w:val="24"/>
+        </w:rPr>
+      </w:pPr>
+    </w:p>
+    <w:p>
+      <w:pPr>
+        <w:rPr>
+          <w:sz w:val="24"/>
+          <w:szCs w:val="24"/>
+        </w:rPr>
+      </w:pPr>
+      <w:r>
+        <w:rPr>
+          <w:sz w:val="24"/>
+          <w:szCs w:val="24"/>
+        </w:rPr>
+        <w:t>class Cat:</w:t>
+      </w:r>
+    </w:p>
+    <w:p>
+      <w:pPr>
+        <w:rPr>
+          <w:sz w:val="24"/>
+          <w:szCs w:val="24"/>
+        </w:rPr>
+      </w:pPr>
+      <w:r>
+        <w:rPr>
+          <w:sz w:val="24"/>
+          <w:szCs w:val="24"/>
+        </w:rPr>
+        <w:t>    def speak(self):</w:t>
+      </w:r>
+    </w:p>
+    <w:p>
+      <w:pPr>
+        <w:rPr>
+          <w:sz w:val="24"/>
+          <w:szCs w:val="24"/>
+        </w:rPr>
+      </w:pPr>
+      <w:r>
+        <w:rPr>
+          <w:sz w:val="24"/>
+          <w:szCs w:val="24"/>
+        </w:rPr>
+        <w:t>        print("Meow")</w:t>
+      </w:r>
+    </w:p>
+    <w:p>
+      <w:pPr>
+        <w:rPr>
+          <w:sz w:val="24"/>
+          <w:szCs w:val="24"/>
+        </w:rPr>
+      </w:pPr>
+    </w:p>
+    <w:p>
+      <w:pPr>
+        <w:rPr>
+          <w:sz w:val="24"/>
+          <w:szCs w:val="24"/>
+        </w:rPr>
+      </w:pPr>
+      <w:r>
+        <w:rPr>
+          <w:sz w:val="24"/>
+          <w:szCs w:val="24"/>
+        </w:rPr>
+        <w:t xml:space="preserve">dog = </w:t>
+      </w:r>
+      <w:proofErr w:type="gramStart"/>
+      <w:r>
+        <w:rPr>
+          <w:sz w:val="24"/>
+          <w:szCs w:val="24"/>
+        </w:rPr>
+        <w:t>Dog(</w:t>
+      </w:r>
+      <w:proofErr w:type="gramEnd"/>
+      <w:r>
+        <w:rPr>
+          <w:sz w:val="24"/>
+          <w:szCs w:val="24"/>
+        </w:rPr>
+        <w:t>)</w:t>
+      </w:r>
+    </w:p>
+    <w:p>
+      <w:pPr>
+        <w:rPr>
+          <w:sz w:val="24"/>
+          <w:szCs w:val="24"/>
+        </w:rPr>
+      </w:pPr>
+      <w:r>
+        <w:rPr>
+          <w:sz w:val="24"/>
+          <w:szCs w:val="24"/>
+        </w:rPr>
+        <w:t xml:space="preserve">cat = </w:t>
+      </w:r>
+      <w:proofErr w:type="gramStart"/>
+      <w:r>
+        <w:rPr>
+          <w:sz w:val="24"/>
+          <w:szCs w:val="24"/>
+        </w:rPr>
+        <w:t>Cat(</w:t>
+      </w:r>
+      <w:proofErr w:type="gramEnd"/>
+      <w:r>
+        <w:rPr>
+          <w:sz w:val="24"/>
+          <w:szCs w:val="24"/>
+        </w:rPr>
+        <w:t>)</w:t>
+      </w:r>
+    </w:p>
+    <w:p>
+      <w:pPr>
+        <w:rPr>
+          <w:sz w:val="24"/>
+          <w:szCs w:val="24"/>
+        </w:rPr>
+      </w:pPr>
+    </w:p>
+    <w:p>
+      <w:pPr>
+        <w:rPr>
+          <w:sz w:val="24"/>
+          <w:szCs w:val="24"/>
+        </w:rPr>
+      </w:pPr>
+      <w:proofErr w:type="spellStart"/>
+      <w:proofErr w:type="gramStart"/>
+      <w:r>
+        <w:rPr>
+          <w:sz w:val="24"/>
+          <w:szCs w:val="24"/>
+        </w:rPr>
+        <w:t>dog.speak</w:t>
+      </w:r>
+      <w:proofErr w:type="spellEnd"/>
+      <w:proofErr w:type="gramEnd"/>
+      <w:r>
+        <w:rPr>
+          <w:sz w:val="24"/>
+          <w:szCs w:val="24"/>
+        </w:rPr>
+        <w:t>()</w:t>
+      </w:r>
+    </w:p>
+    <w:p>
+      <w:pPr>
+        <w:rPr>
+          <w:sz w:val="24"/>
+          <w:szCs w:val="24"/>
+        </w:rPr>
+      </w:pPr>
+      <w:proofErr w:type="spellStart"/>
+      <w:proofErr w:type="gramStart"/>
+      <w:r>
+        <w:rPr>
+          <w:sz w:val="24"/>
+          <w:szCs w:val="24"/>
+        </w:rPr>
+        <w:t>cat.speak</w:t>
+      </w:r>
+      <w:proofErr w:type="spellEnd"/>
+      <w:proofErr w:type="gramEnd"/>
+      <w:r>
+        <w:rPr>
+          <w:sz w:val="24"/>
+          <w:szCs w:val="24"/>
+        </w:rPr>
+        <w:t>()</w:t>
+      </w:r>
+    </w:p>
+    <w:p>
+      <w:pPr>
+        <w:rPr>
+          <w:b/>
+          <w:bCs/>
+          <w:sz w:val="24"/>
+          <w:szCs w:val="24"/>
+        </w:rPr>
+      </w:pPr>
+      <w:r>
+        <w:rPr>
+          <w:b/>
+          <w:bCs/>
+          <w:sz w:val="24"/>
+          <w:szCs w:val="24"/>
+        </w:rPr>
+        <w:t>Output:</w:t>
+      </w:r>
+    </w:p>
+    <w:p>
+      <w:pPr>
+        <w:rPr>
+          <w:sz w:val="24"/>
+          <w:szCs w:val="24"/>
+        </w:rPr>
+      </w:pPr>
+      <w:r>
+        <w:rPr>
+          <w:sz w:val="24"/>
+          <w:szCs w:val="24"/>
+        </w:rPr>
+        <w:t>Bark</w:t>
+      </w:r>
+    </w:p>
+    <w:p>
+      <w:pPr>
+        <w:rPr>
+          <w:sz w:val="24"/>
+          <w:szCs w:val="24"/>
+        </w:rPr>
+      </w:pPr>
+      <w:r>
+        <w:rPr>
+          <w:sz w:val="24"/>
+          <w:szCs w:val="24"/>
+        </w:rPr>
+        <w:t>Meow</w:t>
+      </w:r>
+    </w:p>
+    <w:p>
+      <w:pPr>
+        <w:rPr>
+          <w:sz w:val="24"/>
+          <w:szCs w:val="24"/>
+        </w:rPr>
+      </w:pPr>
+    </w:p>
+    <w:p>
+      <w:pPr>
+        <w:rPr>
+          <w:b/>
+          <w:bCs/>
+          <w:sz w:val="24"/>
+          <w:szCs w:val="24"/>
+        </w:rPr>
+      </w:pPr>
+      <w:r>
+        <w:rPr>
+          <w:b/>
+          <w:bCs/>
+          <w:sz w:val="24"/>
+          <w:szCs w:val="24"/>
+        </w:rPr>
+        <w:t xml:space="preserve">Polymorphism with </w:t>
+      </w:r>
+      <w:proofErr w:type="gramStart"/>
+      <w:r>
+        <w:rPr>
+          <w:b/>
+          <w:bCs/>
+          <w:sz w:val="24"/>
+          <w:szCs w:val="24"/>
+        </w:rPr>
+        <w:t>inheritance</w:t>
+      </w:r>
+      <w:r>
+        <w:rPr>
+          <w:b/>
+          <w:bCs/>
+          <w:sz w:val="24"/>
+          <w:szCs w:val="24"/>
+        </w:rPr>
+        <w:t>(</w:t>
+      </w:r>
+      <w:proofErr w:type="gramEnd"/>
+      <w:r>
+        <w:rPr>
+          <w:b/>
+          <w:bCs/>
+          <w:sz w:val="24"/>
+          <w:szCs w:val="24"/>
+        </w:rPr>
+        <w:t>Method Overriding</w:t>
+      </w:r>
+      <w:r>
+        <w:rPr>
+          <w:b/>
+          <w:bCs/>
+          <w:sz w:val="24"/>
+          <w:szCs w:val="24"/>
+        </w:rPr>
+        <w:t>)</w:t>
+      </w:r>
+    </w:p>
+    <w:p>
+      <w:pPr>
+        <w:rPr>
+          <w:sz w:val="24"/>
+          <w:szCs w:val="24"/>
+        </w:rPr>
+      </w:pPr>
+      <w:r>
+        <w:rPr>
+          <w:sz w:val="24"/>
+          <w:szCs w:val="24"/>
+        </w:rPr>
+        <w:lastRenderedPageBreak/>
+        <w:t>class Animal:</w:t>
+      </w:r>
+    </w:p>
+    <w:p>
+      <w:pPr>
+        <w:rPr>
+          <w:sz w:val="24"/>
+          <w:szCs w:val="24"/>
+        </w:rPr>
+      </w:pPr>
+      <w:r>
+        <w:rPr>
+          <w:sz w:val="24"/>
+          <w:szCs w:val="24"/>
+        </w:rPr>
+        <w:t>    def speak(self):</w:t>
+      </w:r>
+    </w:p>
+    <w:p>
+      <w:pPr>
+        <w:rPr>
+          <w:sz w:val="24"/>
+          <w:szCs w:val="24"/>
+        </w:rPr>
+      </w:pPr>
+      <w:r>
+        <w:rPr>
+          <w:sz w:val="24"/>
+          <w:szCs w:val="24"/>
+        </w:rPr>
+        <w:t xml:space="preserve">        </w:t>
+      </w:r>
+      <w:proofErr w:type="gramStart"/>
+      <w:r>
+        <w:rPr>
+          <w:sz w:val="24"/>
+          <w:szCs w:val="24"/>
+        </w:rPr>
+        <w:t>print(</w:t>
+      </w:r>
+      <w:proofErr w:type="gramEnd"/>
+      <w:r>
+        <w:rPr>
+          <w:sz w:val="24"/>
+          <w:szCs w:val="24"/>
+        </w:rPr>
+        <w:t>"Animal make sound")</w:t>
+      </w:r>
+    </w:p>
+    <w:p>
+      <w:pPr>
+        <w:rPr>
+          <w:sz w:val="24"/>
+          <w:szCs w:val="24"/>
+        </w:rPr>
+      </w:pPr>
+      <w:r>
+        <w:rPr>
+          <w:sz w:val="24"/>
+          <w:szCs w:val="24"/>
+        </w:rPr>
+        <w:t xml:space="preserve">class </w:t>
+      </w:r>
+      <w:proofErr w:type="gramStart"/>
+      <w:r>
+        <w:rPr>
+          <w:sz w:val="24"/>
+          <w:szCs w:val="24"/>
+        </w:rPr>
+        <w:t>Dog(</w:t>
+      </w:r>
+      <w:proofErr w:type="gramEnd"/>
+      <w:r>
+        <w:rPr>
+          <w:sz w:val="24"/>
+          <w:szCs w:val="24"/>
+        </w:rPr>
+        <w:t>Animal):</w:t>
+      </w:r>
+    </w:p>
+    <w:p>
+      <w:pPr>
+        <w:rPr>
+          <w:sz w:val="24"/>
+          <w:szCs w:val="24"/>
+        </w:rPr>
+      </w:pPr>
+      <w:r>
+        <w:rPr>
+          <w:sz w:val="24"/>
+          <w:szCs w:val="24"/>
+        </w:rPr>
+        <w:t>    def speak(self):</w:t>
+      </w:r>
+    </w:p>
+    <w:p>
+      <w:pPr>
+        <w:rPr>
+          <w:sz w:val="24"/>
+          <w:szCs w:val="24"/>
+        </w:rPr>
+      </w:pPr>
+      <w:r>
+        <w:rPr>
+          <w:sz w:val="24"/>
+          <w:szCs w:val="24"/>
+        </w:rPr>
+        <w:t>        print("Bark")</w:t>
+      </w:r>
+    </w:p>
+    <w:p>
+      <w:pPr>
+        <w:rPr>
+          <w:sz w:val="24"/>
+          <w:szCs w:val="24"/>
+        </w:rPr>
+      </w:pPr>
+    </w:p>
+    <w:p>
+      <w:pPr>
+        <w:rPr>
+          <w:sz w:val="24"/>
+          <w:szCs w:val="24"/>
+        </w:rPr>
+      </w:pPr>
+      <w:r>
+        <w:rPr>
+          <w:sz w:val="24"/>
+          <w:szCs w:val="24"/>
+        </w:rPr>
+        <w:t xml:space="preserve">class </w:t>
+      </w:r>
+      <w:proofErr w:type="gramStart"/>
+      <w:r>
+        <w:rPr>
+          <w:sz w:val="24"/>
+          <w:szCs w:val="24"/>
+        </w:rPr>
+        <w:t>Cat(</w:t>
+      </w:r>
+      <w:proofErr w:type="gramEnd"/>
+      <w:r>
+        <w:rPr>
+          <w:sz w:val="24"/>
+          <w:szCs w:val="24"/>
+        </w:rPr>
+        <w:t>Animal):</w:t>
+      </w:r>
+    </w:p>
+    <w:p>
+      <w:pPr>
+        <w:rPr>
+          <w:sz w:val="24"/>
+          <w:szCs w:val="24"/>
+        </w:rPr>
+      </w:pPr>
+      <w:r>
+        <w:rPr>
+          <w:sz w:val="24"/>
+          <w:szCs w:val="24"/>
+        </w:rPr>
+        <w:t>    def speak(self):</w:t>
+      </w:r>
+    </w:p>
+    <w:p>
+      <w:pPr>
+        <w:rPr>
+          <w:sz w:val="24"/>
+          <w:szCs w:val="24"/>
+        </w:rPr>
+      </w:pPr>
+      <w:r>
+        <w:rPr>
+          <w:sz w:val="24"/>
+          <w:szCs w:val="24"/>
+        </w:rPr>
+        <w:t>        print("Meow")</w:t>
+      </w:r>
+    </w:p>
+    <w:p>
+      <w:pPr>
+        <w:rPr>
+          <w:sz w:val="24"/>
+          <w:szCs w:val="24"/>
+        </w:rPr>
+      </w:pPr>
+    </w:p>
+    <w:p>
+      <w:pPr>
+        <w:rPr>
+          <w:sz w:val="24"/>
+          <w:szCs w:val="24"/>
+        </w:rPr>
+      </w:pPr>
+      <w:r>
+        <w:rPr>
+          <w:sz w:val="24"/>
+          <w:szCs w:val="24"/>
+        </w:rPr>
+        <w:t>animal=[Dog(</w:t>
+      </w:r>
+      <w:proofErr w:type="gramStart"/>
+      <w:r>
+        <w:rPr>
+          <w:sz w:val="24"/>
+          <w:szCs w:val="24"/>
+        </w:rPr>
+        <w:t>),Cat</w:t>
+      </w:r>
+      <w:proofErr w:type="gramEnd"/>
+      <w:r>
+        <w:rPr>
+          <w:sz w:val="24"/>
+          <w:szCs w:val="24"/>
+        </w:rPr>
+        <w:t>(</w:t>
+      </w:r>
+      <w:proofErr w:type="gramStart"/>
+      <w:r>
+        <w:rPr>
+          <w:sz w:val="24"/>
+          <w:szCs w:val="24"/>
+        </w:rPr>
+        <w:t>),Animal</w:t>
+      </w:r>
+      <w:proofErr w:type="gramEnd"/>
+      <w:r>
+        <w:rPr>
+          <w:sz w:val="24"/>
+          <w:szCs w:val="24"/>
+        </w:rPr>
+        <w:t>()]</w:t>
+      </w:r>
+    </w:p>
+    <w:p>
+      <w:pPr>
+        <w:rPr>
+          <w:sz w:val="24"/>
+          <w:szCs w:val="24"/>
+        </w:rPr>
+      </w:pPr>
+      <w:r>
+        <w:rPr>
+          <w:sz w:val="24"/>
+          <w:szCs w:val="24"/>
+        </w:rPr>
+        <w:t>for a in animal:</w:t>
+      </w:r>
+    </w:p>
+    <w:p>
+      <w:pPr>
+        <w:rPr>
+          <w:sz w:val="24"/>
+          <w:szCs w:val="24"/>
+        </w:rPr>
+      </w:pPr>
+      <w:r>
+        <w:rPr>
+          <w:sz w:val="24"/>
+          <w:szCs w:val="24"/>
+        </w:rPr>
+        <w:t xml:space="preserve">    </w:t>
+      </w:r>
+      <w:proofErr w:type="spellStart"/>
+      <w:proofErr w:type="gramStart"/>
+      <w:r>
+        <w:rPr>
+          <w:sz w:val="24"/>
+          <w:szCs w:val="24"/>
+        </w:rPr>
+        <w:t>a.speak</w:t>
+      </w:r>
+      <w:proofErr w:type="spellEnd"/>
+      <w:proofErr w:type="gramEnd"/>
+      <w:r>
+        <w:rPr>
+          <w:sz w:val="24"/>
+          <w:szCs w:val="24"/>
+        </w:rPr>
+        <w:t>()</w:t>
+      </w:r>
+    </w:p>
+    <w:p>
+      <w:pPr>
+        <w:rPr>
+          <w:sz w:val="24"/>
+          <w:szCs w:val="24"/>
+        </w:rPr>
+      </w:pPr>
+      <w:r>
+        <w:rPr>
+          <w:sz w:val="24"/>
+          <w:szCs w:val="24"/>
+        </w:rPr>
+        <w:t xml:space="preserve">        </w:t>
+      </w:r>
+    </w:p>
+    <w:p>
+      <w:pPr>
+        <w:rPr>
+          <w:b/>
+          <w:bCs/>
+          <w:sz w:val="24"/>
+          <w:szCs w:val="24"/>
+        </w:rPr>
+      </w:pPr>
+      <w:r>
+        <w:rPr>
+          <w:b/>
+          <w:bCs/>
+          <w:sz w:val="24"/>
+          <w:szCs w:val="24"/>
+        </w:rPr>
+        <w:t>Output:</w:t>
+      </w:r>
+    </w:p>
+    <w:p>
+      <w:pPr>
+        <w:rPr>
+          <w:sz w:val="24"/>
+          <w:szCs w:val="24"/>
+        </w:rPr>
+      </w:pPr>
+      <w:r>
+        <w:rPr>
+          <w:sz w:val="24"/>
+          <w:szCs w:val="24"/>
+        </w:rPr>
+        <w:t>Bark</w:t>
+      </w:r>
+    </w:p>
+    <w:p>
+      <w:pPr>
+        <w:rPr>
+          <w:sz w:val="24"/>
+          <w:szCs w:val="24"/>
+        </w:rPr>
+      </w:pPr>
+      <w:r>
+        <w:rPr>
+          <w:sz w:val="24"/>
+          <w:szCs w:val="24"/>
+        </w:rPr>
+        <w:t>Meow</w:t>
+      </w:r>
+    </w:p>
+    <w:p>
+      <w:pPr>
+        <w:rPr>
+          <w:sz w:val="24"/>
+          <w:szCs w:val="24"/>
+        </w:rPr>
+      </w:pPr>
+      <w:r>
+        <w:rPr>
+          <w:sz w:val="24"/>
+          <w:szCs w:val="24"/>
+        </w:rPr>
+        <w:t>Animal make sound</w:t>
+      </w:r>
+    </w:p>
+    <w:p>
+      <w:pPr>
+        <w:rPr>
+          <w:sz w:val="24"/>
+          <w:szCs w:val="24"/>
+        </w:rPr>
+      </w:pPr>
+    </w:p>
+    <w:p>
+      <w:r>
+        <w:rPr>
+          <w:b/>
+          <w:bCs/>
+          <w:color w:val="EE0000"/>
+          <w:sz w:val="24"/>
+          <w:szCs w:val="24"/>
+        </w:rPr>
+        <w:t>Point:</w:t>
+      </w:r>
+      <w:r>
+        <w:rPr>
+          <w:rFonts w:ascii="Times New Roman" w:eastAsia="Times New Roman" w:hAnsi="Times New Roman" w:cs="Times New Roman"/>
+          <w:color w:val="EE0000"/>
+          <w:kern w:val="0"/>
+          <w:sz w:val="24"/>
+          <w:szCs w:val="24"/>
+          <w:lang w:eastAsia="en-IN"/>
+          <w14:ligatures w14:val="none"/>
+        </w:rPr>
+        <w:t xml:space="preserve"> </w:t>
+      </w:r>
+      <w:r>
+        <w:t xml:space="preserve">Here, Dog and Cat </w:t>
+      </w:r>
+      <w:r>
+        <w:rPr>
+          <w:b/>
+          <w:bCs/>
+        </w:rPr>
+        <w:t>override</w:t>
+      </w:r>
+      <w:r>
+        <w:t xml:space="preserve"> the </w:t>
+      </w:r>
+      <w:proofErr w:type="gramStart"/>
+      <w:r>
+        <w:t>speak(</w:t>
+      </w:r>
+      <w:proofErr w:type="gramEnd"/>
+      <w:r>
+        <w:t>) method of the parent class.</w:t>
+      </w:r>
+    </w:p>
+    <w:p/>
+    <w:p>
+      <w:pPr>
+        <w:rPr>
+          <w:sz w:val="24"/>
+          <w:szCs w:val="24"/>
+        </w:rPr>
+      </w:pPr>
+    </w:p>
+    <w:p>
+      <w:pPr>
+        <w:rPr>
+          <w:b/>
+          <w:bCs/>
+          <w:sz w:val="32"/>
+          <w:szCs w:val="32"/>
+        </w:rPr>
+      </w:pPr>
+      <w:r>
+        <w:rPr>
+          <w:b/>
+          <w:bCs/>
+          <w:sz w:val="32"/>
+          <w:szCs w:val="32"/>
+        </w:rPr>
+        <w:t>Method Overloading</w:t>
+      </w:r>
+    </w:p>
+    <w:p>
+      <w:pPr>
+        <w:rPr>
+          <w:sz w:val="24"/>
+          <w:szCs w:val="24"/>
+        </w:rPr>
+      </w:pPr>
+      <w:r>
+        <w:rPr>
+          <w:sz w:val="24"/>
+          <w:szCs w:val="24"/>
+        </w:rPr>
+        <w:t>Method overloading means having multiple methods with the same name but different parameters.</w:t>
+      </w:r>
+    </w:p>
+    <w:p>
+      <w:pPr>
+        <w:rPr>
+          <w:sz w:val="24"/>
+          <w:szCs w:val="24"/>
+        </w:rPr>
+      </w:pPr>
+      <w:r>
+        <w:rPr>
+          <w:sz w:val="24"/>
+          <w:szCs w:val="24"/>
+        </w:rPr>
+        <w:t>class calculation:</w:t>
+      </w:r>
+    </w:p>
+    <w:p>
+      <w:pPr>
+        <w:rPr>
+          <w:sz w:val="24"/>
+          <w:szCs w:val="24"/>
+        </w:rPr>
+      </w:pPr>
+      <w:r>
+        <w:rPr>
+          <w:sz w:val="24"/>
+          <w:szCs w:val="24"/>
+        </w:rPr>
+        <w:t>   #Make c optional with a default value:</w:t>
+      </w:r>
+    </w:p>
+    <w:p>
+      <w:pPr>
+        <w:rPr>
+          <w:sz w:val="24"/>
+          <w:szCs w:val="24"/>
+        </w:rPr>
+      </w:pPr>
+      <w:r>
+        <w:rPr>
+          <w:sz w:val="24"/>
+          <w:szCs w:val="24"/>
+        </w:rPr>
+        <w:t xml:space="preserve">    #def </w:t>
+      </w:r>
+      <w:proofErr w:type="gramStart"/>
+      <w:r>
+        <w:rPr>
+          <w:sz w:val="24"/>
+          <w:szCs w:val="24"/>
+        </w:rPr>
+        <w:t>add(</w:t>
+      </w:r>
+      <w:proofErr w:type="gramEnd"/>
+      <w:r>
+        <w:rPr>
+          <w:sz w:val="24"/>
+          <w:szCs w:val="24"/>
+        </w:rPr>
+        <w:t>self, a:int, b:</w:t>
+      </w:r>
+      <w:proofErr w:type="gramStart"/>
+      <w:r>
+        <w:rPr>
+          <w:sz w:val="24"/>
+          <w:szCs w:val="24"/>
+        </w:rPr>
+        <w:t>int,c</w:t>
+      </w:r>
+      <w:proofErr w:type="gramEnd"/>
+      <w:r>
+        <w:rPr>
+          <w:sz w:val="24"/>
+          <w:szCs w:val="24"/>
+        </w:rPr>
+        <w:t>:int=0):</w:t>
+      </w:r>
+    </w:p>
+    <w:p>
+      <w:pPr>
+        <w:rPr>
+          <w:sz w:val="24"/>
+          <w:szCs w:val="24"/>
+        </w:rPr>
+      </w:pPr>
+      <w:r>
+        <w:rPr>
+          <w:sz w:val="24"/>
+          <w:szCs w:val="24"/>
+        </w:rPr>
+        <w:lastRenderedPageBreak/>
+        <w:t>        #</w:t>
+      </w:r>
+      <w:proofErr w:type="gramStart"/>
+      <w:r>
+        <w:rPr>
+          <w:sz w:val="24"/>
+          <w:szCs w:val="24"/>
+        </w:rPr>
+        <w:t>return</w:t>
+      </w:r>
+      <w:proofErr w:type="gramEnd"/>
+      <w:r>
+        <w:rPr>
+          <w:sz w:val="24"/>
+          <w:szCs w:val="24"/>
+        </w:rPr>
+        <w:t xml:space="preserve"> </w:t>
+      </w:r>
+      <w:proofErr w:type="spellStart"/>
+      <w:r>
+        <w:rPr>
+          <w:sz w:val="24"/>
+          <w:szCs w:val="24"/>
+        </w:rPr>
+        <w:t>a+b+c</w:t>
+      </w:r>
+      <w:proofErr w:type="spellEnd"/>
+    </w:p>
+    <w:p>
+      <w:pPr>
+        <w:rPr>
+          <w:sz w:val="24"/>
+          <w:szCs w:val="24"/>
+        </w:rPr>
+      </w:pPr>
+    </w:p>
+    <w:p>
+      <w:pPr>
+        <w:rPr>
+          <w:sz w:val="24"/>
+          <w:szCs w:val="24"/>
+        </w:rPr>
+      </w:pPr>
+      <w:r>
+        <w:rPr>
+          <w:sz w:val="24"/>
+          <w:szCs w:val="24"/>
+        </w:rPr>
+        <w:t>    #</w:t>
+      </w:r>
+      <w:proofErr w:type="gramStart"/>
+      <w:r>
+        <w:rPr>
+          <w:sz w:val="24"/>
+          <w:szCs w:val="24"/>
+        </w:rPr>
+        <w:t>accept</w:t>
+      </w:r>
+      <w:proofErr w:type="gramEnd"/>
+      <w:r>
+        <w:rPr>
+          <w:sz w:val="24"/>
+          <w:szCs w:val="24"/>
+        </w:rPr>
+        <w:t xml:space="preserve"> any number of arguments:</w:t>
+      </w:r>
+    </w:p>
+    <w:p>
+      <w:pPr>
+        <w:rPr>
+          <w:sz w:val="24"/>
+          <w:szCs w:val="24"/>
+        </w:rPr>
+      </w:pPr>
+      <w:r>
+        <w:rPr>
+          <w:sz w:val="24"/>
+          <w:szCs w:val="24"/>
+        </w:rPr>
+        <w:t xml:space="preserve">     def </w:t>
+      </w:r>
+      <w:proofErr w:type="gramStart"/>
+      <w:r>
+        <w:rPr>
+          <w:sz w:val="24"/>
+          <w:szCs w:val="24"/>
+        </w:rPr>
+        <w:t>add(</w:t>
+      </w:r>
+      <w:proofErr w:type="gramEnd"/>
+      <w:r>
+        <w:rPr>
+          <w:sz w:val="24"/>
+          <w:szCs w:val="24"/>
+        </w:rPr>
+        <w:t>self, *</w:t>
+      </w:r>
+      <w:proofErr w:type="spellStart"/>
+      <w:r>
+        <w:rPr>
+          <w:sz w:val="24"/>
+          <w:szCs w:val="24"/>
+        </w:rPr>
+        <w:t>args</w:t>
+      </w:r>
+      <w:proofErr w:type="spellEnd"/>
+      <w:r>
+        <w:rPr>
+          <w:sz w:val="24"/>
+          <w:szCs w:val="24"/>
+        </w:rPr>
+        <w:t>: int):</w:t>
+      </w:r>
+    </w:p>
+    <w:p>
+      <w:pPr>
+        <w:rPr>
+          <w:sz w:val="24"/>
+          <w:szCs w:val="24"/>
+        </w:rPr>
+      </w:pPr>
+      <w:r>
+        <w:rPr>
+          <w:sz w:val="24"/>
+          <w:szCs w:val="24"/>
+        </w:rPr>
+        <w:t>        return sum(</w:t>
+      </w:r>
+      <w:proofErr w:type="spellStart"/>
+      <w:r>
+        <w:rPr>
+          <w:sz w:val="24"/>
+          <w:szCs w:val="24"/>
+        </w:rPr>
+        <w:t>args</w:t>
+      </w:r>
+      <w:proofErr w:type="spellEnd"/>
+      <w:r>
+        <w:rPr>
+          <w:sz w:val="24"/>
+          <w:szCs w:val="24"/>
+        </w:rPr>
+        <w:t>)</w:t>
+      </w:r>
+    </w:p>
+    <w:p>
+      <w:pPr>
+        <w:rPr>
+          <w:sz w:val="24"/>
+          <w:szCs w:val="24"/>
+        </w:rPr>
+      </w:pPr>
+    </w:p>
+    <w:p>
+      <w:pPr>
+        <w:rPr>
+          <w:sz w:val="24"/>
+          <w:szCs w:val="24"/>
+        </w:rPr>
+      </w:pPr>
+      <w:proofErr w:type="spellStart"/>
+      <w:r>
+        <w:rPr>
+          <w:sz w:val="24"/>
+          <w:szCs w:val="24"/>
+        </w:rPr>
+        <w:t>cal</w:t>
+      </w:r>
+      <w:proofErr w:type="spellEnd"/>
+      <w:r>
+        <w:rPr>
+          <w:sz w:val="24"/>
+          <w:szCs w:val="24"/>
+        </w:rPr>
+        <w:t>=</w:t>
+      </w:r>
+      <w:proofErr w:type="gramStart"/>
+      <w:r>
+        <w:rPr>
+          <w:sz w:val="24"/>
+          <w:szCs w:val="24"/>
+        </w:rPr>
+        <w:t>calculation(</w:t>
+      </w:r>
+      <w:proofErr w:type="gramEnd"/>
+      <w:r>
+        <w:rPr>
+          <w:sz w:val="24"/>
+          <w:szCs w:val="24"/>
+        </w:rPr>
+        <w:t>)</w:t>
+      </w:r>
+    </w:p>
+    <w:p>
+      <w:pPr>
+        <w:rPr>
+          <w:sz w:val="24"/>
+          <w:szCs w:val="24"/>
+        </w:rPr>
+      </w:pPr>
+      <w:r>
+        <w:rPr>
+          <w:sz w:val="24"/>
+          <w:szCs w:val="24"/>
+        </w:rPr>
+        <w:t>print(</w:t>
+      </w:r>
+      <w:proofErr w:type="spellStart"/>
+      <w:proofErr w:type="gramStart"/>
+      <w:r>
+        <w:rPr>
+          <w:sz w:val="24"/>
+          <w:szCs w:val="24"/>
+        </w:rPr>
+        <w:t>cal.add</w:t>
+      </w:r>
+      <w:proofErr w:type="spellEnd"/>
+      <w:r>
+        <w:rPr>
+          <w:sz w:val="24"/>
+          <w:szCs w:val="24"/>
+        </w:rPr>
+        <w:t>(</w:t>
+      </w:r>
+      <w:proofErr w:type="gramEnd"/>
+      <w:r>
+        <w:rPr>
+          <w:sz w:val="24"/>
+          <w:szCs w:val="24"/>
+        </w:rPr>
+        <w:t>1,6))</w:t>
+      </w:r>
+    </w:p>
+    <w:p>
+      <w:pPr>
+        <w:rPr>
+          <w:sz w:val="24"/>
+          <w:szCs w:val="24"/>
+        </w:rPr>
+      </w:pPr>
+      <w:r>
+        <w:rPr>
+          <w:sz w:val="24"/>
+          <w:szCs w:val="24"/>
+        </w:rPr>
+        <w:t>print(</w:t>
+      </w:r>
+      <w:proofErr w:type="spellStart"/>
+      <w:proofErr w:type="gramStart"/>
+      <w:r>
+        <w:rPr>
+          <w:sz w:val="24"/>
+          <w:szCs w:val="24"/>
+        </w:rPr>
+        <w:t>cal.add</w:t>
+      </w:r>
+      <w:proofErr w:type="spellEnd"/>
+      <w:r>
+        <w:rPr>
+          <w:sz w:val="24"/>
+          <w:szCs w:val="24"/>
+        </w:rPr>
+        <w:t>(</w:t>
+      </w:r>
+      <w:proofErr w:type="gramEnd"/>
+      <w:r>
+        <w:rPr>
+          <w:sz w:val="24"/>
+          <w:szCs w:val="24"/>
+        </w:rPr>
+        <w:t>5,6,7))</w:t>
+      </w:r>
+    </w:p>
+    <w:p>
+      <w:pPr>
+        <w:rPr>
+          <w:sz w:val="24"/>
+          <w:szCs w:val="24"/>
+        </w:rPr>
+      </w:pPr>
+    </w:p>
+    <w:p>
+      <w:pPr>
+        <w:rPr>
+          <w:b/>
+          <w:bCs/>
+          <w:sz w:val="24"/>
+          <w:szCs w:val="24"/>
+        </w:rPr>
+      </w:pPr>
+      <w:r>
+        <w:rPr>
+          <w:b/>
+          <w:bCs/>
+          <w:sz w:val="24"/>
+          <w:szCs w:val="24"/>
+        </w:rPr>
+        <w:t>Output:</w:t>
+      </w:r>
+    </w:p>
+    <w:p>
+      <w:pPr>
+        <w:rPr>
+          <w:sz w:val="24"/>
+          <w:szCs w:val="24"/>
+        </w:rPr>
+      </w:pPr>
+      <w:r>
+        <w:rPr>
+          <w:sz w:val="24"/>
+          <w:szCs w:val="24"/>
+        </w:rPr>
+        <w:t>7</w:t>
+      </w:r>
+    </w:p>
+    <w:p>
+      <w:pPr>
+        <w:rPr>
+          <w:sz w:val="24"/>
+          <w:szCs w:val="24"/>
+        </w:rPr>
+      </w:pPr>
+      <w:r>
+        <w:rPr>
+          <w:sz w:val="24"/>
+          <w:szCs w:val="24"/>
+        </w:rPr>
+        <w:t>18</w:t>
+      </w:r>
+    </w:p>
+    <w:p>
+      <w:pPr>
+        <w:rPr>
+          <w:b/>
+          <w:bCs/>
+          <w:sz w:val="32"/>
+          <w:szCs w:val="32"/>
+        </w:rPr>
+      </w:pPr>
+    </w:p>
+    <w:p>
+      <w:pPr>
+        <w:rPr>
+          <w:sz w:val="24"/>
+          <w:szCs w:val="24"/>
+        </w:rPr>
+      </w:pPr>
+    </w:p>
+    <w:p>
+      <w:pPr>
+        <w:rPr>
+          <w:b/>
+          <w:bCs/>
+          <w:sz w:val="28"/>
+          <w:szCs w:val="28"/>
         </w:rPr>
       </w:pPr>
     </w:p>
@@ -2238,6 +6140,19 @@
       <w:spacing w:val="5"/>
     </w:rPr>
   </w:style>
+  <w:style w:type="paragraph" w:styleId="NormalWeb">
+    <w:name w:val="Normal (Web)"/>
+    <w:basedOn w:val="Normal"/>
+    <w:uiPriority w:val="99"/>
+    <w:semiHidden/>
+    <w:unhideWhenUsed/>
+    <w:rsid w:val="00816655"/>
+    <w:rPr>
+      <w:rFonts w:ascii="Times New Roman" w:hAnsi="Times New Roman" w:cs="Times New Roman"/>
+      <w:sz w:val="24"/>
+      <w:szCs w:val="24"/>
+    </w:rPr>
+  </w:style>
 </w:styles>
 </file>
 

--- a/LLD_python.docx
+++ b/LLD_python.docx
@@ -27,12 +27,17 @@
         <w:t xml:space="preserve">#defiing the class of </w:t>
       </w:r>
       <w:proofErr w:type="spellStart"/>
+      <w:proofErr w:type="gramStart"/>
       <w:r>
         <w:t>instragram</w:t>
       </w:r>
       <w:proofErr w:type="spellEnd"/>
       <w:r>
-        <w:t xml:space="preserve">(template for </w:t>
+        <w:t>(</w:t>
+      </w:r>
+      <w:proofErr w:type="gramEnd"/>
+      <w:r>
+        <w:t xml:space="preserve">template for </w:t>
       </w:r>
       <w:proofErr w:type="spellStart"/>
       <w:r>
@@ -61,10 +66,20 @@
         <w:t>__(</w:t>
       </w:r>
       <w:proofErr w:type="spellStart"/>
-      <w:r>
-        <w:t>self,username,bio,profilepicture</w:t>
+      <w:proofErr w:type="gramStart"/>
+      <w:r>
+        <w:t>self,username</w:t>
+      </w:r>
+      <w:proofErr w:type="gramEnd"/>
+      <w:r>
+        <w:t>,</w:t>
+      </w:r>
+      <w:proofErr w:type="gramStart"/>
+      <w:r>
+        <w:t>bio,profilepicture</w:t>
       </w:r>
       <w:proofErr w:type="spellEnd"/>
+      <w:proofErr w:type="gramEnd"/>
       <w:r>
         <w:t>):</w:t>
       </w:r>
@@ -74,10 +89,12 @@
         <w:t xml:space="preserve">        </w:t>
       </w:r>
       <w:proofErr w:type="spellStart"/>
+      <w:proofErr w:type="gramStart"/>
       <w:r>
         <w:t>self.username</w:t>
       </w:r>
       <w:proofErr w:type="spellEnd"/>
+      <w:proofErr w:type="gramEnd"/>
       <w:r>
         <w:t>=username</w:t>
       </w:r>
@@ -100,10 +117,12 @@
         <w:t xml:space="preserve">        </w:t>
       </w:r>
       <w:proofErr w:type="spellStart"/>
+      <w:proofErr w:type="gramStart"/>
       <w:r>
         <w:t>self.profilepicture</w:t>
       </w:r>
       <w:proofErr w:type="spellEnd"/>
+      <w:proofErr w:type="gramEnd"/>
       <w:r>
         <w:t>=</w:t>
       </w:r>
@@ -115,7 +134,15 @@
     </w:p>
     <w:p>
       <w:r>
-        <w:t>    #Method:every user can perform</w:t>
+        <w:t>    #</w:t>
+      </w:r>
+      <w:proofErr w:type="gramStart"/>
+      <w:r>
+        <w:t>Method:every</w:t>
+      </w:r>
+      <w:proofErr w:type="gramEnd"/>
+      <w:r>
+        <w:t xml:space="preserve"> user can perform</w:t>
       </w:r>
     </w:p>
     <w:p>
@@ -123,8 +150,13 @@
         <w:t>    def follow(</w:t>
       </w:r>
       <w:proofErr w:type="spellStart"/>
-      <w:r>
-        <w:t>self,another_user</w:t>
+      <w:proofErr w:type="gramStart"/>
+      <w:r>
+        <w:t>self,another</w:t>
+      </w:r>
+      <w:proofErr w:type="gramEnd"/>
+      <w:r>
+        <w:t>_user</w:t>
       </w:r>
       <w:proofErr w:type="spellEnd"/>
       <w:r>
@@ -136,30 +168,53 @@
         <w:t>        return f"{</w:t>
       </w:r>
       <w:proofErr w:type="spellStart"/>
+      <w:proofErr w:type="gramStart"/>
       <w:r>
         <w:t>self.username</w:t>
       </w:r>
       <w:proofErr w:type="spellEnd"/>
+      <w:proofErr w:type="gramEnd"/>
       <w:r>
         <w:t>} followed {</w:t>
       </w:r>
       <w:proofErr w:type="spellStart"/>
       <w:r>
-        <w:t>another_user.username</w:t>
+        <w:t>another_</w:t>
+      </w:r>
+      <w:proofErr w:type="gramStart"/>
+      <w:r>
+        <w:t>user.username</w:t>
       </w:r>
       <w:proofErr w:type="spellEnd"/>
+      <w:proofErr w:type="gramEnd"/>
       <w:r>
         <w:t>}"</w:t>
       </w:r>
     </w:p>
     <w:p>
       <w:r>
-        <w:t>    #creating object(individual User)</w:t>
-      </w:r>
-    </w:p>
-    <w:p>
-      <w:r>
-        <w:t>usr1=User("</w:t>
+        <w:t xml:space="preserve">    #creating </w:t>
+      </w:r>
+      <w:proofErr w:type="gramStart"/>
+      <w:r>
+        <w:t>object(</w:t>
+      </w:r>
+      <w:proofErr w:type="gramEnd"/>
+      <w:r>
+        <w:t>individual User)</w:t>
+      </w:r>
+    </w:p>
+    <w:p>
+      <w:r>
+        <w:t>usr1=</w:t>
+      </w:r>
+      <w:proofErr w:type="gramStart"/>
+      <w:r>
+        <w:t>User(</w:t>
+      </w:r>
+      <w:proofErr w:type="gramEnd"/>
+      <w:r>
+        <w:t>"</w:t>
       </w:r>
       <w:proofErr w:type="spellStart"/>
       <w:r>
@@ -180,7 +235,15 @@
     </w:p>
     <w:p>
       <w:r>
-        <w:t>usr2=User("Tara","</w:t>
+        <w:t>usr2=</w:t>
+      </w:r>
+      <w:proofErr w:type="gramStart"/>
+      <w:r>
+        <w:t>User(</w:t>
+      </w:r>
+      <w:proofErr w:type="gramEnd"/>
+      <w:r>
+        <w:t>"Tara","</w:t>
       </w:r>
       <w:proofErr w:type="spellStart"/>
       <w:r>
@@ -206,8 +269,13 @@
       </w:r>
     </w:p>
     <w:p>
-      <w:r>
-        <w:t>print(usr1.username)</w:t>
+      <w:proofErr w:type="gramStart"/>
+      <w:r>
+        <w:t>print(</w:t>
+      </w:r>
+      <w:proofErr w:type="gramEnd"/>
+      <w:r>
+        <w:t>usr1.username)</w:t>
       </w:r>
     </w:p>
     <w:p>
@@ -322,8 +390,13 @@
         <w:t>__(</w:t>
       </w:r>
       <w:proofErr w:type="spellStart"/>
-      <w:r>
-        <w:t>self,brand,price</w:t>
+      <w:proofErr w:type="gramStart"/>
+      <w:r>
+        <w:t>self,brand</w:t>
+      </w:r>
+      <w:proofErr w:type="gramEnd"/>
+      <w:r>
+        <w:t>,price</w:t>
       </w:r>
       <w:proofErr w:type="spellEnd"/>
       <w:r>
@@ -335,10 +408,12 @@
         <w:t xml:space="preserve">        </w:t>
       </w:r>
       <w:proofErr w:type="spellStart"/>
+      <w:proofErr w:type="gramStart"/>
       <w:r>
         <w:t>self.brand</w:t>
       </w:r>
       <w:proofErr w:type="spellEnd"/>
+      <w:proofErr w:type="gramEnd"/>
       <w:r>
         <w:t>=brand</w:t>
       </w:r>
@@ -348,10 +423,12 @@
         <w:t xml:space="preserve">        </w:t>
       </w:r>
       <w:proofErr w:type="spellStart"/>
+      <w:proofErr w:type="gramStart"/>
       <w:r>
         <w:t>self.price</w:t>
       </w:r>
       <w:proofErr w:type="spellEnd"/>
+      <w:proofErr w:type="gramEnd"/>
       <w:r>
         <w:t>=price</w:t>
       </w:r>
@@ -374,18 +451,22 @@
         <w:t xml:space="preserve"> is a brand {</w:t>
       </w:r>
       <w:proofErr w:type="spellStart"/>
+      <w:proofErr w:type="gramStart"/>
       <w:r>
         <w:t>self.brand</w:t>
       </w:r>
       <w:proofErr w:type="spellEnd"/>
+      <w:proofErr w:type="gramEnd"/>
       <w:r>
         <w:t>} available with a price at ${</w:t>
       </w:r>
       <w:proofErr w:type="spellStart"/>
+      <w:proofErr w:type="gramStart"/>
       <w:r>
         <w:t>self.price</w:t>
       </w:r>
       <w:proofErr w:type="spellEnd"/>
+      <w:proofErr w:type="gramEnd"/>
       <w:r>
         <w:t>}"</w:t>
       </w:r>
@@ -401,12 +482,17 @@
         <w:t xml:space="preserve">class </w:t>
       </w:r>
       <w:proofErr w:type="spellStart"/>
+      <w:proofErr w:type="gramStart"/>
       <w:r>
         <w:t>SmartPhone</w:t>
       </w:r>
       <w:proofErr w:type="spellEnd"/>
       <w:r>
-        <w:t>(Device):</w:t>
+        <w:t>(</w:t>
+      </w:r>
+      <w:proofErr w:type="gramEnd"/>
+      <w:r>
+        <w:t>Device):</w:t>
       </w:r>
     </w:p>
     <w:p>
@@ -419,20 +505,38 @@
       </w:r>
       <w:proofErr w:type="spellEnd"/>
       <w:r>
-        <w:t xml:space="preserve">__(self, brand, </w:t>
+        <w:t>_</w:t>
+      </w:r>
+      <w:proofErr w:type="gramStart"/>
+      <w:r>
+        <w:t>_(</w:t>
+      </w:r>
+      <w:proofErr w:type="gramEnd"/>
+      <w:r>
+        <w:t xml:space="preserve">self, brand, </w:t>
       </w:r>
       <w:proofErr w:type="spellStart"/>
+      <w:proofErr w:type="gramStart"/>
       <w:r>
         <w:t>price,camera</w:t>
       </w:r>
       <w:proofErr w:type="spellEnd"/>
+      <w:proofErr w:type="gramEnd"/>
       <w:r>
         <w:t>):</w:t>
       </w:r>
     </w:p>
     <w:p>
       <w:r>
-        <w:t>        super().__</w:t>
+        <w:t xml:space="preserve">        </w:t>
+      </w:r>
+      <w:proofErr w:type="gramStart"/>
+      <w:r>
+        <w:t>super()._</w:t>
+      </w:r>
+      <w:proofErr w:type="gramEnd"/>
+      <w:r>
+        <w:t>_</w:t>
       </w:r>
       <w:proofErr w:type="spellStart"/>
       <w:r>
@@ -440,7 +544,15 @@
       </w:r>
       <w:proofErr w:type="spellEnd"/>
       <w:r>
-        <w:t>__(brand, price)</w:t>
+        <w:t>_</w:t>
+      </w:r>
+      <w:proofErr w:type="gramStart"/>
+      <w:r>
+        <w:t>_(</w:t>
+      </w:r>
+      <w:proofErr w:type="gramEnd"/>
+      <w:r>
+        <w:t>brand, price)</w:t>
       </w:r>
     </w:p>
     <w:p>
@@ -448,10 +560,12 @@
         <w:t xml:space="preserve">        </w:t>
       </w:r>
       <w:proofErr w:type="spellStart"/>
+      <w:proofErr w:type="gramStart"/>
       <w:r>
         <w:t>self.camera</w:t>
       </w:r>
       <w:proofErr w:type="spellEnd"/>
+      <w:proofErr w:type="gramEnd"/>
       <w:r>
         <w:t>=camera</w:t>
       </w:r>
@@ -467,26 +581,32 @@
         <w:t>        return f"{</w:t>
       </w:r>
       <w:proofErr w:type="spellStart"/>
+      <w:proofErr w:type="gramStart"/>
       <w:r>
         <w:t>self.brand</w:t>
       </w:r>
       <w:proofErr w:type="spellEnd"/>
+      <w:proofErr w:type="gramEnd"/>
       <w:r>
         <w:t>} with a {</w:t>
       </w:r>
       <w:proofErr w:type="spellStart"/>
+      <w:proofErr w:type="gramStart"/>
       <w:r>
         <w:t>self.camera</w:t>
       </w:r>
       <w:proofErr w:type="spellEnd"/>
+      <w:proofErr w:type="gramEnd"/>
       <w:r>
         <w:t>} having price at ${</w:t>
       </w:r>
       <w:proofErr w:type="spellStart"/>
+      <w:proofErr w:type="gramStart"/>
       <w:r>
         <w:t>self.price</w:t>
       </w:r>
       <w:proofErr w:type="spellEnd"/>
+      <w:proofErr w:type="gramEnd"/>
       <w:r>
         <w:t>}"</w:t>
       </w:r>
@@ -525,8 +645,13 @@
     </w:p>
     <w:p/>
     <w:p>
-      <w:r>
-        <w:t>result=iphone.info()</w:t>
+      <w:proofErr w:type="gramStart"/>
+      <w:r>
+        <w:t>result=iphone.info(</w:t>
+      </w:r>
+      <w:proofErr w:type="gramEnd"/>
+      <w:r>
+        <w:t>)</w:t>
       </w:r>
     </w:p>
     <w:p>
@@ -631,8 +756,13 @@
         <w:t>__(</w:t>
       </w:r>
       <w:proofErr w:type="spellStart"/>
-      <w:r>
-        <w:t>self,brand,price</w:t>
+      <w:proofErr w:type="gramStart"/>
+      <w:r>
+        <w:t>self,brand</w:t>
+      </w:r>
+      <w:proofErr w:type="gramEnd"/>
+      <w:r>
+        <w:t>,price</w:t>
       </w:r>
       <w:proofErr w:type="spellEnd"/>
       <w:r>
@@ -644,10 +774,12 @@
         <w:t xml:space="preserve">        </w:t>
       </w:r>
       <w:proofErr w:type="spellStart"/>
+      <w:proofErr w:type="gramStart"/>
       <w:r>
         <w:t>self.brand</w:t>
       </w:r>
       <w:proofErr w:type="spellEnd"/>
+      <w:proofErr w:type="gramEnd"/>
       <w:r>
         <w:t>=brand</w:t>
       </w:r>
@@ -657,10 +789,12 @@
         <w:t xml:space="preserve">        </w:t>
       </w:r>
       <w:proofErr w:type="spellStart"/>
+      <w:proofErr w:type="gramStart"/>
       <w:r>
         <w:t>self.price</w:t>
       </w:r>
       <w:proofErr w:type="spellEnd"/>
+      <w:proofErr w:type="gramEnd"/>
       <w:r>
         <w:t>=price</w:t>
       </w:r>
@@ -683,18 +817,22 @@
         <w:t xml:space="preserve"> is a brand {</w:t>
       </w:r>
       <w:proofErr w:type="spellStart"/>
+      <w:proofErr w:type="gramStart"/>
       <w:r>
         <w:t>self.brand</w:t>
       </w:r>
       <w:proofErr w:type="spellEnd"/>
+      <w:proofErr w:type="gramEnd"/>
       <w:r>
         <w:t>} available with a price at ${</w:t>
       </w:r>
       <w:proofErr w:type="spellStart"/>
+      <w:proofErr w:type="gramStart"/>
       <w:r>
         <w:t>self.price</w:t>
       </w:r>
       <w:proofErr w:type="spellEnd"/>
+      <w:proofErr w:type="gramEnd"/>
       <w:r>
         <w:t>}"</w:t>
       </w:r>
@@ -710,12 +848,17 @@
         <w:t xml:space="preserve">class </w:t>
       </w:r>
       <w:proofErr w:type="spellStart"/>
+      <w:proofErr w:type="gramStart"/>
       <w:r>
         <w:t>SmartPhone</w:t>
       </w:r>
       <w:proofErr w:type="spellEnd"/>
       <w:r>
-        <w:t>(Device):</w:t>
+        <w:t>(</w:t>
+      </w:r>
+      <w:proofErr w:type="gramEnd"/>
+      <w:r>
+        <w:t>Device):</w:t>
       </w:r>
     </w:p>
     <w:p>
@@ -728,20 +871,38 @@
       </w:r>
       <w:proofErr w:type="spellEnd"/>
       <w:r>
-        <w:t xml:space="preserve">__(self, brand, </w:t>
+        <w:t>_</w:t>
+      </w:r>
+      <w:proofErr w:type="gramStart"/>
+      <w:r>
+        <w:t>_(</w:t>
+      </w:r>
+      <w:proofErr w:type="gramEnd"/>
+      <w:r>
+        <w:t xml:space="preserve">self, brand, </w:t>
       </w:r>
       <w:proofErr w:type="spellStart"/>
+      <w:proofErr w:type="gramStart"/>
       <w:r>
         <w:t>price,camera</w:t>
       </w:r>
       <w:proofErr w:type="spellEnd"/>
+      <w:proofErr w:type="gramEnd"/>
       <w:r>
         <w:t>):</w:t>
       </w:r>
     </w:p>
     <w:p>
       <w:r>
-        <w:t>        super().__</w:t>
+        <w:t xml:space="preserve">        </w:t>
+      </w:r>
+      <w:proofErr w:type="gramStart"/>
+      <w:r>
+        <w:t>super()._</w:t>
+      </w:r>
+      <w:proofErr w:type="gramEnd"/>
+      <w:r>
+        <w:t>_</w:t>
       </w:r>
       <w:proofErr w:type="spellStart"/>
       <w:r>
@@ -749,7 +910,15 @@
       </w:r>
       <w:proofErr w:type="spellEnd"/>
       <w:r>
-        <w:t>__(brand, price)</w:t>
+        <w:t>_</w:t>
+      </w:r>
+      <w:proofErr w:type="gramStart"/>
+      <w:r>
+        <w:t>_(</w:t>
+      </w:r>
+      <w:proofErr w:type="gramEnd"/>
+      <w:r>
+        <w:t>brand, price)</w:t>
       </w:r>
     </w:p>
     <w:p>
@@ -757,10 +926,12 @@
         <w:t xml:space="preserve">        </w:t>
       </w:r>
       <w:proofErr w:type="spellStart"/>
+      <w:proofErr w:type="gramStart"/>
       <w:r>
         <w:t>self.camera</w:t>
       </w:r>
       <w:proofErr w:type="spellEnd"/>
+      <w:proofErr w:type="gramEnd"/>
       <w:r>
         <w:t>=camera</w:t>
       </w:r>
@@ -776,26 +947,32 @@
         <w:t>        return f"{</w:t>
       </w:r>
       <w:proofErr w:type="spellStart"/>
+      <w:proofErr w:type="gramStart"/>
       <w:r>
         <w:t>self.brand</w:t>
       </w:r>
       <w:proofErr w:type="spellEnd"/>
+      <w:proofErr w:type="gramEnd"/>
       <w:r>
         <w:t>} with a {</w:t>
       </w:r>
       <w:proofErr w:type="spellStart"/>
+      <w:proofErr w:type="gramStart"/>
       <w:r>
         <w:t>self.camera</w:t>
       </w:r>
       <w:proofErr w:type="spellEnd"/>
+      <w:proofErr w:type="gramEnd"/>
       <w:r>
         <w:t>} having price at ${</w:t>
       </w:r>
       <w:proofErr w:type="spellStart"/>
+      <w:proofErr w:type="gramStart"/>
       <w:r>
         <w:t>self.price</w:t>
       </w:r>
       <w:proofErr w:type="spellEnd"/>
+      <w:proofErr w:type="gramEnd"/>
       <w:r>
         <w:t>}"</w:t>
       </w:r>
@@ -811,6 +988,7 @@
         <w:t xml:space="preserve">class </w:t>
       </w:r>
       <w:proofErr w:type="spellStart"/>
+      <w:proofErr w:type="gramStart"/>
       <w:r>
         <w:t>proSmartPhone</w:t>
       </w:r>
@@ -819,6 +997,7 @@
         <w:t>(</w:t>
       </w:r>
       <w:proofErr w:type="spellStart"/>
+      <w:proofErr w:type="gramEnd"/>
       <w:r>
         <w:t>SmartPhone</w:t>
       </w:r>
@@ -837,20 +1016,38 @@
       </w:r>
       <w:proofErr w:type="spellEnd"/>
       <w:r>
-        <w:t xml:space="preserve">__(self, brand, price, </w:t>
+        <w:t>_</w:t>
+      </w:r>
+      <w:proofErr w:type="gramStart"/>
+      <w:r>
+        <w:t>_(</w:t>
+      </w:r>
+      <w:proofErr w:type="gramEnd"/>
+      <w:r>
+        <w:t xml:space="preserve">self, brand, price, </w:t>
       </w:r>
       <w:proofErr w:type="spellStart"/>
+      <w:proofErr w:type="gramStart"/>
       <w:r>
         <w:t>camera,styles</w:t>
       </w:r>
       <w:proofErr w:type="spellEnd"/>
+      <w:proofErr w:type="gramEnd"/>
       <w:r>
         <w:t>):</w:t>
       </w:r>
     </w:p>
     <w:p>
       <w:r>
-        <w:t>        super().__</w:t>
+        <w:t xml:space="preserve">        </w:t>
+      </w:r>
+      <w:proofErr w:type="gramStart"/>
+      <w:r>
+        <w:t>super()._</w:t>
+      </w:r>
+      <w:proofErr w:type="gramEnd"/>
+      <w:r>
+        <w:t>_</w:t>
       </w:r>
       <w:proofErr w:type="spellStart"/>
       <w:r>
@@ -858,7 +1055,15 @@
       </w:r>
       <w:proofErr w:type="spellEnd"/>
       <w:r>
-        <w:t>__(brand, price, camera)</w:t>
+        <w:t>_</w:t>
+      </w:r>
+      <w:proofErr w:type="gramStart"/>
+      <w:r>
+        <w:t>_(</w:t>
+      </w:r>
+      <w:proofErr w:type="gramEnd"/>
+      <w:r>
+        <w:t>brand, price, camera)</w:t>
       </w:r>
     </w:p>
     <w:p>
@@ -866,10 +1071,12 @@
         <w:t xml:space="preserve">        </w:t>
       </w:r>
       <w:proofErr w:type="spellStart"/>
+      <w:proofErr w:type="gramStart"/>
       <w:r>
         <w:t>self.styles</w:t>
       </w:r>
       <w:proofErr w:type="spellEnd"/>
+      <w:proofErr w:type="gramEnd"/>
       <w:r>
         <w:t>=styles</w:t>
       </w:r>
@@ -893,26 +1100,32 @@
         <w:t>        return f"{</w:t>
       </w:r>
       <w:proofErr w:type="spellStart"/>
+      <w:proofErr w:type="gramStart"/>
       <w:r>
         <w:t>self.brand</w:t>
       </w:r>
       <w:proofErr w:type="spellEnd"/>
+      <w:proofErr w:type="gramEnd"/>
       <w:r>
         <w:t>} is having a unique {</w:t>
       </w:r>
       <w:proofErr w:type="spellStart"/>
+      <w:proofErr w:type="gramStart"/>
       <w:r>
         <w:t>self.styles</w:t>
       </w:r>
       <w:proofErr w:type="spellEnd"/>
+      <w:proofErr w:type="gramEnd"/>
       <w:r>
         <w:t>} with a premium price ${</w:t>
       </w:r>
       <w:proofErr w:type="spellStart"/>
+      <w:proofErr w:type="gramStart"/>
       <w:r>
         <w:t>self.price</w:t>
       </w:r>
       <w:proofErr w:type="spellEnd"/>
+      <w:proofErr w:type="gramEnd"/>
       <w:r>
         <w:t>}"</w:t>
       </w:r>
@@ -974,8 +1187,13 @@
     </w:p>
     <w:p/>
     <w:p>
-      <w:r>
-        <w:t>result=iphone.info()</w:t>
+      <w:proofErr w:type="gramStart"/>
+      <w:r>
+        <w:t>result=iphone.info(</w:t>
+      </w:r>
+      <w:proofErr w:type="gramEnd"/>
+      <w:r>
+        <w:t>)</w:t>
       </w:r>
     </w:p>
     <w:p>
@@ -1190,14 +1408,48 @@
         <w:t>__(</w:t>
       </w:r>
       <w:proofErr w:type="spellStart"/>
-      <w:r>
-        <w:rPr>
-          <w:sz w:val="24"/>
-          <w:szCs w:val="24"/>
-        </w:rPr>
-        <w:t>self,customer_name,drink_type,size</w:t>
+      <w:proofErr w:type="gramStart"/>
+      <w:r>
+        <w:rPr>
+          <w:sz w:val="24"/>
+          <w:szCs w:val="24"/>
+        </w:rPr>
+        <w:t>self,customer</w:t>
+      </w:r>
+      <w:proofErr w:type="gramEnd"/>
+      <w:r>
+        <w:rPr>
+          <w:sz w:val="24"/>
+          <w:szCs w:val="24"/>
+        </w:rPr>
+        <w:t>_</w:t>
+      </w:r>
+      <w:proofErr w:type="gramStart"/>
+      <w:r>
+        <w:rPr>
+          <w:sz w:val="24"/>
+          <w:szCs w:val="24"/>
+        </w:rPr>
+        <w:t>name,drink</w:t>
+      </w:r>
+      <w:proofErr w:type="gramEnd"/>
+      <w:r>
+        <w:rPr>
+          <w:sz w:val="24"/>
+          <w:szCs w:val="24"/>
+        </w:rPr>
+        <w:t>_</w:t>
+      </w:r>
+      <w:proofErr w:type="gramStart"/>
+      <w:r>
+        <w:rPr>
+          <w:sz w:val="24"/>
+          <w:szCs w:val="24"/>
+        </w:rPr>
+        <w:t>type,size</w:t>
       </w:r>
       <w:proofErr w:type="spellEnd"/>
+      <w:proofErr w:type="gramEnd"/>
       <w:r>
         <w:rPr>
           <w:sz w:val="24"/>
@@ -1221,12 +1473,21 @@
         <w:t xml:space="preserve">        </w:t>
       </w:r>
       <w:proofErr w:type="spellStart"/>
-      <w:r>
-        <w:rPr>
-          <w:sz w:val="24"/>
-          <w:szCs w:val="24"/>
-        </w:rPr>
-        <w:t>self.customer_name</w:t>
+      <w:proofErr w:type="gramStart"/>
+      <w:r>
+        <w:rPr>
+          <w:sz w:val="24"/>
+          <w:szCs w:val="24"/>
+        </w:rPr>
+        <w:t>self.customer</w:t>
+      </w:r>
+      <w:proofErr w:type="gramEnd"/>
+      <w:r>
+        <w:rPr>
+          <w:sz w:val="24"/>
+          <w:szCs w:val="24"/>
+        </w:rPr>
+        <w:t>_name</w:t>
       </w:r>
       <w:proofErr w:type="spellEnd"/>
       <w:r>
@@ -1268,12 +1529,21 @@
         <w:t xml:space="preserve">        </w:t>
       </w:r>
       <w:proofErr w:type="spellStart"/>
-      <w:r>
-        <w:rPr>
-          <w:sz w:val="24"/>
-          <w:szCs w:val="24"/>
-        </w:rPr>
-        <w:t>self.drink_type</w:t>
+      <w:proofErr w:type="gramStart"/>
+      <w:r>
+        <w:rPr>
+          <w:sz w:val="24"/>
+          <w:szCs w:val="24"/>
+        </w:rPr>
+        <w:t>self.drink</w:t>
+      </w:r>
+      <w:proofErr w:type="gramEnd"/>
+      <w:r>
+        <w:rPr>
+          <w:sz w:val="24"/>
+          <w:szCs w:val="24"/>
+        </w:rPr>
+        <w:t>_type</w:t>
       </w:r>
       <w:proofErr w:type="spellEnd"/>
       <w:r>
@@ -1329,6 +1599,7 @@
         <w:t xml:space="preserve">        </w:t>
       </w:r>
       <w:proofErr w:type="spellStart"/>
+      <w:proofErr w:type="gramStart"/>
       <w:r>
         <w:rPr>
           <w:sz w:val="24"/>
@@ -1337,6 +1608,7 @@
         <w:t>self.size</w:t>
       </w:r>
       <w:proofErr w:type="spellEnd"/>
+      <w:proofErr w:type="gramEnd"/>
       <w:r>
         <w:rPr>
           <w:sz w:val="24"/>
@@ -1374,12 +1646,21 @@
         <w:t xml:space="preserve">        </w:t>
       </w:r>
       <w:proofErr w:type="spellStart"/>
-      <w:r>
-        <w:rPr>
-          <w:sz w:val="24"/>
-          <w:szCs w:val="24"/>
-        </w:rPr>
-        <w:t>self.__price</w:t>
+      <w:proofErr w:type="gramStart"/>
+      <w:r>
+        <w:rPr>
+          <w:sz w:val="24"/>
+          <w:szCs w:val="24"/>
+        </w:rPr>
+        <w:t>self._</w:t>
+      </w:r>
+      <w:proofErr w:type="gramEnd"/>
+      <w:r>
+        <w:rPr>
+          <w:sz w:val="24"/>
+          <w:szCs w:val="24"/>
+        </w:rPr>
+        <w:t>_price</w:t>
       </w:r>
       <w:proofErr w:type="spellEnd"/>
       <w:r>
@@ -1465,12 +1746,21 @@
         <w:t>        return f"{</w:t>
       </w:r>
       <w:proofErr w:type="spellStart"/>
-      <w:r>
-        <w:rPr>
-          <w:sz w:val="24"/>
-          <w:szCs w:val="24"/>
-        </w:rPr>
-        <w:t>self.customer_name</w:t>
+      <w:proofErr w:type="gramStart"/>
+      <w:r>
+        <w:rPr>
+          <w:sz w:val="24"/>
+          <w:szCs w:val="24"/>
+        </w:rPr>
+        <w:t>self.customer</w:t>
+      </w:r>
+      <w:proofErr w:type="gramEnd"/>
+      <w:r>
+        <w:rPr>
+          <w:sz w:val="24"/>
+          <w:szCs w:val="24"/>
+        </w:rPr>
+        <w:t>_name</w:t>
       </w:r>
       <w:proofErr w:type="spellEnd"/>
       <w:r>
@@ -1481,6 +1771,7 @@
         <w:t>} ordered a {</w:t>
       </w:r>
       <w:proofErr w:type="spellStart"/>
+      <w:proofErr w:type="gramStart"/>
       <w:r>
         <w:rPr>
           <w:sz w:val="24"/>
@@ -1489,6 +1780,7 @@
         <w:t>self.size</w:t>
       </w:r>
       <w:proofErr w:type="spellEnd"/>
+      <w:proofErr w:type="gramEnd"/>
       <w:r>
         <w:rPr>
           <w:sz w:val="24"/>
@@ -1497,12 +1789,21 @@
         <w:t>} {</w:t>
       </w:r>
       <w:proofErr w:type="spellStart"/>
-      <w:r>
-        <w:rPr>
-          <w:sz w:val="24"/>
-          <w:szCs w:val="24"/>
-        </w:rPr>
-        <w:t>self.drink_type</w:t>
+      <w:proofErr w:type="gramStart"/>
+      <w:r>
+        <w:rPr>
+          <w:sz w:val="24"/>
+          <w:szCs w:val="24"/>
+        </w:rPr>
+        <w:t>self.drink</w:t>
+      </w:r>
+      <w:proofErr w:type="gramEnd"/>
+      <w:r>
+        <w:rPr>
+          <w:sz w:val="24"/>
+          <w:szCs w:val="24"/>
+        </w:rPr>
+        <w:t>_type</w:t>
       </w:r>
       <w:proofErr w:type="spellEnd"/>
       <w:r>
@@ -1587,15 +1888,40 @@
           <w:sz w:val="24"/>
           <w:szCs w:val="24"/>
         </w:rPr>
-        <w:t xml:space="preserve"> price:$ {</w:t>
+        <w:t xml:space="preserve"> </w:t>
+      </w:r>
+      <w:proofErr w:type="gramStart"/>
+      <w:r>
+        <w:rPr>
+          <w:sz w:val="24"/>
+          <w:szCs w:val="24"/>
+        </w:rPr>
+        <w:t>price:$</w:t>
+      </w:r>
+      <w:proofErr w:type="gramEnd"/>
+      <w:r>
+        <w:rPr>
+          <w:sz w:val="24"/>
+          <w:szCs w:val="24"/>
+        </w:rPr>
+        <w:t xml:space="preserve"> {</w:t>
       </w:r>
       <w:proofErr w:type="spellStart"/>
-      <w:r>
-        <w:rPr>
-          <w:sz w:val="24"/>
-          <w:szCs w:val="24"/>
-        </w:rPr>
-        <w:t>self.__price</w:t>
+      <w:proofErr w:type="gramStart"/>
+      <w:r>
+        <w:rPr>
+          <w:sz w:val="24"/>
+          <w:szCs w:val="24"/>
+        </w:rPr>
+        <w:t>self._</w:t>
+      </w:r>
+      <w:proofErr w:type="gramEnd"/>
+      <w:r>
+        <w:rPr>
+          <w:sz w:val="24"/>
+          <w:szCs w:val="24"/>
+        </w:rPr>
+        <w:t>_price</w:t>
       </w:r>
       <w:proofErr w:type="spellEnd"/>
       <w:r>
@@ -1674,7 +2000,23 @@
           <w:sz w:val="24"/>
           <w:szCs w:val="24"/>
         </w:rPr>
-        <w:t>        return self.__</w:t>
+        <w:t xml:space="preserve">        return </w:t>
+      </w:r>
+      <w:proofErr w:type="gramStart"/>
+      <w:r>
+        <w:rPr>
+          <w:sz w:val="24"/>
+          <w:szCs w:val="24"/>
+        </w:rPr>
+        <w:t>self._</w:t>
+      </w:r>
+      <w:proofErr w:type="gramEnd"/>
+      <w:r>
+        <w:rPr>
+          <w:sz w:val="24"/>
+          <w:szCs w:val="24"/>
+        </w:rPr>
+        <w:t>_</w:t>
       </w:r>
       <w:proofErr w:type="spellStart"/>
       <w:r>
@@ -1682,7 +2024,15 @@
           <w:sz w:val="24"/>
           <w:szCs w:val="24"/>
         </w:rPr>
-        <w:t>calculate_price</w:t>
+        <w:t>calculate_</w:t>
+      </w:r>
+      <w:proofErr w:type="gramStart"/>
+      <w:r>
+        <w:rPr>
+          <w:sz w:val="24"/>
+          <w:szCs w:val="24"/>
+        </w:rPr>
+        <w:t>price</w:t>
       </w:r>
       <w:proofErr w:type="spellEnd"/>
       <w:r>
@@ -1690,7 +2040,15 @@
           <w:sz w:val="24"/>
           <w:szCs w:val="24"/>
         </w:rPr>
-        <w:t>()</w:t>
+        <w:t>(</w:t>
+      </w:r>
+      <w:proofErr w:type="gramEnd"/>
+      <w:r>
+        <w:rPr>
+          <w:sz w:val="24"/>
+          <w:szCs w:val="24"/>
+        </w:rPr>
+        <w:t>)</w:t>
       </w:r>
     </w:p>
     <w:p>
@@ -1787,12 +2145,21 @@
         <w:t>print(</w:t>
       </w:r>
       <w:proofErr w:type="spellStart"/>
-      <w:r>
-        <w:rPr>
-          <w:sz w:val="24"/>
-          <w:szCs w:val="24"/>
-        </w:rPr>
-        <w:t>order.customer_name</w:t>
+      <w:proofErr w:type="gramStart"/>
+      <w:r>
+        <w:rPr>
+          <w:sz w:val="24"/>
+          <w:szCs w:val="24"/>
+        </w:rPr>
+        <w:t>order.customer</w:t>
+      </w:r>
+      <w:proofErr w:type="gramEnd"/>
+      <w:r>
+        <w:rPr>
+          <w:sz w:val="24"/>
+          <w:szCs w:val="24"/>
+        </w:rPr>
+        <w:t>_name</w:t>
       </w:r>
       <w:proofErr w:type="spellEnd"/>
       <w:r>
@@ -1823,7 +2190,15 @@
           <w:sz w:val="24"/>
           <w:szCs w:val="24"/>
         </w:rPr>
-        <w:t>order.get_order_summary</w:t>
+        <w:t>order.get_order_</w:t>
+      </w:r>
+      <w:proofErr w:type="gramStart"/>
+      <w:r>
+        <w:rPr>
+          <w:sz w:val="24"/>
+          <w:szCs w:val="24"/>
+        </w:rPr>
+        <w:t>summary</w:t>
       </w:r>
       <w:proofErr w:type="spellEnd"/>
       <w:r>
@@ -1831,7 +2206,15 @@
           <w:sz w:val="24"/>
           <w:szCs w:val="24"/>
         </w:rPr>
-        <w:t>())</w:t>
+        <w:t>(</w:t>
+      </w:r>
+      <w:proofErr w:type="gramEnd"/>
+      <w:r>
+        <w:rPr>
+          <w:sz w:val="24"/>
+          <w:szCs w:val="24"/>
+        </w:rPr>
+        <w:t>))</w:t>
       </w:r>
     </w:p>
     <w:p>
@@ -1854,7 +2237,15 @@
           <w:sz w:val="24"/>
           <w:szCs w:val="24"/>
         </w:rPr>
-        <w:t>order.get_price</w:t>
+        <w:t>order.get_</w:t>
+      </w:r>
+      <w:proofErr w:type="gramStart"/>
+      <w:r>
+        <w:rPr>
+          <w:sz w:val="24"/>
+          <w:szCs w:val="24"/>
+        </w:rPr>
+        <w:t>price</w:t>
       </w:r>
       <w:proofErr w:type="spellEnd"/>
       <w:r>
@@ -1862,7 +2253,15 @@
           <w:sz w:val="24"/>
           <w:szCs w:val="24"/>
         </w:rPr>
-        <w:t>())</w:t>
+        <w:t>(</w:t>
+      </w:r>
+      <w:proofErr w:type="gramEnd"/>
+      <w:r>
+        <w:rPr>
+          <w:sz w:val="24"/>
+          <w:szCs w:val="24"/>
+        </w:rPr>
+        <w:t>))</w:t>
       </w:r>
     </w:p>
     <w:p>
@@ -1888,6 +2287,7 @@
         <w:t xml:space="preserve">#Access private </w:t>
       </w:r>
       <w:proofErr w:type="spellStart"/>
+      <w:proofErr w:type="gramStart"/>
       <w:r>
         <w:rPr>
           <w:sz w:val="24"/>
@@ -1896,6 +2296,7 @@
         <w:t>attribute:if</w:t>
       </w:r>
       <w:proofErr w:type="spellEnd"/>
+      <w:proofErr w:type="gramEnd"/>
       <w:r>
         <w:rPr>
           <w:sz w:val="24"/>
@@ -1916,22 +2317,70 @@
           <w:sz w:val="24"/>
           <w:szCs w:val="24"/>
         </w:rPr>
-        <w:t>#print(order.__price)</w:t>
-      </w:r>
-    </w:p>
-    <w:p>
-      <w:pPr>
-        <w:rPr>
-          <w:sz w:val="24"/>
-          <w:szCs w:val="24"/>
-        </w:rPr>
-      </w:pPr>
-      <w:r>
-        <w:rPr>
-          <w:sz w:val="24"/>
-          <w:szCs w:val="24"/>
-        </w:rPr>
-        <w:t>#print(order.__calculate_price())</w:t>
+        <w:t>#print(</w:t>
+      </w:r>
+      <w:proofErr w:type="gramStart"/>
+      <w:r>
+        <w:rPr>
+          <w:sz w:val="24"/>
+          <w:szCs w:val="24"/>
+        </w:rPr>
+        <w:t>order._</w:t>
+      </w:r>
+      <w:proofErr w:type="gramEnd"/>
+      <w:r>
+        <w:rPr>
+          <w:sz w:val="24"/>
+          <w:szCs w:val="24"/>
+        </w:rPr>
+        <w:t>_price)</w:t>
+      </w:r>
+    </w:p>
+    <w:p>
+      <w:pPr>
+        <w:rPr>
+          <w:sz w:val="24"/>
+          <w:szCs w:val="24"/>
+        </w:rPr>
+      </w:pPr>
+      <w:r>
+        <w:rPr>
+          <w:sz w:val="24"/>
+          <w:szCs w:val="24"/>
+        </w:rPr>
+        <w:t>#print(</w:t>
+      </w:r>
+      <w:proofErr w:type="gramStart"/>
+      <w:r>
+        <w:rPr>
+          <w:sz w:val="24"/>
+          <w:szCs w:val="24"/>
+        </w:rPr>
+        <w:t>order._</w:t>
+      </w:r>
+      <w:proofErr w:type="gramEnd"/>
+      <w:r>
+        <w:rPr>
+          <w:sz w:val="24"/>
+          <w:szCs w:val="24"/>
+        </w:rPr>
+        <w:t>_calculate_</w:t>
+      </w:r>
+      <w:proofErr w:type="gramStart"/>
+      <w:r>
+        <w:rPr>
+          <w:sz w:val="24"/>
+          <w:szCs w:val="24"/>
+        </w:rPr>
+        <w:t>price(</w:t>
+      </w:r>
+      <w:proofErr w:type="gramEnd"/>
+      <w:r>
+        <w:rPr>
+          <w:sz w:val="24"/>
+          <w:szCs w:val="24"/>
+        </w:rPr>
+        <w:t>))</w:t>
       </w:r>
     </w:p>
     <w:p>
@@ -2003,7 +2452,23 @@
           <w:sz w:val="24"/>
           <w:szCs w:val="24"/>
         </w:rPr>
-        <w:t>total price:$ 5.0</w:t>
+        <w:t xml:space="preserve">total </w:t>
+      </w:r>
+      <w:proofErr w:type="gramStart"/>
+      <w:r>
+        <w:rPr>
+          <w:sz w:val="24"/>
+          <w:szCs w:val="24"/>
+        </w:rPr>
+        <w:t>price:$</w:t>
+      </w:r>
+      <w:proofErr w:type="gramEnd"/>
+      <w:r>
+        <w:rPr>
+          <w:sz w:val="24"/>
+          <w:szCs w:val="24"/>
+        </w:rPr>
+        <w:t xml:space="preserve"> 5.0</w:t>
       </w:r>
     </w:p>
     <w:p>
@@ -2095,14 +2560,48 @@
         <w:t>__(</w:t>
       </w:r>
       <w:proofErr w:type="spellStart"/>
-      <w:r>
-        <w:rPr>
-          <w:sz w:val="24"/>
-          <w:szCs w:val="24"/>
-        </w:rPr>
-        <w:t>self,customer_name,drink_type,size</w:t>
+      <w:proofErr w:type="gramStart"/>
+      <w:r>
+        <w:rPr>
+          <w:sz w:val="24"/>
+          <w:szCs w:val="24"/>
+        </w:rPr>
+        <w:t>self,customer</w:t>
+      </w:r>
+      <w:proofErr w:type="gramEnd"/>
+      <w:r>
+        <w:rPr>
+          <w:sz w:val="24"/>
+          <w:szCs w:val="24"/>
+        </w:rPr>
+        <w:t>_</w:t>
+      </w:r>
+      <w:proofErr w:type="gramStart"/>
+      <w:r>
+        <w:rPr>
+          <w:sz w:val="24"/>
+          <w:szCs w:val="24"/>
+        </w:rPr>
+        <w:t>name,drink</w:t>
+      </w:r>
+      <w:proofErr w:type="gramEnd"/>
+      <w:r>
+        <w:rPr>
+          <w:sz w:val="24"/>
+          <w:szCs w:val="24"/>
+        </w:rPr>
+        <w:t>_</w:t>
+      </w:r>
+      <w:proofErr w:type="gramStart"/>
+      <w:r>
+        <w:rPr>
+          <w:sz w:val="24"/>
+          <w:szCs w:val="24"/>
+        </w:rPr>
+        <w:t>type,size</w:t>
       </w:r>
       <w:proofErr w:type="spellEnd"/>
+      <w:proofErr w:type="gramEnd"/>
       <w:r>
         <w:rPr>
           <w:sz w:val="24"/>
@@ -2126,12 +2625,21 @@
         <w:t xml:space="preserve">        </w:t>
       </w:r>
       <w:proofErr w:type="spellStart"/>
-      <w:r>
-        <w:rPr>
-          <w:sz w:val="24"/>
-          <w:szCs w:val="24"/>
-        </w:rPr>
-        <w:t>self.customer_name</w:t>
+      <w:proofErr w:type="gramStart"/>
+      <w:r>
+        <w:rPr>
+          <w:sz w:val="24"/>
+          <w:szCs w:val="24"/>
+        </w:rPr>
+        <w:t>self.customer</w:t>
+      </w:r>
+      <w:proofErr w:type="gramEnd"/>
+      <w:r>
+        <w:rPr>
+          <w:sz w:val="24"/>
+          <w:szCs w:val="24"/>
+        </w:rPr>
+        <w:t>_name</w:t>
       </w:r>
       <w:proofErr w:type="spellEnd"/>
       <w:r>
@@ -2173,12 +2681,21 @@
         <w:t xml:space="preserve">        </w:t>
       </w:r>
       <w:proofErr w:type="spellStart"/>
-      <w:r>
-        <w:rPr>
-          <w:sz w:val="24"/>
-          <w:szCs w:val="24"/>
-        </w:rPr>
-        <w:t>self.drink_type</w:t>
+      <w:proofErr w:type="gramStart"/>
+      <w:r>
+        <w:rPr>
+          <w:sz w:val="24"/>
+          <w:szCs w:val="24"/>
+        </w:rPr>
+        <w:t>self.drink</w:t>
+      </w:r>
+      <w:proofErr w:type="gramEnd"/>
+      <w:r>
+        <w:rPr>
+          <w:sz w:val="24"/>
+          <w:szCs w:val="24"/>
+        </w:rPr>
+        <w:t>_type</w:t>
       </w:r>
       <w:proofErr w:type="spellEnd"/>
       <w:r>
@@ -2220,6 +2737,7 @@
         <w:t xml:space="preserve">        </w:t>
       </w:r>
       <w:proofErr w:type="spellStart"/>
+      <w:proofErr w:type="gramStart"/>
       <w:r>
         <w:rPr>
           <w:sz w:val="24"/>
@@ -2228,6 +2746,7 @@
         <w:t>self.size</w:t>
       </w:r>
       <w:proofErr w:type="spellEnd"/>
+      <w:proofErr w:type="gramEnd"/>
       <w:r>
         <w:rPr>
           <w:sz w:val="24"/>
@@ -2251,12 +2770,21 @@
         <w:t xml:space="preserve">        </w:t>
       </w:r>
       <w:proofErr w:type="spellStart"/>
-      <w:r>
-        <w:rPr>
-          <w:sz w:val="24"/>
-          <w:szCs w:val="24"/>
-        </w:rPr>
-        <w:t>self.__price</w:t>
+      <w:proofErr w:type="gramStart"/>
+      <w:r>
+        <w:rPr>
+          <w:sz w:val="24"/>
+          <w:szCs w:val="24"/>
+        </w:rPr>
+        <w:t>self._</w:t>
+      </w:r>
+      <w:proofErr w:type="gramEnd"/>
+      <w:r>
+        <w:rPr>
+          <w:sz w:val="24"/>
+          <w:szCs w:val="24"/>
+        </w:rPr>
+        <w:t>_price</w:t>
       </w:r>
       <w:proofErr w:type="spellEnd"/>
       <w:r>
@@ -2328,12 +2856,21 @@
         <w:t>        return f"{</w:t>
       </w:r>
       <w:proofErr w:type="spellStart"/>
-      <w:r>
-        <w:rPr>
-          <w:sz w:val="24"/>
-          <w:szCs w:val="24"/>
-        </w:rPr>
-        <w:t>self.customer_name</w:t>
+      <w:proofErr w:type="gramStart"/>
+      <w:r>
+        <w:rPr>
+          <w:sz w:val="24"/>
+          <w:szCs w:val="24"/>
+        </w:rPr>
+        <w:t>self.customer</w:t>
+      </w:r>
+      <w:proofErr w:type="gramEnd"/>
+      <w:r>
+        <w:rPr>
+          <w:sz w:val="24"/>
+          <w:szCs w:val="24"/>
+        </w:rPr>
+        <w:t>_name</w:t>
       </w:r>
       <w:proofErr w:type="spellEnd"/>
       <w:r>
@@ -2344,6 +2881,7 @@
         <w:t>} ordered a {</w:t>
       </w:r>
       <w:proofErr w:type="spellStart"/>
+      <w:proofErr w:type="gramStart"/>
       <w:r>
         <w:rPr>
           <w:sz w:val="24"/>
@@ -2352,6 +2890,7 @@
         <w:t>self.size</w:t>
       </w:r>
       <w:proofErr w:type="spellEnd"/>
+      <w:proofErr w:type="gramEnd"/>
       <w:r>
         <w:rPr>
           <w:sz w:val="24"/>
@@ -2360,12 +2899,21 @@
         <w:t>} {</w:t>
       </w:r>
       <w:proofErr w:type="spellStart"/>
-      <w:r>
-        <w:rPr>
-          <w:sz w:val="24"/>
-          <w:szCs w:val="24"/>
-        </w:rPr>
-        <w:t>self.drink_type</w:t>
+      <w:proofErr w:type="gramStart"/>
+      <w:r>
+        <w:rPr>
+          <w:sz w:val="24"/>
+          <w:szCs w:val="24"/>
+        </w:rPr>
+        <w:t>self.drink</w:t>
+      </w:r>
+      <w:proofErr w:type="gramEnd"/>
+      <w:r>
+        <w:rPr>
+          <w:sz w:val="24"/>
+          <w:szCs w:val="24"/>
+        </w:rPr>
+        <w:t>_type</w:t>
       </w:r>
       <w:proofErr w:type="spellEnd"/>
       <w:r>
@@ -2451,15 +2999,40 @@
           <w:sz w:val="24"/>
           <w:szCs w:val="24"/>
         </w:rPr>
-        <w:t xml:space="preserve"> price:$ {</w:t>
+        <w:t xml:space="preserve"> </w:t>
+      </w:r>
+      <w:proofErr w:type="gramStart"/>
+      <w:r>
+        <w:rPr>
+          <w:sz w:val="24"/>
+          <w:szCs w:val="24"/>
+        </w:rPr>
+        <w:t>price:$</w:t>
+      </w:r>
+      <w:proofErr w:type="gramEnd"/>
+      <w:r>
+        <w:rPr>
+          <w:sz w:val="24"/>
+          <w:szCs w:val="24"/>
+        </w:rPr>
+        <w:t xml:space="preserve"> {</w:t>
       </w:r>
       <w:proofErr w:type="spellStart"/>
-      <w:r>
-        <w:rPr>
-          <w:sz w:val="24"/>
-          <w:szCs w:val="24"/>
-        </w:rPr>
-        <w:t>self.__price</w:t>
+      <w:proofErr w:type="gramStart"/>
+      <w:r>
+        <w:rPr>
+          <w:sz w:val="24"/>
+          <w:szCs w:val="24"/>
+        </w:rPr>
+        <w:t>self._</w:t>
+      </w:r>
+      <w:proofErr w:type="gramEnd"/>
+      <w:r>
+        <w:rPr>
+          <w:sz w:val="24"/>
+          <w:szCs w:val="24"/>
+        </w:rPr>
+        <w:t>_price</w:t>
       </w:r>
       <w:proofErr w:type="spellEnd"/>
       <w:r>
@@ -2537,7 +3110,23 @@
           <w:sz w:val="24"/>
           <w:szCs w:val="24"/>
         </w:rPr>
-        <w:t>        return self.__</w:t>
+        <w:t xml:space="preserve">        return </w:t>
+      </w:r>
+      <w:proofErr w:type="gramStart"/>
+      <w:r>
+        <w:rPr>
+          <w:sz w:val="24"/>
+          <w:szCs w:val="24"/>
+        </w:rPr>
+        <w:t>self._</w:t>
+      </w:r>
+      <w:proofErr w:type="gramEnd"/>
+      <w:r>
+        <w:rPr>
+          <w:sz w:val="24"/>
+          <w:szCs w:val="24"/>
+        </w:rPr>
+        <w:t>_</w:t>
       </w:r>
       <w:proofErr w:type="spellStart"/>
       <w:r>
@@ -2545,7 +3134,15 @@
           <w:sz w:val="24"/>
           <w:szCs w:val="24"/>
         </w:rPr>
-        <w:t>calculate_price</w:t>
+        <w:t>calculate_</w:t>
+      </w:r>
+      <w:proofErr w:type="gramStart"/>
+      <w:r>
+        <w:rPr>
+          <w:sz w:val="24"/>
+          <w:szCs w:val="24"/>
+        </w:rPr>
+        <w:t>price</w:t>
       </w:r>
       <w:proofErr w:type="spellEnd"/>
       <w:r>
@@ -2553,7 +3150,15 @@
           <w:sz w:val="24"/>
           <w:szCs w:val="24"/>
         </w:rPr>
-        <w:t>()</w:t>
+        <w:t>(</w:t>
+      </w:r>
+      <w:proofErr w:type="gramEnd"/>
+      <w:r>
+        <w:rPr>
+          <w:sz w:val="24"/>
+          <w:szCs w:val="24"/>
+        </w:rPr>
+        <w:t>)</w:t>
       </w:r>
     </w:p>
     <w:p>
@@ -2632,6 +3237,7 @@
         <w:t xml:space="preserve"> a {</w:t>
       </w:r>
       <w:proofErr w:type="spellStart"/>
+      <w:proofErr w:type="gramStart"/>
       <w:r>
         <w:rPr>
           <w:sz w:val="24"/>
@@ -2640,6 +3246,7 @@
         <w:t>self.size</w:t>
       </w:r>
       <w:proofErr w:type="spellEnd"/>
+      <w:proofErr w:type="gramEnd"/>
       <w:r>
         <w:rPr>
           <w:sz w:val="24"/>
@@ -2648,12 +3255,21 @@
         <w:t>} for {</w:t>
       </w:r>
       <w:proofErr w:type="spellStart"/>
-      <w:r>
-        <w:rPr>
-          <w:sz w:val="24"/>
-          <w:szCs w:val="24"/>
-        </w:rPr>
-        <w:t>self.customer_name</w:t>
+      <w:proofErr w:type="gramStart"/>
+      <w:r>
+        <w:rPr>
+          <w:sz w:val="24"/>
+          <w:szCs w:val="24"/>
+        </w:rPr>
+        <w:t>self.customer</w:t>
+      </w:r>
+      <w:proofErr w:type="gramEnd"/>
+      <w:r>
+        <w:rPr>
+          <w:sz w:val="24"/>
+          <w:szCs w:val="24"/>
+        </w:rPr>
+        <w:t>_name</w:t>
       </w:r>
       <w:proofErr w:type="spellEnd"/>
       <w:r>
@@ -2730,9 +3346,18 @@
           <w:sz w:val="24"/>
           <w:szCs w:val="24"/>
         </w:rPr>
-        <w:t>        print(</w:t>
+        <w:t xml:space="preserve">        </w:t>
+      </w:r>
+      <w:proofErr w:type="gramStart"/>
+      <w:r>
+        <w:rPr>
+          <w:sz w:val="24"/>
+          <w:szCs w:val="24"/>
+        </w:rPr>
+        <w:t>print(</w:t>
       </w:r>
       <w:proofErr w:type="spellStart"/>
+      <w:proofErr w:type="gramEnd"/>
       <w:r>
         <w:rPr>
           <w:sz w:val="24"/>
@@ -2749,12 +3374,21 @@
         <w:t xml:space="preserve"> order by {</w:t>
       </w:r>
       <w:proofErr w:type="spellStart"/>
-      <w:r>
-        <w:rPr>
-          <w:sz w:val="24"/>
-          <w:szCs w:val="24"/>
-        </w:rPr>
-        <w:t>self.customer_name</w:t>
+      <w:proofErr w:type="gramStart"/>
+      <w:r>
+        <w:rPr>
+          <w:sz w:val="24"/>
+          <w:szCs w:val="24"/>
+        </w:rPr>
+        <w:t>self.customer</w:t>
+      </w:r>
+      <w:proofErr w:type="gramEnd"/>
+      <w:r>
+        <w:rPr>
+          <w:sz w:val="24"/>
+          <w:szCs w:val="24"/>
+        </w:rPr>
+        <w:t>_name</w:t>
       </w:r>
       <w:proofErr w:type="spellEnd"/>
       <w:r>
@@ -2780,12 +3414,29 @@
         <w:t xml:space="preserve">        return </w:t>
       </w:r>
       <w:proofErr w:type="spellStart"/>
-      <w:r>
-        <w:rPr>
-          <w:sz w:val="24"/>
-          <w:szCs w:val="24"/>
-        </w:rPr>
-        <w:t>self.__brew</w:t>
+      <w:proofErr w:type="gramStart"/>
+      <w:r>
+        <w:rPr>
+          <w:sz w:val="24"/>
+          <w:szCs w:val="24"/>
+        </w:rPr>
+        <w:t>self._</w:t>
+      </w:r>
+      <w:proofErr w:type="gramEnd"/>
+      <w:r>
+        <w:rPr>
+          <w:sz w:val="24"/>
+          <w:szCs w:val="24"/>
+        </w:rPr>
+        <w:t>_</w:t>
+      </w:r>
+      <w:proofErr w:type="gramStart"/>
+      <w:r>
+        <w:rPr>
+          <w:sz w:val="24"/>
+          <w:szCs w:val="24"/>
+        </w:rPr>
+        <w:t>brew</w:t>
       </w:r>
       <w:proofErr w:type="spellEnd"/>
       <w:r>
@@ -2793,7 +3444,15 @@
           <w:sz w:val="24"/>
           <w:szCs w:val="24"/>
         </w:rPr>
-        <w:t>()</w:t>
+        <w:t>(</w:t>
+      </w:r>
+      <w:proofErr w:type="gramEnd"/>
+      <w:r>
+        <w:rPr>
+          <w:sz w:val="24"/>
+          <w:szCs w:val="24"/>
+        </w:rPr>
+        <w:t>)</w:t>
       </w:r>
     </w:p>
     <w:p>
@@ -2905,12 +3564,29 @@
         <w:t>print(</w:t>
       </w:r>
       <w:proofErr w:type="spellStart"/>
-      <w:r>
-        <w:rPr>
-          <w:sz w:val="24"/>
-          <w:szCs w:val="24"/>
-        </w:rPr>
-        <w:t>order.make_coffee</w:t>
+      <w:proofErr w:type="gramStart"/>
+      <w:r>
+        <w:rPr>
+          <w:sz w:val="24"/>
+          <w:szCs w:val="24"/>
+        </w:rPr>
+        <w:t>order.make</w:t>
+      </w:r>
+      <w:proofErr w:type="gramEnd"/>
+      <w:r>
+        <w:rPr>
+          <w:sz w:val="24"/>
+          <w:szCs w:val="24"/>
+        </w:rPr>
+        <w:t>_</w:t>
+      </w:r>
+      <w:proofErr w:type="gramStart"/>
+      <w:r>
+        <w:rPr>
+          <w:sz w:val="24"/>
+          <w:szCs w:val="24"/>
+        </w:rPr>
+        <w:t>coffee</w:t>
       </w:r>
       <w:proofErr w:type="spellEnd"/>
       <w:r>
@@ -2918,7 +3594,15 @@
           <w:sz w:val="24"/>
           <w:szCs w:val="24"/>
         </w:rPr>
-        <w:t>())</w:t>
+        <w:t>(</w:t>
+      </w:r>
+      <w:proofErr w:type="gramEnd"/>
+      <w:r>
+        <w:rPr>
+          <w:sz w:val="24"/>
+          <w:szCs w:val="24"/>
+        </w:rPr>
+        <w:t>))</w:t>
       </w:r>
     </w:p>
     <w:p>
@@ -3147,12 +3831,21 @@
           <w:szCs w:val="24"/>
         </w:rPr>
       </w:pPr>
-      <w:r>
-        <w:rPr>
-          <w:sz w:val="24"/>
-          <w:szCs w:val="24"/>
-        </w:rPr>
-        <w:t>speak()</w:t>
+      <w:proofErr w:type="gramStart"/>
+      <w:r>
+        <w:rPr>
+          <w:sz w:val="24"/>
+          <w:szCs w:val="24"/>
+        </w:rPr>
+        <w:t>speak(</w:t>
+      </w:r>
+      <w:proofErr w:type="gramEnd"/>
+      <w:r>
+        <w:rPr>
+          <w:sz w:val="24"/>
+          <w:szCs w:val="24"/>
+        </w:rPr>
+        <w:t>)</w:t>
       </w:r>
       <w:r>
         <w:rPr>
@@ -3218,7 +3911,23 @@
           <w:sz w:val="24"/>
           <w:szCs w:val="24"/>
         </w:rPr>
-        <w:t xml:space="preserve">The method name is the same — speak() — but the </w:t>
+        <w:t xml:space="preserve">The method name is the same — </w:t>
+      </w:r>
+      <w:proofErr w:type="gramStart"/>
+      <w:r>
+        <w:rPr>
+          <w:sz w:val="24"/>
+          <w:szCs w:val="24"/>
+        </w:rPr>
+        <w:t>speak(</w:t>
+      </w:r>
+      <w:proofErr w:type="gramEnd"/>
+      <w:r>
+        <w:rPr>
+          <w:sz w:val="24"/>
+          <w:szCs w:val="24"/>
+        </w:rPr>
+        <w:t xml:space="preserve">) — but the </w:t>
       </w:r>
       <w:proofErr w:type="spellStart"/>
       <w:r>
@@ -3363,22 +4072,54 @@
           <w:sz w:val="24"/>
           <w:szCs w:val="24"/>
         </w:rPr>
-        <w:t>dog = Dog()</w:t>
-      </w:r>
-    </w:p>
-    <w:p>
-      <w:pPr>
-        <w:rPr>
-          <w:sz w:val="24"/>
-          <w:szCs w:val="24"/>
-        </w:rPr>
-      </w:pPr>
-      <w:r>
-        <w:rPr>
-          <w:sz w:val="24"/>
-          <w:szCs w:val="24"/>
-        </w:rPr>
-        <w:t>cat = Cat()</w:t>
+        <w:t xml:space="preserve">dog = </w:t>
+      </w:r>
+      <w:proofErr w:type="gramStart"/>
+      <w:r>
+        <w:rPr>
+          <w:sz w:val="24"/>
+          <w:szCs w:val="24"/>
+        </w:rPr>
+        <w:t>Dog(</w:t>
+      </w:r>
+      <w:proofErr w:type="gramEnd"/>
+      <w:r>
+        <w:rPr>
+          <w:sz w:val="24"/>
+          <w:szCs w:val="24"/>
+        </w:rPr>
+        <w:t>)</w:t>
+      </w:r>
+    </w:p>
+    <w:p>
+      <w:pPr>
+        <w:rPr>
+          <w:sz w:val="24"/>
+          <w:szCs w:val="24"/>
+        </w:rPr>
+      </w:pPr>
+      <w:r>
+        <w:rPr>
+          <w:sz w:val="24"/>
+          <w:szCs w:val="24"/>
+        </w:rPr>
+        <w:t xml:space="preserve">cat = </w:t>
+      </w:r>
+      <w:proofErr w:type="gramStart"/>
+      <w:r>
+        <w:rPr>
+          <w:sz w:val="24"/>
+          <w:szCs w:val="24"/>
+        </w:rPr>
+        <w:t>Cat(</w:t>
+      </w:r>
+      <w:proofErr w:type="gramEnd"/>
+      <w:r>
+        <w:rPr>
+          <w:sz w:val="24"/>
+          <w:szCs w:val="24"/>
+        </w:rPr>
+        <w:t>)</w:t>
       </w:r>
     </w:p>
     <w:p>
@@ -3397,6 +4138,7 @@
         </w:rPr>
       </w:pPr>
       <w:proofErr w:type="spellStart"/>
+      <w:proofErr w:type="gramStart"/>
       <w:r>
         <w:rPr>
           <w:sz w:val="24"/>
@@ -3405,6 +4147,7 @@
         <w:t>dog.speak</w:t>
       </w:r>
       <w:proofErr w:type="spellEnd"/>
+      <w:proofErr w:type="gramEnd"/>
       <w:r>
         <w:rPr>
           <w:sz w:val="24"/>
@@ -3421,6 +4164,7 @@
         </w:rPr>
       </w:pPr>
       <w:proofErr w:type="spellStart"/>
+      <w:proofErr w:type="gramStart"/>
       <w:r>
         <w:rPr>
           <w:sz w:val="24"/>
@@ -3429,6 +4173,7 @@
         <w:t>cat.speak</w:t>
       </w:r>
       <w:proofErr w:type="spellEnd"/>
+      <w:proofErr w:type="gramEnd"/>
       <w:r>
         <w:rPr>
           <w:sz w:val="24"/>
@@ -3510,7 +4255,17 @@
           <w:sz w:val="24"/>
           <w:szCs w:val="24"/>
         </w:rPr>
-        <w:t>Polymorphism with inheritance</w:t>
+        <w:t xml:space="preserve">Polymorphism with </w:t>
+      </w:r>
+      <w:proofErr w:type="gramStart"/>
+      <w:r>
+        <w:rPr>
+          <w:b/>
+          <w:bCs/>
+          <w:sz w:val="24"/>
+          <w:szCs w:val="24"/>
+        </w:rPr>
+        <w:t>inheritance</w:t>
       </w:r>
       <w:r>
         <w:rPr>
@@ -3521,6 +4276,7 @@
         </w:rPr>
         <w:t>(</w:t>
       </w:r>
+      <w:proofErr w:type="gramEnd"/>
       <w:r>
         <w:rPr>
           <w:b/>
@@ -3583,22 +4339,54 @@
           <w:sz w:val="24"/>
           <w:szCs w:val="24"/>
         </w:rPr>
-        <w:t>        print("Animal make sound")</w:t>
-      </w:r>
-    </w:p>
-    <w:p>
-      <w:pPr>
-        <w:rPr>
-          <w:sz w:val="24"/>
-          <w:szCs w:val="24"/>
-        </w:rPr>
-      </w:pPr>
-      <w:r>
-        <w:rPr>
-          <w:sz w:val="24"/>
-          <w:szCs w:val="24"/>
-        </w:rPr>
-        <w:t>class Dog(Animal):</w:t>
+        <w:t xml:space="preserve">        </w:t>
+      </w:r>
+      <w:proofErr w:type="gramStart"/>
+      <w:r>
+        <w:rPr>
+          <w:sz w:val="24"/>
+          <w:szCs w:val="24"/>
+        </w:rPr>
+        <w:t>print(</w:t>
+      </w:r>
+      <w:proofErr w:type="gramEnd"/>
+      <w:r>
+        <w:rPr>
+          <w:sz w:val="24"/>
+          <w:szCs w:val="24"/>
+        </w:rPr>
+        <w:t>"Animal make sound")</w:t>
+      </w:r>
+    </w:p>
+    <w:p>
+      <w:pPr>
+        <w:rPr>
+          <w:sz w:val="24"/>
+          <w:szCs w:val="24"/>
+        </w:rPr>
+      </w:pPr>
+      <w:r>
+        <w:rPr>
+          <w:sz w:val="24"/>
+          <w:szCs w:val="24"/>
+        </w:rPr>
+        <w:t xml:space="preserve">class </w:t>
+      </w:r>
+      <w:proofErr w:type="gramStart"/>
+      <w:r>
+        <w:rPr>
+          <w:sz w:val="24"/>
+          <w:szCs w:val="24"/>
+        </w:rPr>
+        <w:t>Dog(</w:t>
+      </w:r>
+      <w:proofErr w:type="gramEnd"/>
+      <w:r>
+        <w:rPr>
+          <w:sz w:val="24"/>
+          <w:szCs w:val="24"/>
+        </w:rPr>
+        <w:t>Animal):</w:t>
       </w:r>
     </w:p>
     <w:p>
@@ -3651,7 +4439,23 @@
           <w:sz w:val="24"/>
           <w:szCs w:val="24"/>
         </w:rPr>
-        <w:t>class Cat(Animal):</w:t>
+        <w:t xml:space="preserve">class </w:t>
+      </w:r>
+      <w:proofErr w:type="gramStart"/>
+      <w:r>
+        <w:rPr>
+          <w:sz w:val="24"/>
+          <w:szCs w:val="24"/>
+        </w:rPr>
+        <w:t>Cat(</w:t>
+      </w:r>
+      <w:proofErr w:type="gramEnd"/>
+      <w:r>
+        <w:rPr>
+          <w:sz w:val="24"/>
+          <w:szCs w:val="24"/>
+        </w:rPr>
+        <w:t>Animal):</w:t>
       </w:r>
     </w:p>
     <w:p>
@@ -3704,7 +4508,39 @@
           <w:sz w:val="24"/>
           <w:szCs w:val="24"/>
         </w:rPr>
-        <w:t>animal=[Dog(),Cat(),Animal()]</w:t>
+        <w:t>animal=[Dog(</w:t>
+      </w:r>
+      <w:proofErr w:type="gramStart"/>
+      <w:r>
+        <w:rPr>
+          <w:sz w:val="24"/>
+          <w:szCs w:val="24"/>
+        </w:rPr>
+        <w:t>),Cat</w:t>
+      </w:r>
+      <w:proofErr w:type="gramEnd"/>
+      <w:r>
+        <w:rPr>
+          <w:sz w:val="24"/>
+          <w:szCs w:val="24"/>
+        </w:rPr>
+        <w:t>(</w:t>
+      </w:r>
+      <w:proofErr w:type="gramStart"/>
+      <w:r>
+        <w:rPr>
+          <w:sz w:val="24"/>
+          <w:szCs w:val="24"/>
+        </w:rPr>
+        <w:t>),Animal</w:t>
+      </w:r>
+      <w:proofErr w:type="gramEnd"/>
+      <w:r>
+        <w:rPr>
+          <w:sz w:val="24"/>
+          <w:szCs w:val="24"/>
+        </w:rPr>
+        <w:t>()]</w:t>
       </w:r>
     </w:p>
     <w:p>
@@ -3737,6 +4573,7 @@
         <w:t xml:space="preserve">    </w:t>
       </w:r>
       <w:proofErr w:type="spellStart"/>
+      <w:proofErr w:type="gramStart"/>
       <w:r>
         <w:rPr>
           <w:sz w:val="24"/>
@@ -3745,6 +4582,7 @@
         <w:t>a.speak</w:t>
       </w:r>
       <w:proofErr w:type="spellEnd"/>
+      <w:proofErr w:type="gramEnd"/>
       <w:r>
         <w:rPr>
           <w:sz w:val="24"/>
@@ -3874,7 +4712,15 @@
         <w:t>override</w:t>
       </w:r>
       <w:r>
-        <w:t xml:space="preserve"> the speak() method of the parent class.</w:t>
+        <w:t xml:space="preserve"> the </w:t>
+      </w:r>
+      <w:proofErr w:type="gramStart"/>
+      <w:r>
+        <w:t>speak(</w:t>
+      </w:r>
+      <w:proofErr w:type="gramEnd"/>
+      <w:r>
+        <w:t>) method of the parent class.</w:t>
       </w:r>
     </w:p>
     <w:p/>
@@ -3962,7 +4808,39 @@
           <w:sz w:val="24"/>
           <w:szCs w:val="24"/>
         </w:rPr>
-        <w:t>    #def add(self, a:int, b:int,c:int=0):</w:t>
+        <w:t xml:space="preserve">    #def </w:t>
+      </w:r>
+      <w:proofErr w:type="gramStart"/>
+      <w:r>
+        <w:rPr>
+          <w:sz w:val="24"/>
+          <w:szCs w:val="24"/>
+        </w:rPr>
+        <w:t>add(</w:t>
+      </w:r>
+      <w:proofErr w:type="gramEnd"/>
+      <w:r>
+        <w:rPr>
+          <w:sz w:val="24"/>
+          <w:szCs w:val="24"/>
+        </w:rPr>
+        <w:t>self, a:int, b:</w:t>
+      </w:r>
+      <w:proofErr w:type="gramStart"/>
+      <w:r>
+        <w:rPr>
+          <w:sz w:val="24"/>
+          <w:szCs w:val="24"/>
+        </w:rPr>
+        <w:t>int,c</w:t>
+      </w:r>
+      <w:proofErr w:type="gramEnd"/>
+      <w:r>
+        <w:rPr>
+          <w:sz w:val="24"/>
+          <w:szCs w:val="24"/>
+        </w:rPr>
+        <w:t>:int=0):</w:t>
       </w:r>
     </w:p>
     <w:p>
@@ -3978,7 +4856,23 @@
           <w:szCs w:val="24"/>
         </w:rPr>
         <w:lastRenderedPageBreak/>
-        <w:t xml:space="preserve">        #return </w:t>
+        <w:t>        #</w:t>
+      </w:r>
+      <w:proofErr w:type="gramStart"/>
+      <w:r>
+        <w:rPr>
+          <w:sz w:val="24"/>
+          <w:szCs w:val="24"/>
+        </w:rPr>
+        <w:t>return</w:t>
+      </w:r>
+      <w:proofErr w:type="gramEnd"/>
+      <w:r>
+        <w:rPr>
+          <w:sz w:val="24"/>
+          <w:szCs w:val="24"/>
+        </w:rPr>
+        <w:t xml:space="preserve"> </w:t>
       </w:r>
       <w:proofErr w:type="spellStart"/>
       <w:r>
@@ -4010,22 +4904,54 @@
           <w:sz w:val="24"/>
           <w:szCs w:val="24"/>
         </w:rPr>
-        <w:t>    #accept any number of arguments:</w:t>
-      </w:r>
-    </w:p>
-    <w:p>
-      <w:pPr>
-        <w:rPr>
-          <w:sz w:val="24"/>
-          <w:szCs w:val="24"/>
-        </w:rPr>
-      </w:pPr>
-      <w:r>
-        <w:rPr>
-          <w:sz w:val="24"/>
-          <w:szCs w:val="24"/>
-        </w:rPr>
-        <w:t>     def add(self, *</w:t>
+        <w:t>    #</w:t>
+      </w:r>
+      <w:proofErr w:type="gramStart"/>
+      <w:r>
+        <w:rPr>
+          <w:sz w:val="24"/>
+          <w:szCs w:val="24"/>
+        </w:rPr>
+        <w:t>accept</w:t>
+      </w:r>
+      <w:proofErr w:type="gramEnd"/>
+      <w:r>
+        <w:rPr>
+          <w:sz w:val="24"/>
+          <w:szCs w:val="24"/>
+        </w:rPr>
+        <w:t xml:space="preserve"> any number of arguments:</w:t>
+      </w:r>
+    </w:p>
+    <w:p>
+      <w:pPr>
+        <w:rPr>
+          <w:sz w:val="24"/>
+          <w:szCs w:val="24"/>
+        </w:rPr>
+      </w:pPr>
+      <w:r>
+        <w:rPr>
+          <w:sz w:val="24"/>
+          <w:szCs w:val="24"/>
+        </w:rPr>
+        <w:t xml:space="preserve">     def </w:t>
+      </w:r>
+      <w:proofErr w:type="gramStart"/>
+      <w:r>
+        <w:rPr>
+          <w:sz w:val="24"/>
+          <w:szCs w:val="24"/>
+        </w:rPr>
+        <w:t>add(</w:t>
+      </w:r>
+      <w:proofErr w:type="gramEnd"/>
+      <w:r>
+        <w:rPr>
+          <w:sz w:val="24"/>
+          <w:szCs w:val="24"/>
+        </w:rPr>
+        <w:t>self, *</w:t>
       </w:r>
       <w:proofErr w:type="spellStart"/>
       <w:r>
@@ -4104,7 +5030,23 @@
           <w:sz w:val="24"/>
           <w:szCs w:val="24"/>
         </w:rPr>
-        <w:t>=calculation()</w:t>
+        <w:t>=</w:t>
+      </w:r>
+      <w:proofErr w:type="gramStart"/>
+      <w:r>
+        <w:rPr>
+          <w:sz w:val="24"/>
+          <w:szCs w:val="24"/>
+        </w:rPr>
+        <w:t>calculation(</w:t>
+      </w:r>
+      <w:proofErr w:type="gramEnd"/>
+      <w:r>
+        <w:rPr>
+          <w:sz w:val="24"/>
+          <w:szCs w:val="24"/>
+        </w:rPr>
+        <w:t>)</w:t>
       </w:r>
     </w:p>
     <w:p>
@@ -4122,6 +5064,7 @@
         <w:t>print(</w:t>
       </w:r>
       <w:proofErr w:type="spellStart"/>
+      <w:proofErr w:type="gramStart"/>
       <w:r>
         <w:rPr>
           <w:sz w:val="24"/>
@@ -4135,7 +5078,15 @@
           <w:sz w:val="24"/>
           <w:szCs w:val="24"/>
         </w:rPr>
-        <w:t>(1,6))</w:t>
+        <w:t>(</w:t>
+      </w:r>
+      <w:proofErr w:type="gramEnd"/>
+      <w:r>
+        <w:rPr>
+          <w:sz w:val="24"/>
+          <w:szCs w:val="24"/>
+        </w:rPr>
+        <w:t>1,6))</w:t>
       </w:r>
     </w:p>
     <w:p>
@@ -4153,6 +5104,7 @@
         <w:t>print(</w:t>
       </w:r>
       <w:proofErr w:type="spellStart"/>
+      <w:proofErr w:type="gramStart"/>
       <w:r>
         <w:rPr>
           <w:sz w:val="24"/>
@@ -4166,7 +5118,15 @@
           <w:sz w:val="24"/>
           <w:szCs w:val="24"/>
         </w:rPr>
-        <w:t>(5,6,7))</w:t>
+        <w:t>(</w:t>
+      </w:r>
+      <w:proofErr w:type="gramEnd"/>
+      <w:r>
+        <w:rPr>
+          <w:sz w:val="24"/>
+          <w:szCs w:val="24"/>
+        </w:rPr>
+        <w:t>5,6,7))</w:t>
       </w:r>
     </w:p>
     <w:p>
@@ -5109,12 +6069,21 @@
           <w:szCs w:val="24"/>
         </w:rPr>
       </w:pPr>
-      <w:r>
-        <w:rPr>
-          <w:sz w:val="24"/>
-          <w:szCs w:val="24"/>
-        </w:rPr>
-        <w:t>So your one class is effectively doing:</w:t>
+      <w:proofErr w:type="gramStart"/>
+      <w:r>
+        <w:rPr>
+          <w:sz w:val="24"/>
+          <w:szCs w:val="24"/>
+        </w:rPr>
+        <w:t>So</w:t>
+      </w:r>
+      <w:proofErr w:type="gramEnd"/>
+      <w:r>
+        <w:rPr>
+          <w:sz w:val="24"/>
+          <w:szCs w:val="24"/>
+        </w:rPr>
+        <w:t xml:space="preserve"> your one class is effectively doing:</w:t>
       </w:r>
     </w:p>
     <w:p>
@@ -6964,12 +7933,21 @@
         <w:t xml:space="preserve"> </w:t>
       </w:r>
       <w:proofErr w:type="spellStart"/>
-      <w:r>
-        <w:rPr>
-          <w:sz w:val="24"/>
-          <w:szCs w:val="24"/>
-        </w:rPr>
-        <w:t>self.payment_type</w:t>
+      <w:proofErr w:type="gramStart"/>
+      <w:r>
+        <w:rPr>
+          <w:sz w:val="24"/>
+          <w:szCs w:val="24"/>
+        </w:rPr>
+        <w:t>self.payment</w:t>
+      </w:r>
+      <w:proofErr w:type="gramEnd"/>
+      <w:r>
+        <w:rPr>
+          <w:sz w:val="24"/>
+          <w:szCs w:val="24"/>
+        </w:rPr>
+        <w:t>_type</w:t>
       </w:r>
       <w:proofErr w:type="spellEnd"/>
       <w:r>
@@ -6992,7 +7970,23 @@
           <w:sz w:val="24"/>
           <w:szCs w:val="24"/>
         </w:rPr>
-        <w:t xml:space="preserve">    print("Payment through PayPal")</w:t>
+        <w:t xml:space="preserve">    </w:t>
+      </w:r>
+      <w:proofErr w:type="gramStart"/>
+      <w:r>
+        <w:rPr>
+          <w:sz w:val="24"/>
+          <w:szCs w:val="24"/>
+        </w:rPr>
+        <w:t>print(</w:t>
+      </w:r>
+      <w:proofErr w:type="gramEnd"/>
+      <w:r>
+        <w:rPr>
+          <w:sz w:val="24"/>
+          <w:szCs w:val="24"/>
+        </w:rPr>
+        <w:t>"Payment through PayPal")</w:t>
       </w:r>
     </w:p>
     <w:p>
@@ -7375,7 +8369,23 @@
           <w:sz w:val="24"/>
           <w:szCs w:val="24"/>
         </w:rPr>
-        <w:t xml:space="preserve">        print("Payment through PayPal")</w:t>
+        <w:t xml:space="preserve">        </w:t>
+      </w:r>
+      <w:proofErr w:type="gramStart"/>
+      <w:r>
+        <w:rPr>
+          <w:sz w:val="24"/>
+          <w:szCs w:val="24"/>
+        </w:rPr>
+        <w:t>print(</w:t>
+      </w:r>
+      <w:proofErr w:type="gramEnd"/>
+      <w:r>
+        <w:rPr>
+          <w:sz w:val="24"/>
+          <w:szCs w:val="24"/>
+        </w:rPr>
+        <w:t>"Payment through PayPal")</w:t>
       </w:r>
     </w:p>
     <w:p>
@@ -7805,12 +8815,21 @@
           <w:szCs w:val="24"/>
         </w:rPr>
       </w:pPr>
-      <w:r>
-        <w:rPr>
-          <w:sz w:val="24"/>
-          <w:szCs w:val="24"/>
-        </w:rPr>
-        <w:t>So the real question is:</w:t>
+      <w:proofErr w:type="gramStart"/>
+      <w:r>
+        <w:rPr>
+          <w:sz w:val="24"/>
+          <w:szCs w:val="24"/>
+        </w:rPr>
+        <w:t>So</w:t>
+      </w:r>
+      <w:proofErr w:type="gramEnd"/>
+      <w:r>
+        <w:rPr>
+          <w:sz w:val="24"/>
+          <w:szCs w:val="24"/>
+        </w:rPr>
+        <w:t xml:space="preserve"> the real question is:</w:t>
       </w:r>
     </w:p>
     <w:p>
@@ -8413,6 +9432,7 @@
         <w:t xml:space="preserve">class </w:t>
       </w:r>
       <w:proofErr w:type="spellStart"/>
+      <w:proofErr w:type="gramStart"/>
       <w:r>
         <w:rPr>
           <w:sz w:val="24"/>
@@ -8426,7 +9446,15 @@
           <w:sz w:val="24"/>
           <w:szCs w:val="24"/>
         </w:rPr>
-        <w:t>(Discount):</w:t>
+        <w:t>(</w:t>
+      </w:r>
+      <w:proofErr w:type="gramEnd"/>
+      <w:r>
+        <w:rPr>
+          <w:sz w:val="24"/>
+          <w:szCs w:val="24"/>
+        </w:rPr>
+        <w:t>Discount):</w:t>
       </w:r>
     </w:p>
     <w:p>
@@ -8448,7 +9476,23 @@
           <w:sz w:val="24"/>
           <w:szCs w:val="24"/>
         </w:rPr>
-        <w:t xml:space="preserve"> def apply(self, price):</w:t>
+        <w:t xml:space="preserve"> def </w:t>
+      </w:r>
+      <w:proofErr w:type="gramStart"/>
+      <w:r>
+        <w:rPr>
+          <w:sz w:val="24"/>
+          <w:szCs w:val="24"/>
+        </w:rPr>
+        <w:t>apply(</w:t>
+      </w:r>
+      <w:proofErr w:type="gramEnd"/>
+      <w:r>
+        <w:rPr>
+          <w:sz w:val="24"/>
+          <w:szCs w:val="24"/>
+        </w:rPr>
+        <w:t>self, price):</w:t>
       </w:r>
     </w:p>
     <w:p>
@@ -8496,6 +9540,7 @@
         <w:t>print(</w:t>
       </w:r>
       <w:proofErr w:type="spellStart"/>
+      <w:proofErr w:type="gramStart"/>
       <w:r>
         <w:rPr>
           <w:sz w:val="24"/>
@@ -8504,6 +9549,7 @@
         <w:t>calc.calculate</w:t>
       </w:r>
       <w:proofErr w:type="spellEnd"/>
+      <w:proofErr w:type="gramEnd"/>
       <w:r>
         <w:rPr>
           <w:sz w:val="24"/>
@@ -8512,6 +9558,7 @@
         <w:t>(</w:t>
       </w:r>
       <w:proofErr w:type="spellStart"/>
+      <w:proofErr w:type="gramStart"/>
       <w:r>
         <w:rPr>
           <w:sz w:val="24"/>
@@ -8525,7 +9572,15 @@
           <w:sz w:val="24"/>
           <w:szCs w:val="24"/>
         </w:rPr>
-        <w:t xml:space="preserve">(), 1000)) </w:t>
+        <w:t>(</w:t>
+      </w:r>
+      <w:proofErr w:type="gramEnd"/>
+      <w:r>
+        <w:rPr>
+          <w:sz w:val="24"/>
+          <w:szCs w:val="24"/>
+        </w:rPr>
+        <w:t xml:space="preserve">), 1000)) </w:t>
       </w:r>
       <w:r>
         <w:rPr>
@@ -8942,7 +9997,31 @@
           <w:lang w:eastAsia="en-IN"/>
           <w14:ligatures w14:val="none"/>
         </w:rPr>
-        <w:t xml:space="preserve"> discount it receives. It only knows that every discount has an apply() method. Because the calculator depends on the abstraction (Discount) and not on specific types, new types can be plugged in freely.</w:t>
+        <w:t xml:space="preserve"> discount it receives. It only knows that every discount has an </w:t>
+      </w:r>
+      <w:proofErr w:type="gramStart"/>
+      <w:r>
+        <w:rPr>
+          <w:rFonts w:eastAsia="Times New Roman" w:cstheme="minorHAnsi"/>
+          <w:kern w:val="0"/>
+          <w:sz w:val="24"/>
+          <w:szCs w:val="24"/>
+          <w:lang w:eastAsia="en-IN"/>
+          <w14:ligatures w14:val="none"/>
+        </w:rPr>
+        <w:t>apply(</w:t>
+      </w:r>
+      <w:proofErr w:type="gramEnd"/>
+      <w:r>
+        <w:rPr>
+          <w:rFonts w:eastAsia="Times New Roman" w:cstheme="minorHAnsi"/>
+          <w:kern w:val="0"/>
+          <w:sz w:val="24"/>
+          <w:szCs w:val="24"/>
+          <w:lang w:eastAsia="en-IN"/>
+          <w14:ligatures w14:val="none"/>
+        </w:rPr>
+        <w:t>) method. Because the calculator depends on the abstraction (Discount) and not on specific types, new types can be plugged in freely.</w:t>
       </w:r>
     </w:p>
     <w:p>
@@ -9886,9 +10965,9 @@
           <w:lang w:eastAsia="en-IN"/>
           <w14:ligatures w14:val="none"/>
         </w:rPr>
-        <w:t>resize_and_test</w:t>
-      </w:r>
-      <w:proofErr w:type="spellEnd"/>
+        <w:t>resize_and_</w:t>
+      </w:r>
+      <w:proofErr w:type="gramStart"/>
       <w:r>
         <w:rPr>
           <w:rFonts w:eastAsia="Times New Roman" w:cstheme="minorHAnsi"/>
@@ -9900,9 +10979,24 @@
           <w:lang w:eastAsia="en-IN"/>
           <w14:ligatures w14:val="none"/>
         </w:rPr>
+        <w:t>test</w:t>
+      </w:r>
+      <w:proofErr w:type="spellEnd"/>
+      <w:r>
+        <w:rPr>
+          <w:rFonts w:eastAsia="Times New Roman" w:cstheme="minorHAnsi"/>
+          <w:b/>
+          <w:bCs/>
+          <w:kern w:val="0"/>
+          <w:sz w:val="24"/>
+          <w:szCs w:val="24"/>
+          <w:lang w:eastAsia="en-IN"/>
+          <w14:ligatures w14:val="none"/>
+        </w:rPr>
         <w:t>(</w:t>
       </w:r>
       <w:proofErr w:type="spellStart"/>
+      <w:proofErr w:type="gramEnd"/>
       <w:r>
         <w:rPr>
           <w:rFonts w:eastAsia="Times New Roman" w:cstheme="minorHAnsi"/>
@@ -10176,7 +11270,23 @@
           <w:sz w:val="24"/>
           <w:szCs w:val="24"/>
         </w:rPr>
-        <w:t>Now look at the Square class</w:t>
+        <w:t xml:space="preserve">Now look at the </w:t>
+      </w:r>
+      <w:proofErr w:type="gramStart"/>
+      <w:r>
+        <w:rPr>
+          <w:sz w:val="24"/>
+          <w:szCs w:val="24"/>
+        </w:rPr>
+        <w:t>Square</w:t>
+      </w:r>
+      <w:proofErr w:type="gramEnd"/>
+      <w:r>
+        <w:rPr>
+          <w:sz w:val="24"/>
+          <w:szCs w:val="24"/>
+        </w:rPr>
+        <w:t xml:space="preserve"> class</w:t>
       </w:r>
     </w:p>
     <w:p>
@@ -10324,7 +11434,23 @@
           <w:sz w:val="24"/>
           <w:szCs w:val="24"/>
         </w:rPr>
-        <w:t>That's why when you change the width, your Square class also changes the height. Likewise, changing the height also changes the width.</w:t>
+        <w:t xml:space="preserve">That's why when you change the width, your </w:t>
+      </w:r>
+      <w:proofErr w:type="gramStart"/>
+      <w:r>
+        <w:rPr>
+          <w:sz w:val="24"/>
+          <w:szCs w:val="24"/>
+        </w:rPr>
+        <w:t>Square</w:t>
+      </w:r>
+      <w:proofErr w:type="gramEnd"/>
+      <w:r>
+        <w:rPr>
+          <w:sz w:val="24"/>
+          <w:szCs w:val="24"/>
+        </w:rPr>
+        <w:t xml:space="preserve"> class also changes the height. Likewise, changing the height also changes the width.</w:t>
       </w:r>
     </w:p>
     <w:p>
@@ -10409,7 +11535,31 @@
           <w:sz w:val="24"/>
           <w:szCs w:val="24"/>
         </w:rPr>
-        <w:t xml:space="preserve"> = Rectangle(2, 2)</w:t>
+        <w:t xml:space="preserve"> = </w:t>
+      </w:r>
+      <w:proofErr w:type="gramStart"/>
+      <w:r>
+        <w:rPr>
+          <w:sz w:val="24"/>
+          <w:szCs w:val="24"/>
+        </w:rPr>
+        <w:t>Rectangle(</w:t>
+      </w:r>
+      <w:proofErr w:type="gramEnd"/>
+      <w:r>
+        <w:rPr>
+          <w:sz w:val="24"/>
+          <w:szCs w:val="24"/>
+        </w:rPr>
+        <w:t xml:space="preserve">2, </w:t>
+      </w:r>
+      <w:proofErr w:type="gramStart"/>
+      <w:r>
+        <w:rPr>
+          <w:sz w:val="24"/>
+          <w:szCs w:val="24"/>
+        </w:rPr>
+        <w:t>2)</w:t>
       </w:r>
       <w:proofErr w:type="spellStart"/>
       <w:r>
@@ -10417,7 +11567,15 @@
           <w:sz w:val="24"/>
           <w:szCs w:val="24"/>
         </w:rPr>
-        <w:t>resize_and_test</w:t>
+        <w:t>resize</w:t>
+      </w:r>
+      <w:proofErr w:type="gramEnd"/>
+      <w:r>
+        <w:rPr>
+          <w:sz w:val="24"/>
+          <w:szCs w:val="24"/>
+        </w:rPr>
+        <w:t>_and_test</w:t>
       </w:r>
       <w:proofErr w:type="spellEnd"/>
       <w:r>
@@ -10474,7 +11632,15 @@
           <w:sz w:val="24"/>
           <w:szCs w:val="24"/>
         </w:rPr>
-        <w:t>get_area</w:t>
+        <w:t>get_</w:t>
+      </w:r>
+      <w:proofErr w:type="gramStart"/>
+      <w:r>
+        <w:rPr>
+          <w:sz w:val="24"/>
+          <w:szCs w:val="24"/>
+        </w:rPr>
+        <w:t>area</w:t>
       </w:r>
       <w:proofErr w:type="spellEnd"/>
       <w:r>
@@ -10482,7 +11648,15 @@
           <w:sz w:val="24"/>
           <w:szCs w:val="24"/>
         </w:rPr>
-        <w:t>()</w:t>
+        <w:t>(</w:t>
+      </w:r>
+      <w:proofErr w:type="gramEnd"/>
+      <w:r>
+        <w:rPr>
+          <w:sz w:val="24"/>
+          <w:szCs w:val="24"/>
+        </w:rPr>
+        <w:t>)</w:t>
       </w:r>
       <w:r>
         <w:rPr>
@@ -10555,7 +11729,15 @@
           <w:sz w:val="24"/>
           <w:szCs w:val="24"/>
         </w:rPr>
-        <w:t xml:space="preserve"> = Square(2)</w:t>
+        <w:t xml:space="preserve"> = Square(</w:t>
+      </w:r>
+      <w:proofErr w:type="gramStart"/>
+      <w:r>
+        <w:rPr>
+          <w:sz w:val="24"/>
+          <w:szCs w:val="24"/>
+        </w:rPr>
+        <w:t>2)</w:t>
       </w:r>
       <w:proofErr w:type="spellStart"/>
       <w:r>
@@ -10563,7 +11745,15 @@
           <w:sz w:val="24"/>
           <w:szCs w:val="24"/>
         </w:rPr>
-        <w:t>resize_and_test</w:t>
+        <w:t>resize</w:t>
+      </w:r>
+      <w:proofErr w:type="gramEnd"/>
+      <w:r>
+        <w:rPr>
+          <w:sz w:val="24"/>
+          <w:szCs w:val="24"/>
+        </w:rPr>
+        <w:t>_and_test</w:t>
       </w:r>
       <w:proofErr w:type="spellEnd"/>
       <w:r>
@@ -10620,7 +11810,15 @@
           <w:sz w:val="24"/>
           <w:szCs w:val="24"/>
         </w:rPr>
-        <w:t>get_area</w:t>
+        <w:t>get_</w:t>
+      </w:r>
+      <w:proofErr w:type="gramStart"/>
+      <w:r>
+        <w:rPr>
+          <w:sz w:val="24"/>
+          <w:szCs w:val="24"/>
+        </w:rPr>
+        <w:t>area</w:t>
       </w:r>
       <w:proofErr w:type="spellEnd"/>
       <w:r>
@@ -10628,7 +11826,15 @@
           <w:sz w:val="24"/>
           <w:szCs w:val="24"/>
         </w:rPr>
-        <w:t>()</w:t>
+        <w:t>(</w:t>
+      </w:r>
+      <w:proofErr w:type="gramEnd"/>
+      <w:r>
+        <w:rPr>
+          <w:sz w:val="24"/>
+          <w:szCs w:val="24"/>
+        </w:rPr>
+        <w:t>)</w:t>
       </w:r>
       <w:r>
         <w:rPr>
@@ -10676,7 +11882,27 @@
           <w:sz w:val="24"/>
           <w:szCs w:val="24"/>
         </w:rPr>
-        <w:t>The function expected to set width to 5 and height to 4, but the Square object couldn't preserve those independent values.</w:t>
+        <w:t xml:space="preserve">The function expected to set width to 5 and height to 4, but the </w:t>
+      </w:r>
+      <w:proofErr w:type="gramStart"/>
+      <w:r>
+        <w:rPr>
+          <w:b/>
+          <w:bCs/>
+          <w:sz w:val="24"/>
+          <w:szCs w:val="24"/>
+        </w:rPr>
+        <w:t>Square</w:t>
+      </w:r>
+      <w:proofErr w:type="gramEnd"/>
+      <w:r>
+        <w:rPr>
+          <w:b/>
+          <w:bCs/>
+          <w:sz w:val="24"/>
+          <w:szCs w:val="24"/>
+        </w:rPr>
+        <w:t xml:space="preserve"> object couldn't preserve those independent values.</w:t>
       </w:r>
     </w:p>
     <w:p>
@@ -10727,6 +11953,7 @@
         <w:t xml:space="preserve">Your function accepts a </w:t>
       </w:r>
       <w:proofErr w:type="spellStart"/>
+      <w:proofErr w:type="gramStart"/>
       <w:r>
         <w:rPr>
           <w:sz w:val="24"/>
@@ -10742,6 +11969,7 @@
         <w:t>,it</w:t>
       </w:r>
       <w:proofErr w:type="spellEnd"/>
+      <w:proofErr w:type="gramEnd"/>
       <w:r>
         <w:rPr>
           <w:sz w:val="24"/>
@@ -10757,11 +11985,19 @@
       <w:proofErr w:type="spellStart"/>
       <w:r>
         <w:lastRenderedPageBreak/>
-        <w:t>rect.set_width</w:t>
+        <w:t>rect.set_</w:t>
+      </w:r>
+      <w:proofErr w:type="gramStart"/>
+      <w:r>
+        <w:t>width</w:t>
       </w:r>
       <w:proofErr w:type="spellEnd"/>
       <w:r>
-        <w:t>(5)</w:t>
+        <w:t>(</w:t>
+      </w:r>
+      <w:proofErr w:type="gramEnd"/>
+      <w:r>
+        <w:t>5)</w:t>
       </w:r>
     </w:p>
     <w:p>
@@ -10770,11 +12006,19 @@
       </w:pPr>
       <w:proofErr w:type="spellStart"/>
       <w:r>
-        <w:t>rect.set_height</w:t>
+        <w:t>rect.set_</w:t>
+      </w:r>
+      <w:proofErr w:type="gramStart"/>
+      <w:r>
+        <w:t>height</w:t>
       </w:r>
       <w:proofErr w:type="spellEnd"/>
       <w:r>
-        <w:t>(4)</w:t>
+        <w:t>(</w:t>
+      </w:r>
+      <w:proofErr w:type="gramEnd"/>
+      <w:r>
+        <w:t>4)</w:t>
       </w:r>
     </w:p>
     <w:p>
@@ -10790,7 +12034,15 @@
         <w:ind w:left="720"/>
       </w:pPr>
       <w:r>
-        <w:t>width = 5,height = 4</w:t>
+        <w:t xml:space="preserve">width = </w:t>
+      </w:r>
+      <w:proofErr w:type="gramStart"/>
+      <w:r>
+        <w:t>5,height</w:t>
+      </w:r>
+      <w:proofErr w:type="gramEnd"/>
+      <w:r>
+        <w:t xml:space="preserve"> = 4</w:t>
       </w:r>
     </w:p>
     <w:p>
@@ -11270,7 +12522,15 @@
           <w:sz w:val="24"/>
           <w:szCs w:val="24"/>
         </w:rPr>
-        <w:t>get_area</w:t>
+        <w:t>get_</w:t>
+      </w:r>
+      <w:proofErr w:type="gramStart"/>
+      <w:r>
+        <w:rPr>
+          <w:sz w:val="24"/>
+          <w:szCs w:val="24"/>
+        </w:rPr>
+        <w:t>area</w:t>
       </w:r>
       <w:proofErr w:type="spellEnd"/>
       <w:r>
@@ -11278,7 +12538,15 @@
           <w:sz w:val="24"/>
           <w:szCs w:val="24"/>
         </w:rPr>
-        <w:t>() implementation.</w:t>
+        <w:t>(</w:t>
+      </w:r>
+      <w:proofErr w:type="gramEnd"/>
+      <w:r>
+        <w:rPr>
+          <w:sz w:val="24"/>
+          <w:szCs w:val="24"/>
+        </w:rPr>
+        <w:t>) implementation.</w:t>
       </w:r>
     </w:p>
     <w:p>
@@ -11627,16 +12895,36 @@
           <w:sz w:val="24"/>
           <w:szCs w:val="24"/>
         </w:rPr>
-        <w:t xml:space="preserve"> real-world example</w:t>
-      </w:r>
-      <w:r>
-        <w:rPr>
-          <w:b/>
-          <w:bCs/>
-          <w:sz w:val="24"/>
-          <w:szCs w:val="24"/>
-        </w:rPr>
-        <w:t>s:</w:t>
+        <w:t xml:space="preserve"> </w:t>
+      </w:r>
+      <w:proofErr w:type="gramStart"/>
+      <w:r>
+        <w:rPr>
+          <w:b/>
+          <w:bCs/>
+          <w:sz w:val="24"/>
+          <w:szCs w:val="24"/>
+        </w:rPr>
+        <w:t>real-world example</w:t>
+      </w:r>
+      <w:r>
+        <w:rPr>
+          <w:b/>
+          <w:bCs/>
+          <w:sz w:val="24"/>
+          <w:szCs w:val="24"/>
+        </w:rPr>
+        <w:t>s</w:t>
+      </w:r>
+      <w:proofErr w:type="gramEnd"/>
+      <w:r>
+        <w:rPr>
+          <w:b/>
+          <w:bCs/>
+          <w:sz w:val="24"/>
+          <w:szCs w:val="24"/>
+        </w:rPr>
+        <w:t>:</w:t>
       </w:r>
     </w:p>
     <w:p>
@@ -11729,7 +13017,55 @@
           <w:szCs w:val="24"/>
         </w:rPr>
         <w:lastRenderedPageBreak/>
-        <w:t>If we create a single interface that requires every worker to implement work() and eat(), the robot will be forced to implement an eat() method that makes no sense.</w:t>
+        <w:t xml:space="preserve">If we create a single interface that requires every worker to implement </w:t>
+      </w:r>
+      <w:proofErr w:type="gramStart"/>
+      <w:r>
+        <w:rPr>
+          <w:sz w:val="24"/>
+          <w:szCs w:val="24"/>
+        </w:rPr>
+        <w:t>work(</w:t>
+      </w:r>
+      <w:proofErr w:type="gramEnd"/>
+      <w:r>
+        <w:rPr>
+          <w:sz w:val="24"/>
+          <w:szCs w:val="24"/>
+        </w:rPr>
+        <w:t xml:space="preserve">) and </w:t>
+      </w:r>
+      <w:proofErr w:type="gramStart"/>
+      <w:r>
+        <w:rPr>
+          <w:sz w:val="24"/>
+          <w:szCs w:val="24"/>
+        </w:rPr>
+        <w:t>eat(</w:t>
+      </w:r>
+      <w:proofErr w:type="gramEnd"/>
+      <w:r>
+        <w:rPr>
+          <w:sz w:val="24"/>
+          <w:szCs w:val="24"/>
+        </w:rPr>
+        <w:t xml:space="preserve">), the robot will be forced to implement an </w:t>
+      </w:r>
+      <w:proofErr w:type="gramStart"/>
+      <w:r>
+        <w:rPr>
+          <w:sz w:val="24"/>
+          <w:szCs w:val="24"/>
+        </w:rPr>
+        <w:t>eat(</w:t>
+      </w:r>
+      <w:proofErr w:type="gramEnd"/>
+      <w:r>
+        <w:rPr>
+          <w:sz w:val="24"/>
+          <w:szCs w:val="24"/>
+        </w:rPr>
+        <w:t>) method that makes no sense.</w:t>
       </w:r>
     </w:p>
     <w:p>
@@ -11852,6 +13188,7 @@
         <w:rPr>
           <w:b/>
           <w:bCs/>
+          <w:noProof/>
           <w:sz w:val="24"/>
           <w:szCs w:val="24"/>
         </w:rPr>
@@ -12071,12 +13408,21 @@
           <w:szCs w:val="24"/>
         </w:rPr>
       </w:pPr>
-      <w:r>
-        <w:rPr>
-          <w:sz w:val="24"/>
-          <w:szCs w:val="24"/>
-        </w:rPr>
-        <w:t>work()</w:t>
+      <w:proofErr w:type="gramStart"/>
+      <w:r>
+        <w:rPr>
+          <w:sz w:val="24"/>
+          <w:szCs w:val="24"/>
+        </w:rPr>
+        <w:t>work(</w:t>
+      </w:r>
+      <w:proofErr w:type="gramEnd"/>
+      <w:r>
+        <w:rPr>
+          <w:sz w:val="24"/>
+          <w:szCs w:val="24"/>
+        </w:rPr>
+        <w:t>)</w:t>
       </w:r>
     </w:p>
     <w:p>
@@ -12090,12 +13436,21 @@
           <w:szCs w:val="24"/>
         </w:rPr>
       </w:pPr>
-      <w:r>
-        <w:rPr>
-          <w:sz w:val="24"/>
-          <w:szCs w:val="24"/>
-        </w:rPr>
-        <w:t>eat()</w:t>
+      <w:proofErr w:type="gramStart"/>
+      <w:r>
+        <w:rPr>
+          <w:sz w:val="24"/>
+          <w:szCs w:val="24"/>
+        </w:rPr>
+        <w:t>eat(</w:t>
+      </w:r>
+      <w:proofErr w:type="gramEnd"/>
+      <w:r>
+        <w:rPr>
+          <w:sz w:val="24"/>
+          <w:szCs w:val="24"/>
+        </w:rPr>
+        <w:t>)</w:t>
       </w:r>
     </w:p>
     <w:p>
@@ -12113,6 +13468,7 @@
         <w:t xml:space="preserve">Your function </w:t>
       </w:r>
       <w:proofErr w:type="spellStart"/>
+      <w:proofErr w:type="gramStart"/>
       <w:r>
         <w:rPr>
           <w:sz w:val="24"/>
@@ -12126,7 +13482,15 @@
           <w:sz w:val="24"/>
           <w:szCs w:val="24"/>
         </w:rPr>
-        <w:t>() assumes that every Worker can perform both actions.</w:t>
+        <w:t>(</w:t>
+      </w:r>
+      <w:proofErr w:type="gramEnd"/>
+      <w:r>
+        <w:rPr>
+          <w:sz w:val="24"/>
+          <w:szCs w:val="24"/>
+        </w:rPr>
+        <w:t>) assumes that every Worker can perform both actions.</w:t>
       </w:r>
     </w:p>
     <w:p>
@@ -12157,7 +13521,23 @@
           <w:sz w:val="24"/>
           <w:szCs w:val="24"/>
         </w:rPr>
-        <w:t xml:space="preserve"> that expectation. When you substitute a Robot object for a Worker object, the function fails.</w:t>
+        <w:t xml:space="preserve"> that expectation. When you substitute a </w:t>
+      </w:r>
+      <w:proofErr w:type="gramStart"/>
+      <w:r>
+        <w:rPr>
+          <w:sz w:val="24"/>
+          <w:szCs w:val="24"/>
+        </w:rPr>
+        <w:t>Robot</w:t>
+      </w:r>
+      <w:proofErr w:type="gramEnd"/>
+      <w:r>
+        <w:rPr>
+          <w:sz w:val="24"/>
+          <w:szCs w:val="24"/>
+        </w:rPr>
+        <w:t xml:space="preserve"> object for a Worker object, the function fails.</w:t>
       </w:r>
     </w:p>
     <w:p>
@@ -12187,7 +13567,23 @@
           <w:sz w:val="24"/>
           <w:szCs w:val="24"/>
         </w:rPr>
-        <w:t>Your code also demonstrates an ISP violation because Robot is forced to implement an eat() method that it doesn't need.</w:t>
+        <w:t xml:space="preserve">Your code also demonstrates an ISP violation because Robot is forced to implement an </w:t>
+      </w:r>
+      <w:proofErr w:type="gramStart"/>
+      <w:r>
+        <w:rPr>
+          <w:sz w:val="24"/>
+          <w:szCs w:val="24"/>
+        </w:rPr>
+        <w:t>eat(</w:t>
+      </w:r>
+      <w:proofErr w:type="gramEnd"/>
+      <w:r>
+        <w:rPr>
+          <w:sz w:val="24"/>
+          <w:szCs w:val="24"/>
+        </w:rPr>
+        <w:t>) method that it doesn't need.</w:t>
       </w:r>
     </w:p>
     <w:tbl>
@@ -12310,6 +13706,7 @@
               <w:t xml:space="preserve">Robot cannot safely replace Worker in </w:t>
             </w:r>
             <w:proofErr w:type="spellStart"/>
+            <w:proofErr w:type="gramStart"/>
             <w:r>
               <w:rPr>
                 <w:sz w:val="24"/>
@@ -12323,7 +13720,15 @@
                 <w:sz w:val="24"/>
                 <w:szCs w:val="24"/>
               </w:rPr>
-              <w:t>().</w:t>
+              <w:t>(</w:t>
+            </w:r>
+            <w:proofErr w:type="gramEnd"/>
+            <w:r>
+              <w:rPr>
+                <w:sz w:val="24"/>
+                <w:szCs w:val="24"/>
+              </w:rPr>
+              <w:t>).</w:t>
             </w:r>
           </w:p>
         </w:tc>
@@ -12372,7 +13777,23 @@
                 <w:sz w:val="24"/>
                 <w:szCs w:val="24"/>
               </w:rPr>
-              <w:t>Robot is forced to implement the irrelevant eat() method.</w:t>
+              <w:t xml:space="preserve">Robot is forced to implement the irrelevant </w:t>
+            </w:r>
+            <w:proofErr w:type="gramStart"/>
+            <w:r>
+              <w:rPr>
+                <w:sz w:val="24"/>
+                <w:szCs w:val="24"/>
+              </w:rPr>
+              <w:t>eat(</w:t>
+            </w:r>
+            <w:proofErr w:type="gramEnd"/>
+            <w:r>
+              <w:rPr>
+                <w:sz w:val="24"/>
+                <w:szCs w:val="24"/>
+              </w:rPr>
+              <w:t>) method.</w:t>
             </w:r>
           </w:p>
         </w:tc>
@@ -12402,16 +13823,7 @@
           <w:sz w:val="24"/>
           <w:szCs w:val="24"/>
         </w:rPr>
-        <w:t>Fixed version</w:t>
-      </w:r>
-      <w:r>
-        <w:rPr>
-          <w:b/>
-          <w:bCs/>
-          <w:sz w:val="24"/>
-          <w:szCs w:val="24"/>
-        </w:rPr>
-        <w:t>:</w:t>
+        <w:t>Fixed version:</w:t>
       </w:r>
     </w:p>
     <w:p>
@@ -12457,7 +13869,39 @@
           <w:sz w:val="24"/>
           <w:szCs w:val="24"/>
         </w:rPr>
-        <w:t>The problem is that your Worker class forces every subclass to implement both work() and eat(), even though robots don't eat.</w:t>
+        <w:t xml:space="preserve">The problem is that your Worker class forces every subclass to implement both </w:t>
+      </w:r>
+      <w:proofErr w:type="gramStart"/>
+      <w:r>
+        <w:rPr>
+          <w:sz w:val="24"/>
+          <w:szCs w:val="24"/>
+        </w:rPr>
+        <w:t>work(</w:t>
+      </w:r>
+      <w:proofErr w:type="gramEnd"/>
+      <w:r>
+        <w:rPr>
+          <w:sz w:val="24"/>
+          <w:szCs w:val="24"/>
+        </w:rPr>
+        <w:t xml:space="preserve">) and </w:t>
+      </w:r>
+      <w:proofErr w:type="gramStart"/>
+      <w:r>
+        <w:rPr>
+          <w:sz w:val="24"/>
+          <w:szCs w:val="24"/>
+        </w:rPr>
+        <w:t>eat(</w:t>
+      </w:r>
+      <w:proofErr w:type="gramEnd"/>
+      <w:r>
+        <w:rPr>
+          <w:sz w:val="24"/>
+          <w:szCs w:val="24"/>
+        </w:rPr>
+        <w:t>), even though robots don't eat.</w:t>
       </w:r>
     </w:p>
     <w:p>
@@ -12525,6 +13969,7 @@
       </w:pPr>
       <w:r>
         <w:rPr>
+          <w:noProof/>
           <w:sz w:val="24"/>
           <w:szCs w:val="24"/>
         </w:rPr>
@@ -12598,6 +14043,7 @@
         <w:rPr>
           <w:b/>
           <w:bCs/>
+          <w:noProof/>
           <w:sz w:val="24"/>
           <w:szCs w:val="24"/>
         </w:rPr>
@@ -12645,6 +14091,7 @@
           <w:szCs w:val="24"/>
         </w:rPr>
       </w:pPr>
+      <w:proofErr w:type="gramStart"/>
       <w:r>
         <w:rPr>
           <w:sz w:val="24"/>
@@ -12657,7 +14104,31 @@
           <w:sz w:val="24"/>
           <w:szCs w:val="24"/>
         </w:rPr>
-        <w:t xml:space="preserve"> that Robot inherits only from Workable. It doesn't need an eat() method anymore.</w:t>
+        <w:t xml:space="preserve"> that</w:t>
+      </w:r>
+      <w:proofErr w:type="gramEnd"/>
+      <w:r>
+        <w:rPr>
+          <w:sz w:val="24"/>
+          <w:szCs w:val="24"/>
+        </w:rPr>
+        <w:t xml:space="preserve"> Robot inherits only from Workable. It doesn't need an </w:t>
+      </w:r>
+      <w:proofErr w:type="gramStart"/>
+      <w:r>
+        <w:rPr>
+          <w:sz w:val="24"/>
+          <w:szCs w:val="24"/>
+        </w:rPr>
+        <w:t>eat(</w:t>
+      </w:r>
+      <w:proofErr w:type="gramEnd"/>
+      <w:r>
+        <w:rPr>
+          <w:sz w:val="24"/>
+          <w:szCs w:val="24"/>
+        </w:rPr>
+        <w:t>) method anymore.</w:t>
       </w:r>
     </w:p>
     <w:p>
@@ -12703,6 +14174,7 @@
       </w:pPr>
       <w:r>
         <w:rPr>
+          <w:noProof/>
           <w:sz w:val="24"/>
           <w:szCs w:val="24"/>
         </w:rPr>
@@ -12775,6 +14247,7 @@
       </w:pPr>
       <w:r>
         <w:rPr>
+          <w:noProof/>
           <w:sz w:val="24"/>
           <w:szCs w:val="24"/>
         </w:rPr>
@@ -12916,6 +14389,7 @@
       </w:pPr>
       <w:r>
         <w:rPr>
+          <w:noProof/>
           <w:sz w:val="24"/>
           <w:szCs w:val="24"/>
         </w:rPr>
@@ -13144,6 +14618,7 @@
       </w:pPr>
       <w:r>
         <w:rPr>
+          <w:noProof/>
           <w:sz w:val="24"/>
           <w:szCs w:val="24"/>
         </w:rPr>
@@ -13234,7 +14709,27 @@
           <w:sz w:val="24"/>
           <w:szCs w:val="24"/>
         </w:rPr>
-        <w:t>This code works. So what's the problem?</w:t>
+        <w:t xml:space="preserve">This code works. </w:t>
+      </w:r>
+      <w:proofErr w:type="gramStart"/>
+      <w:r>
+        <w:rPr>
+          <w:b/>
+          <w:bCs/>
+          <w:sz w:val="24"/>
+          <w:szCs w:val="24"/>
+        </w:rPr>
+        <w:t>So</w:t>
+      </w:r>
+      <w:proofErr w:type="gramEnd"/>
+      <w:r>
+        <w:rPr>
+          <w:b/>
+          <w:bCs/>
+          <w:sz w:val="24"/>
+          <w:szCs w:val="24"/>
+        </w:rPr>
+        <w:t xml:space="preserve"> what's the problem?</w:t>
       </w:r>
     </w:p>
     <w:p>
@@ -13350,6 +14845,7 @@
       </w:pPr>
       <w:r>
         <w:rPr>
+          <w:noProof/>
           <w:sz w:val="24"/>
           <w:szCs w:val="24"/>
         </w:rPr>
@@ -13560,6 +15056,7 @@
       </w:pPr>
       <w:r>
         <w:rPr>
+          <w:noProof/>
           <w:sz w:val="24"/>
           <w:szCs w:val="24"/>
         </w:rPr>
@@ -13612,7 +15109,23 @@
           <w:sz w:val="24"/>
           <w:szCs w:val="24"/>
         </w:rPr>
-        <w:t>This establishes a common rule: every notification service must provide a send() method.</w:t>
+        <w:t xml:space="preserve">This establishes a common rule: every notification service must provide a </w:t>
+      </w:r>
+      <w:proofErr w:type="gramStart"/>
+      <w:r>
+        <w:rPr>
+          <w:sz w:val="24"/>
+          <w:szCs w:val="24"/>
+        </w:rPr>
+        <w:t>send(</w:t>
+      </w:r>
+      <w:proofErr w:type="gramEnd"/>
+      <w:r>
+        <w:rPr>
+          <w:sz w:val="24"/>
+          <w:szCs w:val="24"/>
+        </w:rPr>
+        <w:t>) method.</w:t>
       </w:r>
     </w:p>
     <w:p>
@@ -13706,12 +15219,21 @@
         </w:rPr>
       </w:pPr>
       <w:proofErr w:type="spellStart"/>
-      <w:r>
-        <w:rPr>
-          <w:sz w:val="24"/>
-          <w:szCs w:val="24"/>
-        </w:rPr>
-        <w:t>self.email_service</w:t>
+      <w:proofErr w:type="gramStart"/>
+      <w:r>
+        <w:rPr>
+          <w:sz w:val="24"/>
+          <w:szCs w:val="24"/>
+        </w:rPr>
+        <w:t>self.email</w:t>
+      </w:r>
+      <w:proofErr w:type="gramEnd"/>
+      <w:r>
+        <w:rPr>
+          <w:sz w:val="24"/>
+          <w:szCs w:val="24"/>
+        </w:rPr>
+        <w:t>_service</w:t>
       </w:r>
       <w:proofErr w:type="spellEnd"/>
       <w:r>
@@ -13722,6 +15244,7 @@
         <w:t xml:space="preserve"> = </w:t>
       </w:r>
       <w:proofErr w:type="spellStart"/>
+      <w:proofErr w:type="gramStart"/>
       <w:r>
         <w:rPr>
           <w:sz w:val="24"/>
@@ -13735,7 +15258,15 @@
           <w:sz w:val="24"/>
           <w:szCs w:val="24"/>
         </w:rPr>
-        <w:t>()</w:t>
+        <w:t>(</w:t>
+      </w:r>
+      <w:proofErr w:type="gramEnd"/>
+      <w:r>
+        <w:rPr>
+          <w:sz w:val="24"/>
+          <w:szCs w:val="24"/>
+        </w:rPr>
+        <w:t>)</w:t>
       </w:r>
     </w:p>
     <w:p>
@@ -13781,7 +15312,23 @@
           <w:sz w:val="24"/>
           <w:szCs w:val="24"/>
         </w:rPr>
-        <w:t xml:space="preserve">__(self, service: </w:t>
+        <w:t>_</w:t>
+      </w:r>
+      <w:proofErr w:type="gramStart"/>
+      <w:r>
+        <w:rPr>
+          <w:sz w:val="24"/>
+          <w:szCs w:val="24"/>
+        </w:rPr>
+        <w:t>_(</w:t>
+      </w:r>
+      <w:proofErr w:type="gramEnd"/>
+      <w:r>
+        <w:rPr>
+          <w:sz w:val="24"/>
+          <w:szCs w:val="24"/>
+        </w:rPr>
+        <w:t xml:space="preserve">self, service: </w:t>
       </w:r>
       <w:proofErr w:type="spellStart"/>
       <w:r>
@@ -13800,6 +15347,7 @@
         <w:t xml:space="preserve">):    </w:t>
       </w:r>
       <w:proofErr w:type="spellStart"/>
+      <w:proofErr w:type="gramStart"/>
       <w:r>
         <w:rPr>
           <w:sz w:val="24"/>
@@ -13808,6 +15356,7 @@
         <w:t>self.service</w:t>
       </w:r>
       <w:proofErr w:type="spellEnd"/>
+      <w:proofErr w:type="gramEnd"/>
       <w:r>
         <w:rPr>
           <w:sz w:val="24"/>
@@ -13858,7 +15407,15 @@
           <w:sz w:val="24"/>
           <w:szCs w:val="24"/>
         </w:rPr>
-        <w:t>notification = Notification(</w:t>
+        <w:t xml:space="preserve">notification = </w:t>
+      </w:r>
+      <w:proofErr w:type="gramStart"/>
+      <w:r>
+        <w:rPr>
+          <w:sz w:val="24"/>
+          <w:szCs w:val="24"/>
+        </w:rPr>
+        <w:t>Notification(</w:t>
       </w:r>
       <w:proofErr w:type="spellStart"/>
       <w:r>
@@ -13874,7 +15431,15 @@
           <w:sz w:val="24"/>
           <w:szCs w:val="24"/>
         </w:rPr>
-        <w:t>())</w:t>
+        <w:t>(</w:t>
+      </w:r>
+      <w:proofErr w:type="gramEnd"/>
+      <w:r>
+        <w:rPr>
+          <w:sz w:val="24"/>
+          <w:szCs w:val="24"/>
+        </w:rPr>
+        <w:t>))</w:t>
       </w:r>
     </w:p>
     <w:p>
@@ -13904,7 +15469,15 @@
           <w:sz w:val="24"/>
           <w:szCs w:val="24"/>
         </w:rPr>
-        <w:t>notification = Notification(</w:t>
+        <w:t xml:space="preserve">notification = </w:t>
+      </w:r>
+      <w:proofErr w:type="gramStart"/>
+      <w:r>
+        <w:rPr>
+          <w:sz w:val="24"/>
+          <w:szCs w:val="24"/>
+        </w:rPr>
+        <w:t>Notification(</w:t>
       </w:r>
       <w:proofErr w:type="spellStart"/>
       <w:r>
@@ -13920,7 +15493,15 @@
           <w:sz w:val="24"/>
           <w:szCs w:val="24"/>
         </w:rPr>
-        <w:t>())</w:t>
+        <w:t>(</w:t>
+      </w:r>
+      <w:proofErr w:type="gramEnd"/>
+      <w:r>
+        <w:rPr>
+          <w:sz w:val="24"/>
+          <w:szCs w:val="24"/>
+        </w:rPr>
+        <w:t>))</w:t>
       </w:r>
     </w:p>
     <w:p>
@@ -14011,7 +15592,23 @@
           <w:sz w:val="24"/>
           <w:szCs w:val="24"/>
         </w:rPr>
-        <w:t xml:space="preserve">def notify(self, message): </w:t>
+        <w:t xml:space="preserve">def </w:t>
+      </w:r>
+      <w:proofErr w:type="gramStart"/>
+      <w:r>
+        <w:rPr>
+          <w:sz w:val="24"/>
+          <w:szCs w:val="24"/>
+        </w:rPr>
+        <w:t>notify(</w:t>
+      </w:r>
+      <w:proofErr w:type="gramEnd"/>
+      <w:r>
+        <w:rPr>
+          <w:sz w:val="24"/>
+          <w:szCs w:val="24"/>
+        </w:rPr>
+        <w:t xml:space="preserve">self, message): </w:t>
       </w:r>
     </w:p>
     <w:p>
@@ -14036,12 +15633,21 @@
         <w:t xml:space="preserve">   </w:t>
       </w:r>
       <w:proofErr w:type="spellStart"/>
-      <w:r>
-        <w:rPr>
-          <w:sz w:val="24"/>
-          <w:szCs w:val="24"/>
-        </w:rPr>
-        <w:t>self.service.send</w:t>
+      <w:proofErr w:type="gramStart"/>
+      <w:r>
+        <w:rPr>
+          <w:sz w:val="24"/>
+          <w:szCs w:val="24"/>
+        </w:rPr>
+        <w:t>self.service</w:t>
+      </w:r>
+      <w:proofErr w:type="gramEnd"/>
+      <w:r>
+        <w:rPr>
+          <w:sz w:val="24"/>
+          <w:szCs w:val="24"/>
+        </w:rPr>
+        <w:t>.send</w:t>
       </w:r>
       <w:proofErr w:type="spellEnd"/>
       <w:r>
@@ -14072,7 +15678,23 @@
           <w:sz w:val="24"/>
           <w:szCs w:val="24"/>
         </w:rPr>
-        <w:t>It doesn't need to know whether the message is sent by email or SMS. It only needs a service that provides send().</w:t>
+        <w:t xml:space="preserve">It doesn't need to know whether the message is sent by email or SMS. It only needs a service that provides </w:t>
+      </w:r>
+      <w:proofErr w:type="gramStart"/>
+      <w:r>
+        <w:rPr>
+          <w:sz w:val="24"/>
+          <w:szCs w:val="24"/>
+        </w:rPr>
+        <w:t>send(</w:t>
+      </w:r>
+      <w:proofErr w:type="gramEnd"/>
+      <w:r>
+        <w:rPr>
+          <w:sz w:val="24"/>
+          <w:szCs w:val="24"/>
+        </w:rPr>
+        <w:t>).</w:t>
       </w:r>
     </w:p>
     <w:p>
@@ -14134,7 +15756,27 @@
           <w:sz w:val="24"/>
           <w:szCs w:val="24"/>
         </w:rPr>
-        <w:t>__() Dependency Injection?</w:t>
+        <w:t>_</w:t>
+      </w:r>
+      <w:proofErr w:type="gramStart"/>
+      <w:r>
+        <w:rPr>
+          <w:b/>
+          <w:bCs/>
+          <w:sz w:val="24"/>
+          <w:szCs w:val="24"/>
+        </w:rPr>
+        <w:t>_(</w:t>
+      </w:r>
+      <w:proofErr w:type="gramEnd"/>
+      <w:r>
+        <w:rPr>
+          <w:b/>
+          <w:bCs/>
+          <w:sz w:val="24"/>
+          <w:szCs w:val="24"/>
+        </w:rPr>
+        <w:t>) Dependency Injection?</w:t>
       </w:r>
     </w:p>
     <w:p>
@@ -14168,7 +15810,17 @@
           <w:sz w:val="24"/>
           <w:szCs w:val="24"/>
         </w:rPr>
-        <w:t>notification = Notification(</w:t>
+        <w:t xml:space="preserve">notification = </w:t>
+      </w:r>
+      <w:proofErr w:type="gramStart"/>
+      <w:r>
+        <w:rPr>
+          <w:b/>
+          <w:bCs/>
+          <w:sz w:val="24"/>
+          <w:szCs w:val="24"/>
+        </w:rPr>
+        <w:t>Notification(</w:t>
       </w:r>
       <w:proofErr w:type="spellStart"/>
       <w:r>
@@ -14188,7 +15840,17 @@
           <w:sz w:val="24"/>
           <w:szCs w:val="24"/>
         </w:rPr>
-        <w:t>())</w:t>
+        <w:t>(</w:t>
+      </w:r>
+      <w:proofErr w:type="gramEnd"/>
+      <w:r>
+        <w:rPr>
+          <w:b/>
+          <w:bCs/>
+          <w:sz w:val="24"/>
+          <w:szCs w:val="24"/>
+        </w:rPr>
+        <w:t>))</w:t>
       </w:r>
     </w:p>
     <w:p>
@@ -14356,6 +16018,7 @@
         <w:t xml:space="preserve"> with @abstractmethod or a </w:t>
       </w:r>
       <w:proofErr w:type="spellStart"/>
+      <w:proofErr w:type="gramStart"/>
       <w:r>
         <w:rPr>
           <w:sz w:val="24"/>
@@ -14364,6 +16027,7 @@
         <w:t>typing.Protocol</w:t>
       </w:r>
       <w:proofErr w:type="spellEnd"/>
+      <w:proofErr w:type="gramEnd"/>
       <w:r>
         <w:rPr>
           <w:sz w:val="24"/>
@@ -14428,6 +16092,7 @@
         <w:rPr>
           <w:b/>
           <w:bCs/>
+          <w:noProof/>
           <w:sz w:val="32"/>
           <w:szCs w:val="32"/>
         </w:rPr>
@@ -14538,6 +16203,1735 @@
         </w:rPr>
       </w:pPr>
     </w:p>
+    <w:p>
+      <w:pPr>
+        <w:rPr>
+          <w:b/>
+          <w:bCs/>
+          <w:sz w:val="32"/>
+          <w:szCs w:val="32"/>
+        </w:rPr>
+      </w:pPr>
+      <w:r>
+        <w:rPr>
+          <w:b/>
+          <w:bCs/>
+          <w:noProof/>
+          <w:sz w:val="32"/>
+          <w:szCs w:val="32"/>
+        </w:rPr>
+        <w:drawing>
+          <wp:inline distT="0" distB="0" distL="0" distR="0" wp14:anchorId="25AF3602" wp14:editId="39182B8D">
+            <wp:extent cx="5731510" cy="2132965"/>
+            <wp:effectExtent l="0" t="0" r="2540" b="635"/>
+            <wp:docPr id="1933789061" name="Picture 1"/>
+            <wp:cNvGraphicFramePr>
+              <a:graphicFrameLocks xmlns:a="http://schemas.openxmlformats.org/drawingml/2006/main" noChangeAspect="1"/>
+            </wp:cNvGraphicFramePr>
+            <a:graphic xmlns:a="http://schemas.openxmlformats.org/drawingml/2006/main">
+              <a:graphicData uri="http://schemas.openxmlformats.org/drawingml/2006/picture">
+                <pic:pic xmlns:pic="http://schemas.openxmlformats.org/drawingml/2006/picture">
+                  <pic:nvPicPr>
+                    <pic:cNvPr id="1933789061" name=""/>
+                    <pic:cNvPicPr/>
+                  </pic:nvPicPr>
+                  <pic:blipFill>
+                    <a:blip r:embed="rId44"/>
+                    <a:stretch>
+                      <a:fillRect/>
+                    </a:stretch>
+                  </pic:blipFill>
+                  <pic:spPr>
+                    <a:xfrm>
+                      <a:off x="0" y="0"/>
+                      <a:ext cx="5731510" cy="2132965"/>
+                    </a:xfrm>
+                    <a:prstGeom prst="rect">
+                      <a:avLst/>
+                    </a:prstGeom>
+                  </pic:spPr>
+                </pic:pic>
+              </a:graphicData>
+            </a:graphic>
+          </wp:inline>
+        </w:drawing>
+      </w:r>
+    </w:p>
+    <w:p>
+      <w:pPr>
+        <w:rPr>
+          <w:b/>
+          <w:bCs/>
+          <w:sz w:val="32"/>
+          <w:szCs w:val="32"/>
+        </w:rPr>
+      </w:pPr>
+    </w:p>
+    <w:p>
+      <w:pPr>
+        <w:rPr>
+          <w:b/>
+          <w:bCs/>
+          <w:sz w:val="32"/>
+          <w:szCs w:val="32"/>
+        </w:rPr>
+      </w:pPr>
+      <w:r>
+        <w:rPr>
+          <w:b/>
+          <w:bCs/>
+          <w:sz w:val="32"/>
+          <w:szCs w:val="32"/>
+        </w:rPr>
+        <w:t>Singleton design pattern</w:t>
+      </w:r>
+    </w:p>
+    <w:p>
+      <w:pPr>
+        <w:rPr>
+          <w:sz w:val="24"/>
+          <w:szCs w:val="24"/>
+        </w:rPr>
+      </w:pPr>
+      <w:r>
+        <w:rPr>
+          <w:b/>
+          <w:bCs/>
+          <w:sz w:val="24"/>
+          <w:szCs w:val="24"/>
+        </w:rPr>
+        <w:t>A class should have only one instance, and everyone who needs it gets that same instance.</w:t>
+      </w:r>
+    </w:p>
+    <w:p>
+      <w:pPr>
+        <w:rPr>
+          <w:sz w:val="24"/>
+          <w:szCs w:val="24"/>
+        </w:rPr>
+      </w:pPr>
+      <w:r>
+        <w:rPr>
+          <w:sz w:val="24"/>
+          <w:szCs w:val="24"/>
+        </w:rPr>
+        <w:t>In simple words: no matter how many times you try to create the object, you always get back the same one.</w:t>
+      </w:r>
+    </w:p>
+    <w:p>
+      <w:pPr>
+        <w:rPr>
+          <w:sz w:val="24"/>
+          <w:szCs w:val="24"/>
+        </w:rPr>
+      </w:pPr>
+      <w:r>
+        <w:rPr>
+          <w:noProof/>
+          <w:sz w:val="24"/>
+          <w:szCs w:val="24"/>
+        </w:rPr>
+        <w:drawing>
+          <wp:inline distT="0" distB="0" distL="0" distR="0" wp14:anchorId="3F4646B3" wp14:editId="0613267D">
+            <wp:extent cx="3375953" cy="1386960"/>
+            <wp:effectExtent l="0" t="0" r="0" b="3810"/>
+            <wp:docPr id="401019624" name="Picture 1"/>
+            <wp:cNvGraphicFramePr>
+              <a:graphicFrameLocks xmlns:a="http://schemas.openxmlformats.org/drawingml/2006/main" noChangeAspect="1"/>
+            </wp:cNvGraphicFramePr>
+            <a:graphic xmlns:a="http://schemas.openxmlformats.org/drawingml/2006/main">
+              <a:graphicData uri="http://schemas.openxmlformats.org/drawingml/2006/picture">
+                <pic:pic xmlns:pic="http://schemas.openxmlformats.org/drawingml/2006/picture">
+                  <pic:nvPicPr>
+                    <pic:cNvPr id="401019624" name=""/>
+                    <pic:cNvPicPr/>
+                  </pic:nvPicPr>
+                  <pic:blipFill>
+                    <a:blip r:embed="rId45"/>
+                    <a:stretch>
+                      <a:fillRect/>
+                    </a:stretch>
+                  </pic:blipFill>
+                  <pic:spPr>
+                    <a:xfrm>
+                      <a:off x="0" y="0"/>
+                      <a:ext cx="3375953" cy="1386960"/>
+                    </a:xfrm>
+                    <a:prstGeom prst="rect">
+                      <a:avLst/>
+                    </a:prstGeom>
+                  </pic:spPr>
+                </pic:pic>
+              </a:graphicData>
+            </a:graphic>
+          </wp:inline>
+        </w:drawing>
+      </w:r>
+    </w:p>
+    <w:p>
+      <w:pPr>
+        <w:rPr>
+          <w:b/>
+          <w:bCs/>
+          <w:sz w:val="24"/>
+          <w:szCs w:val="24"/>
+        </w:rPr>
+      </w:pPr>
+      <w:r>
+        <w:rPr>
+          <w:b/>
+          <w:bCs/>
+          <w:sz w:val="24"/>
+          <w:szCs w:val="24"/>
+        </w:rPr>
+        <w:t>Output:</w:t>
+      </w:r>
+    </w:p>
+    <w:p>
+      <w:pPr>
+        <w:rPr>
+          <w:sz w:val="24"/>
+          <w:szCs w:val="24"/>
+        </w:rPr>
+      </w:pPr>
+      <w:r>
+        <w:rPr>
+          <w:sz w:val="24"/>
+          <w:szCs w:val="24"/>
+        </w:rPr>
+        <w:t>Database connection created</w:t>
+      </w:r>
+    </w:p>
+    <w:p>
+      <w:pPr>
+        <w:rPr>
+          <w:sz w:val="24"/>
+          <w:szCs w:val="24"/>
+        </w:rPr>
+      </w:pPr>
+      <w:r>
+        <w:rPr>
+          <w:sz w:val="24"/>
+          <w:szCs w:val="24"/>
+        </w:rPr>
+        <w:t>Database connection created</w:t>
+      </w:r>
+    </w:p>
+    <w:p>
+      <w:pPr>
+        <w:rPr>
+          <w:sz w:val="24"/>
+          <w:szCs w:val="24"/>
+        </w:rPr>
+      </w:pPr>
+      <w:r>
+        <w:rPr>
+          <w:sz w:val="24"/>
+          <w:szCs w:val="24"/>
+        </w:rPr>
+        <w:t>Database connection created</w:t>
+      </w:r>
+    </w:p>
+    <w:p>
+      <w:pPr>
+        <w:rPr>
+          <w:sz w:val="24"/>
+          <w:szCs w:val="24"/>
+        </w:rPr>
+      </w:pPr>
+      <w:r>
+        <w:rPr>
+          <w:sz w:val="24"/>
+          <w:szCs w:val="24"/>
+        </w:rPr>
+        <w:t>You created three objects, so Python called __</w:t>
+      </w:r>
+      <w:proofErr w:type="spellStart"/>
+      <w:r>
+        <w:rPr>
+          <w:sz w:val="24"/>
+          <w:szCs w:val="24"/>
+        </w:rPr>
+        <w:t>init</w:t>
+      </w:r>
+      <w:proofErr w:type="spellEnd"/>
+      <w:r>
+        <w:rPr>
+          <w:sz w:val="24"/>
+          <w:szCs w:val="24"/>
+        </w:rPr>
+        <w:t>_</w:t>
+      </w:r>
+      <w:proofErr w:type="gramStart"/>
+      <w:r>
+        <w:rPr>
+          <w:sz w:val="24"/>
+          <w:szCs w:val="24"/>
+        </w:rPr>
+        <w:t>_(</w:t>
+      </w:r>
+      <w:proofErr w:type="gramEnd"/>
+      <w:r>
+        <w:rPr>
+          <w:sz w:val="24"/>
+          <w:szCs w:val="24"/>
+        </w:rPr>
+        <w:t>) three times.</w:t>
+      </w:r>
+    </w:p>
+    <w:p>
+      <w:pPr>
+        <w:rPr>
+          <w:sz w:val="24"/>
+          <w:szCs w:val="24"/>
+        </w:rPr>
+      </w:pPr>
+      <w:r>
+        <w:rPr>
+          <w:noProof/>
+          <w:sz w:val="24"/>
+          <w:szCs w:val="24"/>
+        </w:rPr>
+        <w:drawing>
+          <wp:inline distT="0" distB="0" distL="0" distR="0" wp14:anchorId="066D98F8" wp14:editId="0E3DDBAA">
+            <wp:extent cx="5731510" cy="1161415"/>
+            <wp:effectExtent l="0" t="0" r="2540" b="635"/>
+            <wp:docPr id="581320041" name="Picture 1"/>
+            <wp:cNvGraphicFramePr>
+              <a:graphicFrameLocks xmlns:a="http://schemas.openxmlformats.org/drawingml/2006/main" noChangeAspect="1"/>
+            </wp:cNvGraphicFramePr>
+            <a:graphic xmlns:a="http://schemas.openxmlformats.org/drawingml/2006/main">
+              <a:graphicData uri="http://schemas.openxmlformats.org/drawingml/2006/picture">
+                <pic:pic xmlns:pic="http://schemas.openxmlformats.org/drawingml/2006/picture">
+                  <pic:nvPicPr>
+                    <pic:cNvPr id="581320041" name=""/>
+                    <pic:cNvPicPr/>
+                  </pic:nvPicPr>
+                  <pic:blipFill>
+                    <a:blip r:embed="rId46"/>
+                    <a:stretch>
+                      <a:fillRect/>
+                    </a:stretch>
+                  </pic:blipFill>
+                  <pic:spPr>
+                    <a:xfrm>
+                      <a:off x="0" y="0"/>
+                      <a:ext cx="5731510" cy="1161415"/>
+                    </a:xfrm>
+                    <a:prstGeom prst="rect">
+                      <a:avLst/>
+                    </a:prstGeom>
+                  </pic:spPr>
+                </pic:pic>
+              </a:graphicData>
+            </a:graphic>
+          </wp:inline>
+        </w:drawing>
+      </w:r>
+    </w:p>
+    <w:p>
+      <w:pPr>
+        <w:rPr>
+          <w:sz w:val="24"/>
+          <w:szCs w:val="24"/>
+        </w:rPr>
+      </w:pPr>
+      <w:r>
+        <w:rPr>
+          <w:sz w:val="24"/>
+          <w:szCs w:val="24"/>
+        </w:rPr>
+        <w:t>Suppose your application needs one shared configuration manager or one shared resource manager. You may want all parts of your application to reuse the same object instead of creating separate ones.</w:t>
+      </w:r>
+    </w:p>
+    <w:p>
+      <w:pPr>
+        <w:rPr>
+          <w:sz w:val="24"/>
+          <w:szCs w:val="24"/>
+        </w:rPr>
+      </w:pPr>
+      <w:r>
+        <w:rPr>
+          <w:sz w:val="24"/>
+          <w:szCs w:val="24"/>
+        </w:rPr>
+        <w:t>That's where Singleton can help.</w:t>
+      </w:r>
+    </w:p>
+    <w:p>
+      <w:pPr>
+        <w:rPr>
+          <w:b/>
+          <w:bCs/>
+          <w:sz w:val="24"/>
+          <w:szCs w:val="24"/>
+        </w:rPr>
+      </w:pPr>
+      <w:r>
+        <w:rPr>
+          <w:b/>
+          <w:bCs/>
+          <w:sz w:val="24"/>
+          <w:szCs w:val="24"/>
+        </w:rPr>
+        <w:t>Why this is a problem for databases:</w:t>
+      </w:r>
+    </w:p>
+    <w:p>
+      <w:pPr>
+        <w:rPr>
+          <w:sz w:val="24"/>
+          <w:szCs w:val="24"/>
+        </w:rPr>
+      </w:pPr>
+      <w:r>
+        <w:rPr>
+          <w:sz w:val="24"/>
+          <w:szCs w:val="24"/>
+        </w:rPr>
+        <w:t xml:space="preserve">In a real application, every time </w:t>
+      </w:r>
+      <w:proofErr w:type="spellStart"/>
+      <w:r>
+        <w:rPr>
+          <w:sz w:val="24"/>
+          <w:szCs w:val="24"/>
+        </w:rPr>
+        <w:t>Database_</w:t>
+      </w:r>
+      <w:proofErr w:type="gramStart"/>
+      <w:r>
+        <w:rPr>
+          <w:sz w:val="24"/>
+          <w:szCs w:val="24"/>
+        </w:rPr>
+        <w:t>connection</w:t>
+      </w:r>
+      <w:proofErr w:type="spellEnd"/>
+      <w:r>
+        <w:rPr>
+          <w:sz w:val="24"/>
+          <w:szCs w:val="24"/>
+        </w:rPr>
+        <w:t>(</w:t>
+      </w:r>
+      <w:proofErr w:type="gramEnd"/>
+      <w:r>
+        <w:rPr>
+          <w:sz w:val="24"/>
+          <w:szCs w:val="24"/>
+        </w:rPr>
+        <w:t>) is called, it opens a brand-new connection to your database server.</w:t>
+      </w:r>
+    </w:p>
+    <w:p>
+      <w:pPr>
+        <w:numPr>
+          <w:ilvl w:val="0"/>
+          <w:numId w:val="12"/>
+        </w:numPr>
+        <w:rPr>
+          <w:sz w:val="24"/>
+          <w:szCs w:val="24"/>
+        </w:rPr>
+      </w:pPr>
+      <w:r>
+        <w:rPr>
+          <w:sz w:val="24"/>
+          <w:szCs w:val="24"/>
+        </w:rPr>
+        <w:t xml:space="preserve">If 1,000 users visit your website at the same time, your app will try to open </w:t>
+      </w:r>
+      <w:r>
+        <w:rPr>
+          <w:b/>
+          <w:bCs/>
+          <w:sz w:val="24"/>
+          <w:szCs w:val="24"/>
+        </w:rPr>
+        <w:t>1,000 separate connections</w:t>
+      </w:r>
+      <w:r>
+        <w:rPr>
+          <w:sz w:val="24"/>
+          <w:szCs w:val="24"/>
+        </w:rPr>
+        <w:t xml:space="preserve"> simultaneously.</w:t>
+      </w:r>
+    </w:p>
+    <w:p>
+      <w:pPr>
+        <w:numPr>
+          <w:ilvl w:val="0"/>
+          <w:numId w:val="12"/>
+        </w:numPr>
+        <w:rPr>
+          <w:sz w:val="24"/>
+          <w:szCs w:val="24"/>
+        </w:rPr>
+      </w:pPr>
+      <w:r>
+        <w:rPr>
+          <w:sz w:val="24"/>
+          <w:szCs w:val="24"/>
+        </w:rPr>
+        <w:t>Most database servers have a strict limit on how many connections they can handle (e.g., max 100), so your app will quickly crash with a connection error!</w:t>
+      </w:r>
+    </w:p>
+    <w:p>
+      <w:pPr>
+        <w:rPr>
+          <w:sz w:val="24"/>
+          <w:szCs w:val="24"/>
+        </w:rPr>
+      </w:pPr>
+    </w:p>
+    <w:p>
+      <w:pPr>
+        <w:rPr>
+          <w:sz w:val="24"/>
+          <w:szCs w:val="24"/>
+        </w:rPr>
+      </w:pPr>
+    </w:p>
+    <w:p>
+      <w:pPr>
+        <w:rPr>
+          <w:sz w:val="24"/>
+          <w:szCs w:val="24"/>
+        </w:rPr>
+      </w:pPr>
+      <w:r>
+        <w:rPr>
+          <w:sz w:val="24"/>
+          <w:szCs w:val="24"/>
+        </w:rPr>
+        <w:t xml:space="preserve">This is exactly why the </w:t>
+      </w:r>
+      <w:r>
+        <w:rPr>
+          <w:b/>
+          <w:bCs/>
+          <w:sz w:val="24"/>
+          <w:szCs w:val="24"/>
+        </w:rPr>
+        <w:t>Singleton pattern</w:t>
+      </w:r>
+      <w:r>
+        <w:rPr>
+          <w:sz w:val="24"/>
+          <w:szCs w:val="24"/>
+        </w:rPr>
+        <w:t xml:space="preserve"> is used—to make sure that no matter how many times someone tries to create a connection, the app says, </w:t>
+      </w:r>
+      <w:r>
+        <w:rPr>
+          <w:i/>
+          <w:iCs/>
+          <w:sz w:val="24"/>
+          <w:szCs w:val="24"/>
+        </w:rPr>
+        <w:t>"Nope, we already have one open, use this existing one!"</w:t>
+      </w:r>
+    </w:p>
+    <w:p>
+      <w:pPr>
+        <w:rPr>
+          <w:sz w:val="24"/>
+          <w:szCs w:val="24"/>
+        </w:rPr>
+      </w:pPr>
+    </w:p>
+    <w:p>
+      <w:pPr>
+        <w:rPr>
+          <w:sz w:val="24"/>
+          <w:szCs w:val="24"/>
+        </w:rPr>
+      </w:pPr>
+      <w:r>
+        <w:rPr>
+          <w:sz w:val="24"/>
+          <w:szCs w:val="24"/>
+        </w:rPr>
+        <w:t>Create a Singleton class</w:t>
+      </w:r>
+    </w:p>
+    <w:p>
+      <w:pPr>
+        <w:rPr>
+          <w:sz w:val="24"/>
+          <w:szCs w:val="24"/>
+        </w:rPr>
+      </w:pPr>
+      <w:r>
+        <w:rPr>
+          <w:noProof/>
+          <w:sz w:val="24"/>
+          <w:szCs w:val="24"/>
+        </w:rPr>
+        <w:drawing>
+          <wp:inline distT="0" distB="0" distL="0" distR="0" wp14:anchorId="68F7A0C8" wp14:editId="7EE00320">
+            <wp:extent cx="3353091" cy="2415749"/>
+            <wp:effectExtent l="0" t="0" r="0" b="3810"/>
+            <wp:docPr id="812751952" name="Picture 1"/>
+            <wp:cNvGraphicFramePr>
+              <a:graphicFrameLocks xmlns:a="http://schemas.openxmlformats.org/drawingml/2006/main" noChangeAspect="1"/>
+            </wp:cNvGraphicFramePr>
+            <a:graphic xmlns:a="http://schemas.openxmlformats.org/drawingml/2006/main">
+              <a:graphicData uri="http://schemas.openxmlformats.org/drawingml/2006/picture">
+                <pic:pic xmlns:pic="http://schemas.openxmlformats.org/drawingml/2006/picture">
+                  <pic:nvPicPr>
+                    <pic:cNvPr id="812751952" name=""/>
+                    <pic:cNvPicPr/>
+                  </pic:nvPicPr>
+                  <pic:blipFill>
+                    <a:blip r:embed="rId47"/>
+                    <a:stretch>
+                      <a:fillRect/>
+                    </a:stretch>
+                  </pic:blipFill>
+                  <pic:spPr>
+                    <a:xfrm>
+                      <a:off x="0" y="0"/>
+                      <a:ext cx="3353091" cy="2415749"/>
+                    </a:xfrm>
+                    <a:prstGeom prst="rect">
+                      <a:avLst/>
+                    </a:prstGeom>
+                  </pic:spPr>
+                </pic:pic>
+              </a:graphicData>
+            </a:graphic>
+          </wp:inline>
+        </w:drawing>
+      </w:r>
+    </w:p>
+    <w:p>
+      <w:pPr>
+        <w:rPr>
+          <w:b/>
+          <w:bCs/>
+          <w:sz w:val="24"/>
+          <w:szCs w:val="24"/>
+        </w:rPr>
+      </w:pPr>
+      <w:r>
+        <w:rPr>
+          <w:b/>
+          <w:bCs/>
+          <w:sz w:val="24"/>
+          <w:szCs w:val="24"/>
+        </w:rPr>
+        <w:t>Output:</w:t>
+      </w:r>
+    </w:p>
+    <w:p>
+      <w:pPr>
+        <w:rPr>
+          <w:sz w:val="24"/>
+          <w:szCs w:val="24"/>
+        </w:rPr>
+      </w:pPr>
+      <w:r>
+        <w:rPr>
+          <w:sz w:val="24"/>
+          <w:szCs w:val="24"/>
+        </w:rPr>
+        <w:t>Database connection created</w:t>
+      </w:r>
+    </w:p>
+    <w:p>
+      <w:pPr>
+        <w:rPr>
+          <w:sz w:val="24"/>
+          <w:szCs w:val="24"/>
+        </w:rPr>
+      </w:pPr>
+      <w:r>
+        <w:rPr>
+          <w:sz w:val="24"/>
+          <w:szCs w:val="24"/>
+        </w:rPr>
+        <w:t>True</w:t>
+      </w:r>
+    </w:p>
+    <w:p>
+      <w:pPr>
+        <w:rPr>
+          <w:sz w:val="24"/>
+          <w:szCs w:val="24"/>
+        </w:rPr>
+      </w:pPr>
+      <w:r>
+        <w:rPr>
+          <w:sz w:val="24"/>
+          <w:szCs w:val="24"/>
+        </w:rPr>
+        <w:t>True</w:t>
+      </w:r>
+    </w:p>
+    <w:p>
+      <w:pPr>
+        <w:rPr>
+          <w:sz w:val="24"/>
+          <w:szCs w:val="24"/>
+        </w:rPr>
+      </w:pPr>
+    </w:p>
+    <w:p>
+      <w:pPr>
+        <w:rPr>
+          <w:b/>
+          <w:bCs/>
+          <w:sz w:val="24"/>
+          <w:szCs w:val="24"/>
+        </w:rPr>
+      </w:pPr>
+    </w:p>
+    <w:p>
+      <w:pPr>
+        <w:rPr>
+          <w:b/>
+          <w:bCs/>
+          <w:sz w:val="24"/>
+          <w:szCs w:val="24"/>
+        </w:rPr>
+      </w:pPr>
+      <w:r>
+        <w:rPr>
+          <w:b/>
+          <w:bCs/>
+          <w:sz w:val="24"/>
+          <w:szCs w:val="24"/>
+        </w:rPr>
+        <w:t>Explanation:</w:t>
+      </w:r>
+    </w:p>
+    <w:p>
+      <w:pPr>
+        <w:rPr>
+          <w:b/>
+          <w:bCs/>
+          <w:sz w:val="24"/>
+          <w:szCs w:val="24"/>
+        </w:rPr>
+      </w:pPr>
+      <w:r>
+        <w:rPr>
+          <w:b/>
+          <w:bCs/>
+          <w:sz w:val="24"/>
+          <w:szCs w:val="24"/>
+        </w:rPr>
+        <w:t>_instance = None</w:t>
+      </w:r>
+    </w:p>
+    <w:p>
+      <w:pPr>
+        <w:numPr>
+          <w:ilvl w:val="0"/>
+          <w:numId w:val="13"/>
+        </w:numPr>
+        <w:rPr>
+          <w:sz w:val="24"/>
+          <w:szCs w:val="24"/>
+        </w:rPr>
+      </w:pPr>
+      <w:r>
+        <w:rPr>
+          <w:b/>
+          <w:bCs/>
+          <w:sz w:val="24"/>
+          <w:szCs w:val="24"/>
+        </w:rPr>
+        <w:t>What it does:</w:t>
+      </w:r>
+      <w:r>
+        <w:rPr>
+          <w:sz w:val="24"/>
+          <w:szCs w:val="24"/>
+        </w:rPr>
+        <w:t xml:space="preserve"> This is a </w:t>
+      </w:r>
+      <w:r>
+        <w:rPr>
+          <w:b/>
+          <w:bCs/>
+          <w:sz w:val="24"/>
+          <w:szCs w:val="24"/>
+        </w:rPr>
+        <w:t>class-level variable</w:t>
+      </w:r>
+      <w:r>
+        <w:rPr>
+          <w:sz w:val="24"/>
+          <w:szCs w:val="24"/>
+        </w:rPr>
+        <w:t xml:space="preserve"> (shared across the entire class, not tied to any single object).</w:t>
+      </w:r>
+    </w:p>
+    <w:p>
+      <w:pPr>
+        <w:numPr>
+          <w:ilvl w:val="0"/>
+          <w:numId w:val="13"/>
+        </w:numPr>
+        <w:rPr>
+          <w:sz w:val="24"/>
+          <w:szCs w:val="24"/>
+        </w:rPr>
+      </w:pPr>
+      <w:r>
+        <w:rPr>
+          <w:b/>
+          <w:bCs/>
+          <w:sz w:val="24"/>
+          <w:szCs w:val="24"/>
+        </w:rPr>
+        <w:t>Why it matters:</w:t>
+      </w:r>
+      <w:r>
+        <w:rPr>
+          <w:sz w:val="24"/>
+          <w:szCs w:val="24"/>
+        </w:rPr>
+        <w:t xml:space="preserve"> It acts as a tracking flag. Before any objects are created, it starts as None. Once our single object is created, we will store it right here so we can remember it later.</w:t>
+      </w:r>
+    </w:p>
+    <w:p>
+      <w:pPr>
+        <w:numPr>
+          <w:ilvl w:val="0"/>
+          <w:numId w:val="13"/>
+        </w:numPr>
+        <w:rPr>
+          <w:sz w:val="24"/>
+          <w:szCs w:val="24"/>
+        </w:rPr>
+      </w:pPr>
+      <w:r>
+        <w:rPr>
+          <w:sz w:val="24"/>
+          <w:szCs w:val="24"/>
+        </w:rPr>
+        <w:t>Python is completely fine with whatever name you choose</w:t>
+      </w:r>
+      <w:r>
+        <w:rPr>
+          <w:sz w:val="24"/>
+          <w:szCs w:val="24"/>
+        </w:rPr>
+        <w:t xml:space="preserve"> as a __instance is nothing but variable name</w:t>
+      </w:r>
+      <w:r>
+        <w:rPr>
+          <w:sz w:val="24"/>
+          <w:szCs w:val="24"/>
+        </w:rPr>
+        <w:t>. If you replace _instance with banana or aa, the code will still work exactly the same way.</w:t>
+      </w:r>
+    </w:p>
+    <w:p>
+      <w:pPr>
+        <w:rPr>
+          <w:b/>
+          <w:bCs/>
+          <w:sz w:val="24"/>
+          <w:szCs w:val="24"/>
+        </w:rPr>
+      </w:pPr>
+      <w:r>
+        <w:rPr>
+          <w:b/>
+          <w:bCs/>
+          <w:sz w:val="24"/>
+          <w:szCs w:val="24"/>
+        </w:rPr>
+        <w:t>def __new__(</w:t>
+      </w:r>
+      <w:proofErr w:type="spellStart"/>
+      <w:r>
+        <w:rPr>
+          <w:b/>
+          <w:bCs/>
+          <w:sz w:val="24"/>
+          <w:szCs w:val="24"/>
+        </w:rPr>
+        <w:t>cls</w:t>
+      </w:r>
+      <w:proofErr w:type="spellEnd"/>
+      <w:r>
+        <w:rPr>
+          <w:b/>
+          <w:bCs/>
+          <w:sz w:val="24"/>
+          <w:szCs w:val="24"/>
+        </w:rPr>
+        <w:t>):</w:t>
+      </w:r>
+    </w:p>
+    <w:p>
+      <w:pPr>
+        <w:numPr>
+          <w:ilvl w:val="0"/>
+          <w:numId w:val="14"/>
+        </w:numPr>
+        <w:rPr>
+          <w:sz w:val="24"/>
+          <w:szCs w:val="24"/>
+        </w:rPr>
+      </w:pPr>
+      <w:r>
+        <w:rPr>
+          <w:b/>
+          <w:bCs/>
+          <w:sz w:val="24"/>
+          <w:szCs w:val="24"/>
+        </w:rPr>
+        <w:lastRenderedPageBreak/>
+        <w:t>What it is:</w:t>
+      </w:r>
+      <w:r>
+        <w:rPr>
+          <w:sz w:val="24"/>
+          <w:szCs w:val="24"/>
+        </w:rPr>
+        <w:t xml:space="preserve"> In Python, __new__ is the method that actually </w:t>
+      </w:r>
+      <w:r>
+        <w:rPr>
+          <w:b/>
+          <w:bCs/>
+          <w:sz w:val="24"/>
+          <w:szCs w:val="24"/>
+        </w:rPr>
+        <w:t>creates</w:t>
+      </w:r>
+      <w:r>
+        <w:rPr>
+          <w:sz w:val="24"/>
+          <w:szCs w:val="24"/>
+        </w:rPr>
+        <w:t xml:space="preserve"> a brand-new object in memory (running </w:t>
+      </w:r>
+      <w:r>
+        <w:rPr>
+          <w:i/>
+          <w:iCs/>
+          <w:sz w:val="24"/>
+          <w:szCs w:val="24"/>
+        </w:rPr>
+        <w:t>before</w:t>
+      </w:r>
+      <w:r>
+        <w:rPr>
+          <w:sz w:val="24"/>
+          <w:szCs w:val="24"/>
+        </w:rPr>
+        <w:t xml:space="preserve"> __</w:t>
+      </w:r>
+      <w:proofErr w:type="spellStart"/>
+      <w:r>
+        <w:rPr>
+          <w:sz w:val="24"/>
+          <w:szCs w:val="24"/>
+        </w:rPr>
+        <w:t>init</w:t>
+      </w:r>
+      <w:proofErr w:type="spellEnd"/>
+      <w:r>
+        <w:rPr>
+          <w:sz w:val="24"/>
+          <w:szCs w:val="24"/>
+        </w:rPr>
+        <w:t>__).</w:t>
+      </w:r>
+    </w:p>
+    <w:p>
+      <w:pPr>
+        <w:numPr>
+          <w:ilvl w:val="0"/>
+          <w:numId w:val="14"/>
+        </w:numPr>
+        <w:rPr>
+          <w:sz w:val="24"/>
+          <w:szCs w:val="24"/>
+        </w:rPr>
+      </w:pPr>
+      <w:r>
+        <w:rPr>
+          <w:b/>
+          <w:bCs/>
+          <w:sz w:val="24"/>
+          <w:szCs w:val="24"/>
+        </w:rPr>
+        <w:t>Why we use it instead of __</w:t>
+      </w:r>
+      <w:proofErr w:type="spellStart"/>
+      <w:r>
+        <w:rPr>
+          <w:b/>
+          <w:bCs/>
+          <w:sz w:val="24"/>
+          <w:szCs w:val="24"/>
+        </w:rPr>
+        <w:t>init</w:t>
+      </w:r>
+      <w:proofErr w:type="spellEnd"/>
+      <w:r>
+        <w:rPr>
+          <w:b/>
+          <w:bCs/>
+          <w:sz w:val="24"/>
+          <w:szCs w:val="24"/>
+        </w:rPr>
+        <w:t>__:</w:t>
+      </w:r>
+      <w:r>
+        <w:rPr>
+          <w:sz w:val="24"/>
+          <w:szCs w:val="24"/>
+        </w:rPr>
+        <w:t xml:space="preserve"> If we used __</w:t>
+      </w:r>
+      <w:proofErr w:type="spellStart"/>
+      <w:r>
+        <w:rPr>
+          <w:sz w:val="24"/>
+          <w:szCs w:val="24"/>
+        </w:rPr>
+        <w:t>init</w:t>
+      </w:r>
+      <w:proofErr w:type="spellEnd"/>
+      <w:r>
+        <w:rPr>
+          <w:sz w:val="24"/>
+          <w:szCs w:val="24"/>
+        </w:rPr>
+        <w:t xml:space="preserve">__, Python would have already created a new object every time. By overriding __new__, we can intercept the creation process and decide whether to build a new object or hand back an old one. Notice it takes </w:t>
+      </w:r>
+      <w:proofErr w:type="spellStart"/>
+      <w:r>
+        <w:rPr>
+          <w:sz w:val="24"/>
+          <w:szCs w:val="24"/>
+        </w:rPr>
+        <w:t>cls</w:t>
+      </w:r>
+      <w:proofErr w:type="spellEnd"/>
+      <w:r>
+        <w:rPr>
+          <w:sz w:val="24"/>
+          <w:szCs w:val="24"/>
+        </w:rPr>
+        <w:t xml:space="preserve"> (the class itself) instead of self (an instance).</w:t>
+      </w:r>
+    </w:p>
+    <w:p>
+      <w:pPr>
+        <w:rPr>
+          <w:sz w:val="24"/>
+          <w:szCs w:val="24"/>
+        </w:rPr>
+      </w:pPr>
+    </w:p>
+    <w:p>
+      <w:pPr>
+        <w:rPr>
+          <w:b/>
+          <w:bCs/>
+          <w:sz w:val="24"/>
+          <w:szCs w:val="24"/>
+        </w:rPr>
+      </w:pPr>
+      <w:r>
+        <w:rPr>
+          <w:b/>
+          <w:bCs/>
+          <w:sz w:val="24"/>
+          <w:szCs w:val="24"/>
+        </w:rPr>
+        <w:t xml:space="preserve">if </w:t>
+      </w:r>
+      <w:proofErr w:type="spellStart"/>
+      <w:proofErr w:type="gramStart"/>
+      <w:r>
+        <w:rPr>
+          <w:b/>
+          <w:bCs/>
+          <w:sz w:val="24"/>
+          <w:szCs w:val="24"/>
+        </w:rPr>
+        <w:t>cls</w:t>
+      </w:r>
+      <w:proofErr w:type="spellEnd"/>
+      <w:r>
+        <w:rPr>
+          <w:b/>
+          <w:bCs/>
+          <w:sz w:val="24"/>
+          <w:szCs w:val="24"/>
+        </w:rPr>
+        <w:t>._</w:t>
+      </w:r>
+      <w:proofErr w:type="gramEnd"/>
+      <w:r>
+        <w:rPr>
+          <w:b/>
+          <w:bCs/>
+          <w:sz w:val="24"/>
+          <w:szCs w:val="24"/>
+        </w:rPr>
+        <w:t>instance is None:</w:t>
+      </w:r>
+    </w:p>
+    <w:p>
+      <w:pPr>
+        <w:numPr>
+          <w:ilvl w:val="0"/>
+          <w:numId w:val="15"/>
+        </w:numPr>
+        <w:rPr>
+          <w:sz w:val="24"/>
+          <w:szCs w:val="24"/>
+        </w:rPr>
+      </w:pPr>
+      <w:r>
+        <w:rPr>
+          <w:b/>
+          <w:bCs/>
+          <w:sz w:val="24"/>
+          <w:szCs w:val="24"/>
+        </w:rPr>
+        <w:t>What it does:</w:t>
+      </w:r>
+      <w:r>
+        <w:rPr>
+          <w:sz w:val="24"/>
+          <w:szCs w:val="24"/>
+        </w:rPr>
+        <w:t xml:space="preserve"> This is the </w:t>
+      </w:r>
+      <w:r>
+        <w:rPr>
+          <w:b/>
+          <w:bCs/>
+          <w:sz w:val="24"/>
+          <w:szCs w:val="24"/>
+        </w:rPr>
+        <w:t>gatekeeper guard</w:t>
+      </w:r>
+      <w:r>
+        <w:rPr>
+          <w:sz w:val="24"/>
+          <w:szCs w:val="24"/>
+        </w:rPr>
+        <w:t>.</w:t>
+      </w:r>
+    </w:p>
+    <w:p>
+      <w:pPr>
+        <w:numPr>
+          <w:ilvl w:val="0"/>
+          <w:numId w:val="15"/>
+        </w:numPr>
+        <w:rPr>
+          <w:sz w:val="24"/>
+          <w:szCs w:val="24"/>
+        </w:rPr>
+      </w:pPr>
+      <w:r>
+        <w:rPr>
+          <w:b/>
+          <w:bCs/>
+          <w:sz w:val="24"/>
+          <w:szCs w:val="24"/>
+        </w:rPr>
+        <w:t>Why it matters:</w:t>
+      </w:r>
+      <w:r>
+        <w:rPr>
+          <w:sz w:val="24"/>
+          <w:szCs w:val="24"/>
+        </w:rPr>
+        <w:t xml:space="preserve"> When you call </w:t>
+      </w:r>
+      <w:proofErr w:type="spellStart"/>
+      <w:r>
+        <w:rPr>
+          <w:sz w:val="24"/>
+          <w:szCs w:val="24"/>
+        </w:rPr>
+        <w:t>Database_</w:t>
+      </w:r>
+      <w:proofErr w:type="gramStart"/>
+      <w:r>
+        <w:rPr>
+          <w:sz w:val="24"/>
+          <w:szCs w:val="24"/>
+        </w:rPr>
+        <w:t>connection</w:t>
+      </w:r>
+      <w:proofErr w:type="spellEnd"/>
+      <w:r>
+        <w:rPr>
+          <w:sz w:val="24"/>
+          <w:szCs w:val="24"/>
+        </w:rPr>
+        <w:t>(</w:t>
+      </w:r>
+      <w:proofErr w:type="gramEnd"/>
+      <w:r>
+        <w:rPr>
+          <w:sz w:val="24"/>
+          <w:szCs w:val="24"/>
+        </w:rPr>
+        <w:t>) for the very first time, _instance is still None, so it lets you through. But on the second, third, or thousandth call, _instance is no longer None—it holds our original object—so this if statement blocks code from creating a duplicate.</w:t>
+      </w:r>
+    </w:p>
+    <w:p>
+      <w:pPr>
+        <w:rPr>
+          <w:b/>
+          <w:bCs/>
+          <w:sz w:val="24"/>
+          <w:szCs w:val="24"/>
+        </w:rPr>
+      </w:pPr>
+      <w:r>
+        <w:rPr>
+          <w:b/>
+          <w:bCs/>
+          <w:sz w:val="24"/>
+          <w:szCs w:val="24"/>
+        </w:rPr>
+        <w:t xml:space="preserve"> </w:t>
+      </w:r>
+      <w:r>
+        <w:rPr>
+          <w:b/>
+          <w:bCs/>
+          <w:sz w:val="24"/>
+          <w:szCs w:val="24"/>
+        </w:rPr>
+        <w:t xml:space="preserve">return </w:t>
+      </w:r>
+      <w:proofErr w:type="spellStart"/>
+      <w:proofErr w:type="gramStart"/>
+      <w:r>
+        <w:rPr>
+          <w:b/>
+          <w:bCs/>
+          <w:sz w:val="24"/>
+          <w:szCs w:val="24"/>
+        </w:rPr>
+        <w:t>cls</w:t>
+      </w:r>
+      <w:proofErr w:type="spellEnd"/>
+      <w:r>
+        <w:rPr>
+          <w:b/>
+          <w:bCs/>
+          <w:sz w:val="24"/>
+          <w:szCs w:val="24"/>
+        </w:rPr>
+        <w:t>._</w:t>
+      </w:r>
+      <w:proofErr w:type="gramEnd"/>
+      <w:r>
+        <w:rPr>
+          <w:b/>
+          <w:bCs/>
+          <w:sz w:val="24"/>
+          <w:szCs w:val="24"/>
+        </w:rPr>
+        <w:t>instance</w:t>
+      </w:r>
+    </w:p>
+    <w:p>
+      <w:pPr>
+        <w:numPr>
+          <w:ilvl w:val="0"/>
+          <w:numId w:val="16"/>
+        </w:numPr>
+        <w:rPr>
+          <w:sz w:val="24"/>
+          <w:szCs w:val="24"/>
+        </w:rPr>
+      </w:pPr>
+      <w:r>
+        <w:rPr>
+          <w:b/>
+          <w:bCs/>
+          <w:sz w:val="24"/>
+          <w:szCs w:val="24"/>
+        </w:rPr>
+        <w:t>What it does:</w:t>
+      </w:r>
+      <w:r>
+        <w:rPr>
+          <w:sz w:val="24"/>
+          <w:szCs w:val="24"/>
+        </w:rPr>
+        <w:t xml:space="preserve"> Whether the if block just created a brand-new object, or skipped it because it already existed, this line </w:t>
+      </w:r>
+      <w:r>
+        <w:rPr>
+          <w:b/>
+          <w:bCs/>
+          <w:sz w:val="24"/>
+          <w:szCs w:val="24"/>
+        </w:rPr>
+        <w:t>always returns the exact same stored instance</w:t>
+      </w:r>
+      <w:r>
+        <w:rPr>
+          <w:sz w:val="24"/>
+          <w:szCs w:val="24"/>
+        </w:rPr>
+        <w:t>.</w:t>
+      </w:r>
+    </w:p>
+    <w:p>
+      <w:pPr>
+        <w:rPr>
+          <w:sz w:val="24"/>
+          <w:szCs w:val="24"/>
+        </w:rPr>
+      </w:pPr>
+    </w:p>
+    <w:p>
+      <w:pPr>
+        <w:rPr>
+          <w:sz w:val="24"/>
+          <w:szCs w:val="24"/>
+        </w:rPr>
+      </w:pPr>
+      <w:r>
+        <w:rPr>
+          <w:sz w:val="24"/>
+          <w:szCs w:val="24"/>
+        </w:rPr>
+        <w:t>If 1,000 users visit your website and the database allows at most 100 connections, you generally don't create one database connection per user and don't use a Singleton to force all users to share one connection.</w:t>
+      </w:r>
+    </w:p>
+    <w:p>
+      <w:pPr>
+        <w:rPr>
+          <w:sz w:val="24"/>
+          <w:szCs w:val="24"/>
+        </w:rPr>
+      </w:pPr>
+      <w:r>
+        <w:rPr>
+          <w:sz w:val="24"/>
+          <w:szCs w:val="24"/>
+        </w:rPr>
+        <w:t>Let's understand how it works.</w:t>
+      </w:r>
+    </w:p>
+    <w:p>
+      <w:pPr>
+        <w:rPr>
+          <w:b/>
+          <w:bCs/>
+          <w:sz w:val="24"/>
+          <w:szCs w:val="24"/>
+        </w:rPr>
+      </w:pPr>
+      <w:r>
+        <w:rPr>
+          <w:b/>
+          <w:bCs/>
+          <w:sz w:val="24"/>
+          <w:szCs w:val="24"/>
+        </w:rPr>
+        <w:t>1.S</w:t>
+      </w:r>
+      <w:r>
+        <w:rPr>
+          <w:b/>
+          <w:bCs/>
+          <w:sz w:val="24"/>
+          <w:szCs w:val="24"/>
+        </w:rPr>
+        <w:t>cenario: 1,000 users, maximum 100 connections</w:t>
+      </w:r>
+    </w:p>
+    <w:p>
+      <w:pPr>
+        <w:rPr>
+          <w:sz w:val="24"/>
+          <w:szCs w:val="24"/>
+        </w:rPr>
+      </w:pPr>
+      <w:r>
+        <w:rPr>
+          <w:sz w:val="24"/>
+          <w:szCs w:val="24"/>
+        </w:rPr>
+        <w:t>Imagine these users are visiting a shopping website.</w:t>
+      </w:r>
+    </w:p>
+    <w:p>
+      <w:pPr>
+        <w:rPr>
+          <w:b/>
+          <w:bCs/>
+          <w:sz w:val="24"/>
+          <w:szCs w:val="24"/>
+        </w:rPr>
+      </w:pPr>
+      <w:r>
+        <w:rPr>
+          <w:b/>
+          <w:bCs/>
+          <w:sz w:val="24"/>
+          <w:szCs w:val="24"/>
+        </w:rPr>
+        <w:t>How are 1,000 users handled with only 100 connections?</w:t>
+      </w:r>
+    </w:p>
+    <w:p>
+      <w:pPr>
+        <w:rPr>
+          <w:sz w:val="24"/>
+          <w:szCs w:val="24"/>
+        </w:rPr>
+      </w:pPr>
+      <w:r>
+        <w:rPr>
+          <w:sz w:val="24"/>
+          <w:szCs w:val="24"/>
+        </w:rPr>
+        <w:t>Suppose all 1,000 users request their order history at approximately the same time.</w:t>
+      </w:r>
+    </w:p>
+    <w:p>
+      <w:pPr>
+        <w:rPr>
+          <w:sz w:val="24"/>
+          <w:szCs w:val="24"/>
+        </w:rPr>
+      </w:pPr>
+      <w:r>
+        <w:rPr>
+          <w:sz w:val="24"/>
+          <w:szCs w:val="24"/>
+        </w:rPr>
+        <w:t>For a simplified example, assume:</w:t>
+      </w:r>
+    </w:p>
+    <w:p>
+      <w:pPr>
+        <w:numPr>
+          <w:ilvl w:val="0"/>
+          <w:numId w:val="17"/>
+        </w:numPr>
+        <w:rPr>
+          <w:sz w:val="24"/>
+          <w:szCs w:val="24"/>
+        </w:rPr>
+      </w:pPr>
+      <w:r>
+        <w:rPr>
+          <w:sz w:val="24"/>
+          <w:szCs w:val="24"/>
+        </w:rPr>
+        <w:t>Maximum database connections: 100</w:t>
+      </w:r>
+    </w:p>
+    <w:p>
+      <w:pPr>
+        <w:numPr>
+          <w:ilvl w:val="0"/>
+          <w:numId w:val="17"/>
+        </w:numPr>
+        <w:rPr>
+          <w:sz w:val="24"/>
+          <w:szCs w:val="24"/>
+        </w:rPr>
+      </w:pPr>
+      <w:r>
+        <w:rPr>
+          <w:sz w:val="24"/>
+          <w:szCs w:val="24"/>
+        </w:rPr>
+        <w:t>Each database operation takes 1 second.</w:t>
+      </w:r>
+    </w:p>
+    <w:p>
+      <w:pPr>
+        <w:numPr>
+          <w:ilvl w:val="0"/>
+          <w:numId w:val="17"/>
+        </w:numPr>
+        <w:rPr>
+          <w:sz w:val="24"/>
+          <w:szCs w:val="24"/>
+        </w:rPr>
+      </w:pPr>
+      <w:r>
+        <w:rPr>
+          <w:sz w:val="24"/>
+          <w:szCs w:val="24"/>
+        </w:rPr>
+        <w:t>Each operation uses one connection for that second.</w:t>
+      </w:r>
+    </w:p>
+    <w:p>
+      <w:pPr>
+        <w:rPr>
+          <w:sz w:val="24"/>
+          <w:szCs w:val="24"/>
+        </w:rPr>
+      </w:pPr>
+      <w:r>
+        <w:rPr>
+          <w:sz w:val="24"/>
+          <w:szCs w:val="24"/>
+        </w:rPr>
+        <w:t>The pool can handle approximately 100 database operations at once.</w:t>
+      </w:r>
+    </w:p>
+    <w:p>
+      <w:r>
+        <w:rPr>
+          <w:noProof/>
+          <w:sz w:val="24"/>
+          <w:szCs w:val="24"/>
+        </w:rPr>
+        <w:lastRenderedPageBreak/>
+        <w:drawing>
+          <wp:inline distT="0" distB="0" distL="0" distR="0" wp14:anchorId="4158B4F5" wp14:editId="7FA4C888">
+            <wp:extent cx="5731510" cy="1828165"/>
+            <wp:effectExtent l="0" t="0" r="2540" b="635"/>
+            <wp:docPr id="1510608201" name="Picture 1"/>
+            <wp:cNvGraphicFramePr>
+              <a:graphicFrameLocks xmlns:a="http://schemas.openxmlformats.org/drawingml/2006/main" noChangeAspect="1"/>
+            </wp:cNvGraphicFramePr>
+            <a:graphic xmlns:a="http://schemas.openxmlformats.org/drawingml/2006/main">
+              <a:graphicData uri="http://schemas.openxmlformats.org/drawingml/2006/picture">
+                <pic:pic xmlns:pic="http://schemas.openxmlformats.org/drawingml/2006/picture">
+                  <pic:nvPicPr>
+                    <pic:cNvPr id="1510608201" name=""/>
+                    <pic:cNvPicPr/>
+                  </pic:nvPicPr>
+                  <pic:blipFill>
+                    <a:blip r:embed="rId48"/>
+                    <a:stretch>
+                      <a:fillRect/>
+                    </a:stretch>
+                  </pic:blipFill>
+                  <pic:spPr>
+                    <a:xfrm>
+                      <a:off x="0" y="0"/>
+                      <a:ext cx="5731510" cy="1828165"/>
+                    </a:xfrm>
+                    <a:prstGeom prst="rect">
+                      <a:avLst/>
+                    </a:prstGeom>
+                  </pic:spPr>
+                </pic:pic>
+              </a:graphicData>
+            </a:graphic>
+          </wp:inline>
+        </w:drawing>
+      </w:r>
+      <w:r>
+        <w:t>This is a simplified illustration assuming requests arrive together, operations take exactly one second, and each request needs one connection once. Real performance depends on query duration, request patterns, and other workloads.</w:t>
+      </w:r>
+    </w:p>
+    <w:p>
+      <w:pPr>
+        <w:rPr>
+          <w:sz w:val="24"/>
+          <w:szCs w:val="24"/>
+        </w:rPr>
+      </w:pPr>
+      <w:r>
+        <w:rPr>
+          <w:sz w:val="24"/>
+          <w:szCs w:val="24"/>
+        </w:rPr>
+        <w:t>So no, the other 900 users do not automatically get rejected. Their database operations can wait until connections become available. If the wait exceeds a configured timeout, some requests may fail or return an error.</w:t>
+      </w:r>
+    </w:p>
+    <w:p>
+      <w:pPr>
+        <w:rPr>
+          <w:sz w:val="24"/>
+          <w:szCs w:val="24"/>
+        </w:rPr>
+      </w:pPr>
+      <w:r>
+        <w:rPr>
+          <w:sz w:val="24"/>
+          <w:szCs w:val="24"/>
+        </w:rPr>
+        <w:t>Also, the web application can continue handling requests that don't currently need the database.</w:t>
+      </w:r>
+    </w:p>
+    <w:p>
+      <w:pPr>
+        <w:rPr>
+          <w:b/>
+          <w:bCs/>
+          <w:sz w:val="24"/>
+          <w:szCs w:val="24"/>
+        </w:rPr>
+      </w:pPr>
+      <w:r>
+        <w:rPr>
+          <w:b/>
+          <w:bCs/>
+          <w:sz w:val="24"/>
+          <w:szCs w:val="24"/>
+        </w:rPr>
+        <w:t>Final takeaway</w:t>
+      </w:r>
+    </w:p>
+    <w:p>
+      <w:pPr>
+        <w:rPr>
+          <w:sz w:val="24"/>
+          <w:szCs w:val="24"/>
+        </w:rPr>
+      </w:pPr>
+      <w:r>
+        <w:rPr>
+          <w:sz w:val="24"/>
+          <w:szCs w:val="24"/>
+        </w:rPr>
+        <w:t>A Singleton does not solve the database connection limit by itself. A connection pool is the mechanism that limits and reuses database connections, allowing many users to share a smaller number of connections safely.</w:t>
+      </w:r>
+    </w:p>
+    <w:p>
+      <w:pPr>
+        <w:rPr>
+          <w:sz w:val="24"/>
+          <w:szCs w:val="24"/>
+        </w:rPr>
+      </w:pPr>
+    </w:p>
+    <w:p>
+      <w:pPr>
+        <w:rPr>
+          <w:b/>
+          <w:bCs/>
+          <w:sz w:val="24"/>
+          <w:szCs w:val="24"/>
+        </w:rPr>
+      </w:pPr>
+      <w:r>
+        <w:rPr>
+          <w:b/>
+          <w:bCs/>
+          <w:sz w:val="24"/>
+          <w:szCs w:val="24"/>
+        </w:rPr>
+        <w:t>Factory Design Pattern in Python</w:t>
+      </w:r>
+    </w:p>
+    <w:p>
+      <w:pPr>
+        <w:rPr>
+          <w:b/>
+          <w:bCs/>
+          <w:sz w:val="24"/>
+          <w:szCs w:val="24"/>
+        </w:rPr>
+      </w:pPr>
+      <w:r>
+        <w:rPr>
+          <w:b/>
+          <w:bCs/>
+          <w:sz w:val="24"/>
+          <w:szCs w:val="24"/>
+        </w:rPr>
+        <w:t>The Factory Design Pattern is a way to create objects without making the calling code responsible for deciding exactly which class to instantiate.</w:t>
+      </w:r>
+    </w:p>
+    <w:p>
+      <w:pPr>
+        <w:rPr>
+          <w:b/>
+          <w:bCs/>
+          <w:sz w:val="24"/>
+          <w:szCs w:val="24"/>
+        </w:rPr>
+      </w:pPr>
+      <w:r>
+        <w:rPr>
+          <w:sz w:val="24"/>
+          <w:szCs w:val="24"/>
+        </w:rPr>
+        <w:t xml:space="preserve">In simple words: </w:t>
+      </w:r>
+      <w:r>
+        <w:rPr>
+          <w:b/>
+          <w:bCs/>
+          <w:sz w:val="24"/>
+          <w:szCs w:val="24"/>
+        </w:rPr>
+        <w:t>instead of creating objects directly everywhere, you ask a factory to create the object you need.</w:t>
+      </w:r>
+    </w:p>
+    <w:p>
+      <w:pPr>
+        <w:rPr>
+          <w:b/>
+          <w:bCs/>
+          <w:sz w:val="24"/>
+          <w:szCs w:val="24"/>
+        </w:rPr>
+      </w:pPr>
+      <w:r>
+        <w:rPr>
+          <w:b/>
+          <w:bCs/>
+          <w:sz w:val="24"/>
+          <w:szCs w:val="24"/>
+        </w:rPr>
+        <w:t>Real-life analogy</w:t>
+      </w:r>
+    </w:p>
+    <w:p>
+      <w:pPr>
+        <w:rPr>
+          <w:sz w:val="24"/>
+          <w:szCs w:val="24"/>
+        </w:rPr>
+      </w:pPr>
+      <w:r>
+        <w:rPr>
+          <w:sz w:val="24"/>
+          <w:szCs w:val="24"/>
+        </w:rPr>
+        <w:t>You walk into a pizza shop and say “one Margherita.” You don’t go into the kitchen, pick the dough, add the toppings, and bake it yourself. The shop (factory) makes it and hands you a pizza. If you ask for “Pepperoni” instead, you use the same counter and get a different pizza.</w:t>
+      </w:r>
+    </w:p>
+    <w:p>
+      <w:pPr>
+        <w:rPr>
+          <w:b/>
+          <w:bCs/>
+          <w:sz w:val="24"/>
+          <w:szCs w:val="24"/>
+        </w:rPr>
+      </w:pPr>
+    </w:p>
+    <w:p>
+      <w:pPr>
+        <w:rPr>
+          <w:sz w:val="24"/>
+          <w:szCs w:val="24"/>
+        </w:rPr>
+      </w:pPr>
+    </w:p>
     <w:sectPr>
       <w:pgSz w:w="11906" w:h="16838"/>
       <w:pgMar w:top="1440" w:right="1440" w:bottom="1440" w:left="1440" w:header="708" w:footer="708" w:gutter="0"/>
@@ -15260,324 +18654,9 @@
     </w:lvl>
   </w:abstractNum>
   <w:abstractNum w:abstractNumId="5" w15:restartNumberingAfterBreak="0">
-    <w:nsid w:val="2CA868A1"/>
+    <w:nsid w:val="1E2A614F"/>
     <w:multiLevelType w:val="multilevel"/>
-    <w:tmpl w:val="71286CEE"/>
-    <w:lvl w:ilvl="0">
-      <w:start w:val="1"/>
-      <w:numFmt w:val="decimal"/>
-      <w:lvlText w:val="%1."/>
-      <w:lvlJc w:val="left"/>
-      <w:pPr>
-        <w:tabs>
-          <w:tab w:val="num" w:pos="720"/>
-        </w:tabs>
-        <w:ind w:left="720" w:hanging="360"/>
-      </w:pPr>
-    </w:lvl>
-    <w:lvl w:ilvl="1" w:tentative="1">
-      <w:start w:val="1"/>
-      <w:numFmt w:val="decimal"/>
-      <w:lvlText w:val="%2."/>
-      <w:lvlJc w:val="left"/>
-      <w:pPr>
-        <w:tabs>
-          <w:tab w:val="num" w:pos="1440"/>
-        </w:tabs>
-        <w:ind w:left="1440" w:hanging="360"/>
-      </w:pPr>
-    </w:lvl>
-    <w:lvl w:ilvl="2" w:tentative="1">
-      <w:start w:val="1"/>
-      <w:numFmt w:val="decimal"/>
-      <w:lvlText w:val="%3."/>
-      <w:lvlJc w:val="left"/>
-      <w:pPr>
-        <w:tabs>
-          <w:tab w:val="num" w:pos="2160"/>
-        </w:tabs>
-        <w:ind w:left="2160" w:hanging="360"/>
-      </w:pPr>
-    </w:lvl>
-    <w:lvl w:ilvl="3" w:tentative="1">
-      <w:start w:val="1"/>
-      <w:numFmt w:val="decimal"/>
-      <w:lvlText w:val="%4."/>
-      <w:lvlJc w:val="left"/>
-      <w:pPr>
-        <w:tabs>
-          <w:tab w:val="num" w:pos="2880"/>
-        </w:tabs>
-        <w:ind w:left="2880" w:hanging="360"/>
-      </w:pPr>
-    </w:lvl>
-    <w:lvl w:ilvl="4" w:tentative="1">
-      <w:start w:val="1"/>
-      <w:numFmt w:val="decimal"/>
-      <w:lvlText w:val="%5."/>
-      <w:lvlJc w:val="left"/>
-      <w:pPr>
-        <w:tabs>
-          <w:tab w:val="num" w:pos="3600"/>
-        </w:tabs>
-        <w:ind w:left="3600" w:hanging="360"/>
-      </w:pPr>
-    </w:lvl>
-    <w:lvl w:ilvl="5" w:tentative="1">
-      <w:start w:val="1"/>
-      <w:numFmt w:val="decimal"/>
-      <w:lvlText w:val="%6."/>
-      <w:lvlJc w:val="left"/>
-      <w:pPr>
-        <w:tabs>
-          <w:tab w:val="num" w:pos="4320"/>
-        </w:tabs>
-        <w:ind w:left="4320" w:hanging="360"/>
-      </w:pPr>
-    </w:lvl>
-    <w:lvl w:ilvl="6" w:tentative="1">
-      <w:start w:val="1"/>
-      <w:numFmt w:val="decimal"/>
-      <w:lvlText w:val="%7."/>
-      <w:lvlJc w:val="left"/>
-      <w:pPr>
-        <w:tabs>
-          <w:tab w:val="num" w:pos="5040"/>
-        </w:tabs>
-        <w:ind w:left="5040" w:hanging="360"/>
-      </w:pPr>
-    </w:lvl>
-    <w:lvl w:ilvl="7" w:tentative="1">
-      <w:start w:val="1"/>
-      <w:numFmt w:val="decimal"/>
-      <w:lvlText w:val="%8."/>
-      <w:lvlJc w:val="left"/>
-      <w:pPr>
-        <w:tabs>
-          <w:tab w:val="num" w:pos="5760"/>
-        </w:tabs>
-        <w:ind w:left="5760" w:hanging="360"/>
-      </w:pPr>
-    </w:lvl>
-    <w:lvl w:ilvl="8" w:tentative="1">
-      <w:start w:val="1"/>
-      <w:numFmt w:val="decimal"/>
-      <w:lvlText w:val="%9."/>
-      <w:lvlJc w:val="left"/>
-      <w:pPr>
-        <w:tabs>
-          <w:tab w:val="num" w:pos="6480"/>
-        </w:tabs>
-        <w:ind w:left="6480" w:hanging="360"/>
-      </w:pPr>
-    </w:lvl>
-  </w:abstractNum>
-  <w:abstractNum w:abstractNumId="6" w15:restartNumberingAfterBreak="0">
-    <w:nsid w:val="2CBF6946"/>
-    <w:multiLevelType w:val="multilevel"/>
-    <w:tmpl w:val="CC044692"/>
-    <w:lvl w:ilvl="0">
-      <w:start w:val="1"/>
-      <w:numFmt w:val="decimal"/>
-      <w:lvlText w:val="%1."/>
-      <w:lvlJc w:val="left"/>
-      <w:pPr>
-        <w:tabs>
-          <w:tab w:val="num" w:pos="720"/>
-        </w:tabs>
-        <w:ind w:left="720" w:hanging="360"/>
-      </w:pPr>
-    </w:lvl>
-    <w:lvl w:ilvl="1" w:tentative="1">
-      <w:start w:val="1"/>
-      <w:numFmt w:val="decimal"/>
-      <w:lvlText w:val="%2."/>
-      <w:lvlJc w:val="left"/>
-      <w:pPr>
-        <w:tabs>
-          <w:tab w:val="num" w:pos="1440"/>
-        </w:tabs>
-        <w:ind w:left="1440" w:hanging="360"/>
-      </w:pPr>
-    </w:lvl>
-    <w:lvl w:ilvl="2" w:tentative="1">
-      <w:start w:val="1"/>
-      <w:numFmt w:val="decimal"/>
-      <w:lvlText w:val="%3."/>
-      <w:lvlJc w:val="left"/>
-      <w:pPr>
-        <w:tabs>
-          <w:tab w:val="num" w:pos="2160"/>
-        </w:tabs>
-        <w:ind w:left="2160" w:hanging="360"/>
-      </w:pPr>
-    </w:lvl>
-    <w:lvl w:ilvl="3" w:tentative="1">
-      <w:start w:val="1"/>
-      <w:numFmt w:val="decimal"/>
-      <w:lvlText w:val="%4."/>
-      <w:lvlJc w:val="left"/>
-      <w:pPr>
-        <w:tabs>
-          <w:tab w:val="num" w:pos="2880"/>
-        </w:tabs>
-        <w:ind w:left="2880" w:hanging="360"/>
-      </w:pPr>
-    </w:lvl>
-    <w:lvl w:ilvl="4" w:tentative="1">
-      <w:start w:val="1"/>
-      <w:numFmt w:val="decimal"/>
-      <w:lvlText w:val="%5."/>
-      <w:lvlJc w:val="left"/>
-      <w:pPr>
-        <w:tabs>
-          <w:tab w:val="num" w:pos="3600"/>
-        </w:tabs>
-        <w:ind w:left="3600" w:hanging="360"/>
-      </w:pPr>
-    </w:lvl>
-    <w:lvl w:ilvl="5" w:tentative="1">
-      <w:start w:val="1"/>
-      <w:numFmt w:val="decimal"/>
-      <w:lvlText w:val="%6."/>
-      <w:lvlJc w:val="left"/>
-      <w:pPr>
-        <w:tabs>
-          <w:tab w:val="num" w:pos="4320"/>
-        </w:tabs>
-        <w:ind w:left="4320" w:hanging="360"/>
-      </w:pPr>
-    </w:lvl>
-    <w:lvl w:ilvl="6" w:tentative="1">
-      <w:start w:val="1"/>
-      <w:numFmt w:val="decimal"/>
-      <w:lvlText w:val="%7."/>
-      <w:lvlJc w:val="left"/>
-      <w:pPr>
-        <w:tabs>
-          <w:tab w:val="num" w:pos="5040"/>
-        </w:tabs>
-        <w:ind w:left="5040" w:hanging="360"/>
-      </w:pPr>
-    </w:lvl>
-    <w:lvl w:ilvl="7" w:tentative="1">
-      <w:start w:val="1"/>
-      <w:numFmt w:val="decimal"/>
-      <w:lvlText w:val="%8."/>
-      <w:lvlJc w:val="left"/>
-      <w:pPr>
-        <w:tabs>
-          <w:tab w:val="num" w:pos="5760"/>
-        </w:tabs>
-        <w:ind w:left="5760" w:hanging="360"/>
-      </w:pPr>
-    </w:lvl>
-    <w:lvl w:ilvl="8" w:tentative="1">
-      <w:start w:val="1"/>
-      <w:numFmt w:val="decimal"/>
-      <w:lvlText w:val="%9."/>
-      <w:lvlJc w:val="left"/>
-      <w:pPr>
-        <w:tabs>
-          <w:tab w:val="num" w:pos="6480"/>
-        </w:tabs>
-        <w:ind w:left="6480" w:hanging="360"/>
-      </w:pPr>
-    </w:lvl>
-  </w:abstractNum>
-  <w:abstractNum w:abstractNumId="7" w15:restartNumberingAfterBreak="0">
-    <w:nsid w:val="2D6C33FD"/>
-    <w:multiLevelType w:val="hybridMultilevel"/>
-    <w:tmpl w:val="DB90D8DC"/>
-    <w:lvl w:ilvl="0" w:tplc="4009000F">
-      <w:start w:val="1"/>
-      <w:numFmt w:val="decimal"/>
-      <w:lvlText w:val="%1."/>
-      <w:lvlJc w:val="left"/>
-      <w:pPr>
-        <w:ind w:left="720" w:hanging="360"/>
-      </w:pPr>
-      <w:rPr>
-        <w:rFonts w:hint="default"/>
-      </w:rPr>
-    </w:lvl>
-    <w:lvl w:ilvl="1" w:tplc="40090019" w:tentative="1">
-      <w:start w:val="1"/>
-      <w:numFmt w:val="lowerLetter"/>
-      <w:lvlText w:val="%2."/>
-      <w:lvlJc w:val="left"/>
-      <w:pPr>
-        <w:ind w:left="1440" w:hanging="360"/>
-      </w:pPr>
-    </w:lvl>
-    <w:lvl w:ilvl="2" w:tplc="4009001B" w:tentative="1">
-      <w:start w:val="1"/>
-      <w:numFmt w:val="lowerRoman"/>
-      <w:lvlText w:val="%3."/>
-      <w:lvlJc w:val="right"/>
-      <w:pPr>
-        <w:ind w:left="2160" w:hanging="180"/>
-      </w:pPr>
-    </w:lvl>
-    <w:lvl w:ilvl="3" w:tplc="4009000F" w:tentative="1">
-      <w:start w:val="1"/>
-      <w:numFmt w:val="decimal"/>
-      <w:lvlText w:val="%4."/>
-      <w:lvlJc w:val="left"/>
-      <w:pPr>
-        <w:ind w:left="2880" w:hanging="360"/>
-      </w:pPr>
-    </w:lvl>
-    <w:lvl w:ilvl="4" w:tplc="40090019" w:tentative="1">
-      <w:start w:val="1"/>
-      <w:numFmt w:val="lowerLetter"/>
-      <w:lvlText w:val="%5."/>
-      <w:lvlJc w:val="left"/>
-      <w:pPr>
-        <w:ind w:left="3600" w:hanging="360"/>
-      </w:pPr>
-    </w:lvl>
-    <w:lvl w:ilvl="5" w:tplc="4009001B" w:tentative="1">
-      <w:start w:val="1"/>
-      <w:numFmt w:val="lowerRoman"/>
-      <w:lvlText w:val="%6."/>
-      <w:lvlJc w:val="right"/>
-      <w:pPr>
-        <w:ind w:left="4320" w:hanging="180"/>
-      </w:pPr>
-    </w:lvl>
-    <w:lvl w:ilvl="6" w:tplc="4009000F" w:tentative="1">
-      <w:start w:val="1"/>
-      <w:numFmt w:val="decimal"/>
-      <w:lvlText w:val="%7."/>
-      <w:lvlJc w:val="left"/>
-      <w:pPr>
-        <w:ind w:left="5040" w:hanging="360"/>
-      </w:pPr>
-    </w:lvl>
-    <w:lvl w:ilvl="7" w:tplc="40090019" w:tentative="1">
-      <w:start w:val="1"/>
-      <w:numFmt w:val="lowerLetter"/>
-      <w:lvlText w:val="%8."/>
-      <w:lvlJc w:val="left"/>
-      <w:pPr>
-        <w:ind w:left="5760" w:hanging="360"/>
-      </w:pPr>
-    </w:lvl>
-    <w:lvl w:ilvl="8" w:tplc="4009001B" w:tentative="1">
-      <w:start w:val="1"/>
-      <w:numFmt w:val="lowerRoman"/>
-      <w:lvlText w:val="%9."/>
-      <w:lvlJc w:val="right"/>
-      <w:pPr>
-        <w:ind w:left="6480" w:hanging="180"/>
-      </w:pPr>
-    </w:lvl>
-  </w:abstractNum>
-  <w:abstractNum w:abstractNumId="8" w15:restartNumberingAfterBreak="0">
-    <w:nsid w:val="46672052"/>
-    <w:multiLevelType w:val="multilevel"/>
-    <w:tmpl w:val="20E44C9A"/>
+    <w:tmpl w:val="D2BE5AE6"/>
     <w:lvl w:ilvl="0">
       <w:start w:val="1"/>
       <w:numFmt w:val="bullet"/>
@@ -15723,10 +18802,325 @@
       </w:rPr>
     </w:lvl>
   </w:abstractNum>
+  <w:abstractNum w:abstractNumId="6" w15:restartNumberingAfterBreak="0">
+    <w:nsid w:val="2CA868A1"/>
+    <w:multiLevelType w:val="multilevel"/>
+    <w:tmpl w:val="71286CEE"/>
+    <w:lvl w:ilvl="0">
+      <w:start w:val="1"/>
+      <w:numFmt w:val="decimal"/>
+      <w:lvlText w:val="%1."/>
+      <w:lvlJc w:val="left"/>
+      <w:pPr>
+        <w:tabs>
+          <w:tab w:val="num" w:pos="720"/>
+        </w:tabs>
+        <w:ind w:left="720" w:hanging="360"/>
+      </w:pPr>
+    </w:lvl>
+    <w:lvl w:ilvl="1" w:tentative="1">
+      <w:start w:val="1"/>
+      <w:numFmt w:val="decimal"/>
+      <w:lvlText w:val="%2."/>
+      <w:lvlJc w:val="left"/>
+      <w:pPr>
+        <w:tabs>
+          <w:tab w:val="num" w:pos="1440"/>
+        </w:tabs>
+        <w:ind w:left="1440" w:hanging="360"/>
+      </w:pPr>
+    </w:lvl>
+    <w:lvl w:ilvl="2" w:tentative="1">
+      <w:start w:val="1"/>
+      <w:numFmt w:val="decimal"/>
+      <w:lvlText w:val="%3."/>
+      <w:lvlJc w:val="left"/>
+      <w:pPr>
+        <w:tabs>
+          <w:tab w:val="num" w:pos="2160"/>
+        </w:tabs>
+        <w:ind w:left="2160" w:hanging="360"/>
+      </w:pPr>
+    </w:lvl>
+    <w:lvl w:ilvl="3" w:tentative="1">
+      <w:start w:val="1"/>
+      <w:numFmt w:val="decimal"/>
+      <w:lvlText w:val="%4."/>
+      <w:lvlJc w:val="left"/>
+      <w:pPr>
+        <w:tabs>
+          <w:tab w:val="num" w:pos="2880"/>
+        </w:tabs>
+        <w:ind w:left="2880" w:hanging="360"/>
+      </w:pPr>
+    </w:lvl>
+    <w:lvl w:ilvl="4" w:tentative="1">
+      <w:start w:val="1"/>
+      <w:numFmt w:val="decimal"/>
+      <w:lvlText w:val="%5."/>
+      <w:lvlJc w:val="left"/>
+      <w:pPr>
+        <w:tabs>
+          <w:tab w:val="num" w:pos="3600"/>
+        </w:tabs>
+        <w:ind w:left="3600" w:hanging="360"/>
+      </w:pPr>
+    </w:lvl>
+    <w:lvl w:ilvl="5" w:tentative="1">
+      <w:start w:val="1"/>
+      <w:numFmt w:val="decimal"/>
+      <w:lvlText w:val="%6."/>
+      <w:lvlJc w:val="left"/>
+      <w:pPr>
+        <w:tabs>
+          <w:tab w:val="num" w:pos="4320"/>
+        </w:tabs>
+        <w:ind w:left="4320" w:hanging="360"/>
+      </w:pPr>
+    </w:lvl>
+    <w:lvl w:ilvl="6" w:tentative="1">
+      <w:start w:val="1"/>
+      <w:numFmt w:val="decimal"/>
+      <w:lvlText w:val="%7."/>
+      <w:lvlJc w:val="left"/>
+      <w:pPr>
+        <w:tabs>
+          <w:tab w:val="num" w:pos="5040"/>
+        </w:tabs>
+        <w:ind w:left="5040" w:hanging="360"/>
+      </w:pPr>
+    </w:lvl>
+    <w:lvl w:ilvl="7" w:tentative="1">
+      <w:start w:val="1"/>
+      <w:numFmt w:val="decimal"/>
+      <w:lvlText w:val="%8."/>
+      <w:lvlJc w:val="left"/>
+      <w:pPr>
+        <w:tabs>
+          <w:tab w:val="num" w:pos="5760"/>
+        </w:tabs>
+        <w:ind w:left="5760" w:hanging="360"/>
+      </w:pPr>
+    </w:lvl>
+    <w:lvl w:ilvl="8" w:tentative="1">
+      <w:start w:val="1"/>
+      <w:numFmt w:val="decimal"/>
+      <w:lvlText w:val="%9."/>
+      <w:lvlJc w:val="left"/>
+      <w:pPr>
+        <w:tabs>
+          <w:tab w:val="num" w:pos="6480"/>
+        </w:tabs>
+        <w:ind w:left="6480" w:hanging="360"/>
+      </w:pPr>
+    </w:lvl>
+  </w:abstractNum>
+  <w:abstractNum w:abstractNumId="7" w15:restartNumberingAfterBreak="0">
+    <w:nsid w:val="2CBF6946"/>
+    <w:multiLevelType w:val="multilevel"/>
+    <w:tmpl w:val="CC044692"/>
+    <w:lvl w:ilvl="0">
+      <w:start w:val="1"/>
+      <w:numFmt w:val="decimal"/>
+      <w:lvlText w:val="%1."/>
+      <w:lvlJc w:val="left"/>
+      <w:pPr>
+        <w:tabs>
+          <w:tab w:val="num" w:pos="720"/>
+        </w:tabs>
+        <w:ind w:left="720" w:hanging="360"/>
+      </w:pPr>
+    </w:lvl>
+    <w:lvl w:ilvl="1" w:tentative="1">
+      <w:start w:val="1"/>
+      <w:numFmt w:val="decimal"/>
+      <w:lvlText w:val="%2."/>
+      <w:lvlJc w:val="left"/>
+      <w:pPr>
+        <w:tabs>
+          <w:tab w:val="num" w:pos="1440"/>
+        </w:tabs>
+        <w:ind w:left="1440" w:hanging="360"/>
+      </w:pPr>
+    </w:lvl>
+    <w:lvl w:ilvl="2" w:tentative="1">
+      <w:start w:val="1"/>
+      <w:numFmt w:val="decimal"/>
+      <w:lvlText w:val="%3."/>
+      <w:lvlJc w:val="left"/>
+      <w:pPr>
+        <w:tabs>
+          <w:tab w:val="num" w:pos="2160"/>
+        </w:tabs>
+        <w:ind w:left="2160" w:hanging="360"/>
+      </w:pPr>
+    </w:lvl>
+    <w:lvl w:ilvl="3" w:tentative="1">
+      <w:start w:val="1"/>
+      <w:numFmt w:val="decimal"/>
+      <w:lvlText w:val="%4."/>
+      <w:lvlJc w:val="left"/>
+      <w:pPr>
+        <w:tabs>
+          <w:tab w:val="num" w:pos="2880"/>
+        </w:tabs>
+        <w:ind w:left="2880" w:hanging="360"/>
+      </w:pPr>
+    </w:lvl>
+    <w:lvl w:ilvl="4" w:tentative="1">
+      <w:start w:val="1"/>
+      <w:numFmt w:val="decimal"/>
+      <w:lvlText w:val="%5."/>
+      <w:lvlJc w:val="left"/>
+      <w:pPr>
+        <w:tabs>
+          <w:tab w:val="num" w:pos="3600"/>
+        </w:tabs>
+        <w:ind w:left="3600" w:hanging="360"/>
+      </w:pPr>
+    </w:lvl>
+    <w:lvl w:ilvl="5" w:tentative="1">
+      <w:start w:val="1"/>
+      <w:numFmt w:val="decimal"/>
+      <w:lvlText w:val="%6."/>
+      <w:lvlJc w:val="left"/>
+      <w:pPr>
+        <w:tabs>
+          <w:tab w:val="num" w:pos="4320"/>
+        </w:tabs>
+        <w:ind w:left="4320" w:hanging="360"/>
+      </w:pPr>
+    </w:lvl>
+    <w:lvl w:ilvl="6" w:tentative="1">
+      <w:start w:val="1"/>
+      <w:numFmt w:val="decimal"/>
+      <w:lvlText w:val="%7."/>
+      <w:lvlJc w:val="left"/>
+      <w:pPr>
+        <w:tabs>
+          <w:tab w:val="num" w:pos="5040"/>
+        </w:tabs>
+        <w:ind w:left="5040" w:hanging="360"/>
+      </w:pPr>
+    </w:lvl>
+    <w:lvl w:ilvl="7" w:tentative="1">
+      <w:start w:val="1"/>
+      <w:numFmt w:val="decimal"/>
+      <w:lvlText w:val="%8."/>
+      <w:lvlJc w:val="left"/>
+      <w:pPr>
+        <w:tabs>
+          <w:tab w:val="num" w:pos="5760"/>
+        </w:tabs>
+        <w:ind w:left="5760" w:hanging="360"/>
+      </w:pPr>
+    </w:lvl>
+    <w:lvl w:ilvl="8" w:tentative="1">
+      <w:start w:val="1"/>
+      <w:numFmt w:val="decimal"/>
+      <w:lvlText w:val="%9."/>
+      <w:lvlJc w:val="left"/>
+      <w:pPr>
+        <w:tabs>
+          <w:tab w:val="num" w:pos="6480"/>
+        </w:tabs>
+        <w:ind w:left="6480" w:hanging="360"/>
+      </w:pPr>
+    </w:lvl>
+  </w:abstractNum>
+  <w:abstractNum w:abstractNumId="8" w15:restartNumberingAfterBreak="0">
+    <w:nsid w:val="2D6C33FD"/>
+    <w:multiLevelType w:val="hybridMultilevel"/>
+    <w:tmpl w:val="DB90D8DC"/>
+    <w:lvl w:ilvl="0" w:tplc="4009000F">
+      <w:start w:val="1"/>
+      <w:numFmt w:val="decimal"/>
+      <w:lvlText w:val="%1."/>
+      <w:lvlJc w:val="left"/>
+      <w:pPr>
+        <w:ind w:left="720" w:hanging="360"/>
+      </w:pPr>
+      <w:rPr>
+        <w:rFonts w:hint="default"/>
+      </w:rPr>
+    </w:lvl>
+    <w:lvl w:ilvl="1" w:tplc="40090019" w:tentative="1">
+      <w:start w:val="1"/>
+      <w:numFmt w:val="lowerLetter"/>
+      <w:lvlText w:val="%2."/>
+      <w:lvlJc w:val="left"/>
+      <w:pPr>
+        <w:ind w:left="1440" w:hanging="360"/>
+      </w:pPr>
+    </w:lvl>
+    <w:lvl w:ilvl="2" w:tplc="4009001B" w:tentative="1">
+      <w:start w:val="1"/>
+      <w:numFmt w:val="lowerRoman"/>
+      <w:lvlText w:val="%3."/>
+      <w:lvlJc w:val="right"/>
+      <w:pPr>
+        <w:ind w:left="2160" w:hanging="180"/>
+      </w:pPr>
+    </w:lvl>
+    <w:lvl w:ilvl="3" w:tplc="4009000F" w:tentative="1">
+      <w:start w:val="1"/>
+      <w:numFmt w:val="decimal"/>
+      <w:lvlText w:val="%4."/>
+      <w:lvlJc w:val="left"/>
+      <w:pPr>
+        <w:ind w:left="2880" w:hanging="360"/>
+      </w:pPr>
+    </w:lvl>
+    <w:lvl w:ilvl="4" w:tplc="40090019" w:tentative="1">
+      <w:start w:val="1"/>
+      <w:numFmt w:val="lowerLetter"/>
+      <w:lvlText w:val="%5."/>
+      <w:lvlJc w:val="left"/>
+      <w:pPr>
+        <w:ind w:left="3600" w:hanging="360"/>
+      </w:pPr>
+    </w:lvl>
+    <w:lvl w:ilvl="5" w:tplc="4009001B" w:tentative="1">
+      <w:start w:val="1"/>
+      <w:numFmt w:val="lowerRoman"/>
+      <w:lvlText w:val="%6."/>
+      <w:lvlJc w:val="right"/>
+      <w:pPr>
+        <w:ind w:left="4320" w:hanging="180"/>
+      </w:pPr>
+    </w:lvl>
+    <w:lvl w:ilvl="6" w:tplc="4009000F" w:tentative="1">
+      <w:start w:val="1"/>
+      <w:numFmt w:val="decimal"/>
+      <w:lvlText w:val="%7."/>
+      <w:lvlJc w:val="left"/>
+      <w:pPr>
+        <w:ind w:left="5040" w:hanging="360"/>
+      </w:pPr>
+    </w:lvl>
+    <w:lvl w:ilvl="7" w:tplc="40090019" w:tentative="1">
+      <w:start w:val="1"/>
+      <w:numFmt w:val="lowerLetter"/>
+      <w:lvlText w:val="%8."/>
+      <w:lvlJc w:val="left"/>
+      <w:pPr>
+        <w:ind w:left="5760" w:hanging="360"/>
+      </w:pPr>
+    </w:lvl>
+    <w:lvl w:ilvl="8" w:tplc="4009001B" w:tentative="1">
+      <w:start w:val="1"/>
+      <w:numFmt w:val="lowerRoman"/>
+      <w:lvlText w:val="%9."/>
+      <w:lvlJc w:val="right"/>
+      <w:pPr>
+        <w:ind w:left="6480" w:hanging="180"/>
+      </w:pPr>
+    </w:lvl>
+  </w:abstractNum>
   <w:abstractNum w:abstractNumId="9" w15:restartNumberingAfterBreak="0">
-    <w:nsid w:val="4CEA0387"/>
+    <w:nsid w:val="376C6E46"/>
     <w:multiLevelType w:val="multilevel"/>
-    <w:tmpl w:val="0D2E19DA"/>
+    <w:tmpl w:val="A1581DD4"/>
     <w:lvl w:ilvl="0">
       <w:start w:val="1"/>
       <w:numFmt w:val="bullet"/>
@@ -15873,9 +19267,9 @@
     </w:lvl>
   </w:abstractNum>
   <w:abstractNum w:abstractNumId="10" w15:restartNumberingAfterBreak="0">
-    <w:nsid w:val="4CEA7858"/>
+    <w:nsid w:val="3A9077F3"/>
     <w:multiLevelType w:val="multilevel"/>
-    <w:tmpl w:val="3BB4D340"/>
+    <w:tmpl w:val="F9783D2C"/>
     <w:lvl w:ilvl="0">
       <w:start w:val="1"/>
       <w:numFmt w:val="bullet"/>
@@ -16021,29 +19415,923 @@
       </w:rPr>
     </w:lvl>
   </w:abstractNum>
+  <w:abstractNum w:abstractNumId="11" w15:restartNumberingAfterBreak="0">
+    <w:nsid w:val="46672052"/>
+    <w:multiLevelType w:val="multilevel"/>
+    <w:tmpl w:val="20E44C9A"/>
+    <w:lvl w:ilvl="0">
+      <w:start w:val="1"/>
+      <w:numFmt w:val="bullet"/>
+      <w:lvlText w:val=""/>
+      <w:lvlJc w:val="left"/>
+      <w:pPr>
+        <w:tabs>
+          <w:tab w:val="num" w:pos="720"/>
+        </w:tabs>
+        <w:ind w:left="720" w:hanging="360"/>
+      </w:pPr>
+      <w:rPr>
+        <w:rFonts w:ascii="Symbol" w:hAnsi="Symbol" w:hint="default"/>
+        <w:sz w:val="20"/>
+      </w:rPr>
+    </w:lvl>
+    <w:lvl w:ilvl="1" w:tentative="1">
+      <w:start w:val="1"/>
+      <w:numFmt w:val="bullet"/>
+      <w:lvlText w:val="o"/>
+      <w:lvlJc w:val="left"/>
+      <w:pPr>
+        <w:tabs>
+          <w:tab w:val="num" w:pos="1440"/>
+        </w:tabs>
+        <w:ind w:left="1440" w:hanging="360"/>
+      </w:pPr>
+      <w:rPr>
+        <w:rFonts w:ascii="Courier New" w:hAnsi="Courier New" w:hint="default"/>
+        <w:sz w:val="20"/>
+      </w:rPr>
+    </w:lvl>
+    <w:lvl w:ilvl="2" w:tentative="1">
+      <w:start w:val="1"/>
+      <w:numFmt w:val="bullet"/>
+      <w:lvlText w:val=""/>
+      <w:lvlJc w:val="left"/>
+      <w:pPr>
+        <w:tabs>
+          <w:tab w:val="num" w:pos="2160"/>
+        </w:tabs>
+        <w:ind w:left="2160" w:hanging="360"/>
+      </w:pPr>
+      <w:rPr>
+        <w:rFonts w:ascii="Wingdings" w:hAnsi="Wingdings" w:hint="default"/>
+        <w:sz w:val="20"/>
+      </w:rPr>
+    </w:lvl>
+    <w:lvl w:ilvl="3" w:tentative="1">
+      <w:start w:val="1"/>
+      <w:numFmt w:val="bullet"/>
+      <w:lvlText w:val=""/>
+      <w:lvlJc w:val="left"/>
+      <w:pPr>
+        <w:tabs>
+          <w:tab w:val="num" w:pos="2880"/>
+        </w:tabs>
+        <w:ind w:left="2880" w:hanging="360"/>
+      </w:pPr>
+      <w:rPr>
+        <w:rFonts w:ascii="Wingdings" w:hAnsi="Wingdings" w:hint="default"/>
+        <w:sz w:val="20"/>
+      </w:rPr>
+    </w:lvl>
+    <w:lvl w:ilvl="4" w:tentative="1">
+      <w:start w:val="1"/>
+      <w:numFmt w:val="bullet"/>
+      <w:lvlText w:val=""/>
+      <w:lvlJc w:val="left"/>
+      <w:pPr>
+        <w:tabs>
+          <w:tab w:val="num" w:pos="3600"/>
+        </w:tabs>
+        <w:ind w:left="3600" w:hanging="360"/>
+      </w:pPr>
+      <w:rPr>
+        <w:rFonts w:ascii="Wingdings" w:hAnsi="Wingdings" w:hint="default"/>
+        <w:sz w:val="20"/>
+      </w:rPr>
+    </w:lvl>
+    <w:lvl w:ilvl="5" w:tentative="1">
+      <w:start w:val="1"/>
+      <w:numFmt w:val="bullet"/>
+      <w:lvlText w:val=""/>
+      <w:lvlJc w:val="left"/>
+      <w:pPr>
+        <w:tabs>
+          <w:tab w:val="num" w:pos="4320"/>
+        </w:tabs>
+        <w:ind w:left="4320" w:hanging="360"/>
+      </w:pPr>
+      <w:rPr>
+        <w:rFonts w:ascii="Wingdings" w:hAnsi="Wingdings" w:hint="default"/>
+        <w:sz w:val="20"/>
+      </w:rPr>
+    </w:lvl>
+    <w:lvl w:ilvl="6" w:tentative="1">
+      <w:start w:val="1"/>
+      <w:numFmt w:val="bullet"/>
+      <w:lvlText w:val=""/>
+      <w:lvlJc w:val="left"/>
+      <w:pPr>
+        <w:tabs>
+          <w:tab w:val="num" w:pos="5040"/>
+        </w:tabs>
+        <w:ind w:left="5040" w:hanging="360"/>
+      </w:pPr>
+      <w:rPr>
+        <w:rFonts w:ascii="Wingdings" w:hAnsi="Wingdings" w:hint="default"/>
+        <w:sz w:val="20"/>
+      </w:rPr>
+    </w:lvl>
+    <w:lvl w:ilvl="7" w:tentative="1">
+      <w:start w:val="1"/>
+      <w:numFmt w:val="bullet"/>
+      <w:lvlText w:val=""/>
+      <w:lvlJc w:val="left"/>
+      <w:pPr>
+        <w:tabs>
+          <w:tab w:val="num" w:pos="5760"/>
+        </w:tabs>
+        <w:ind w:left="5760" w:hanging="360"/>
+      </w:pPr>
+      <w:rPr>
+        <w:rFonts w:ascii="Wingdings" w:hAnsi="Wingdings" w:hint="default"/>
+        <w:sz w:val="20"/>
+      </w:rPr>
+    </w:lvl>
+    <w:lvl w:ilvl="8" w:tentative="1">
+      <w:start w:val="1"/>
+      <w:numFmt w:val="bullet"/>
+      <w:lvlText w:val=""/>
+      <w:lvlJc w:val="left"/>
+      <w:pPr>
+        <w:tabs>
+          <w:tab w:val="num" w:pos="6480"/>
+        </w:tabs>
+        <w:ind w:left="6480" w:hanging="360"/>
+      </w:pPr>
+      <w:rPr>
+        <w:rFonts w:ascii="Wingdings" w:hAnsi="Wingdings" w:hint="default"/>
+        <w:sz w:val="20"/>
+      </w:rPr>
+    </w:lvl>
+  </w:abstractNum>
+  <w:abstractNum w:abstractNumId="12" w15:restartNumberingAfterBreak="0">
+    <w:nsid w:val="4CEA0387"/>
+    <w:multiLevelType w:val="multilevel"/>
+    <w:tmpl w:val="0D2E19DA"/>
+    <w:lvl w:ilvl="0">
+      <w:start w:val="1"/>
+      <w:numFmt w:val="bullet"/>
+      <w:lvlText w:val=""/>
+      <w:lvlJc w:val="left"/>
+      <w:pPr>
+        <w:tabs>
+          <w:tab w:val="num" w:pos="720"/>
+        </w:tabs>
+        <w:ind w:left="720" w:hanging="360"/>
+      </w:pPr>
+      <w:rPr>
+        <w:rFonts w:ascii="Symbol" w:hAnsi="Symbol" w:hint="default"/>
+        <w:sz w:val="20"/>
+      </w:rPr>
+    </w:lvl>
+    <w:lvl w:ilvl="1" w:tentative="1">
+      <w:start w:val="1"/>
+      <w:numFmt w:val="bullet"/>
+      <w:lvlText w:val="o"/>
+      <w:lvlJc w:val="left"/>
+      <w:pPr>
+        <w:tabs>
+          <w:tab w:val="num" w:pos="1440"/>
+        </w:tabs>
+        <w:ind w:left="1440" w:hanging="360"/>
+      </w:pPr>
+      <w:rPr>
+        <w:rFonts w:ascii="Courier New" w:hAnsi="Courier New" w:hint="default"/>
+        <w:sz w:val="20"/>
+      </w:rPr>
+    </w:lvl>
+    <w:lvl w:ilvl="2" w:tentative="1">
+      <w:start w:val="1"/>
+      <w:numFmt w:val="bullet"/>
+      <w:lvlText w:val=""/>
+      <w:lvlJc w:val="left"/>
+      <w:pPr>
+        <w:tabs>
+          <w:tab w:val="num" w:pos="2160"/>
+        </w:tabs>
+        <w:ind w:left="2160" w:hanging="360"/>
+      </w:pPr>
+      <w:rPr>
+        <w:rFonts w:ascii="Wingdings" w:hAnsi="Wingdings" w:hint="default"/>
+        <w:sz w:val="20"/>
+      </w:rPr>
+    </w:lvl>
+    <w:lvl w:ilvl="3" w:tentative="1">
+      <w:start w:val="1"/>
+      <w:numFmt w:val="bullet"/>
+      <w:lvlText w:val=""/>
+      <w:lvlJc w:val="left"/>
+      <w:pPr>
+        <w:tabs>
+          <w:tab w:val="num" w:pos="2880"/>
+        </w:tabs>
+        <w:ind w:left="2880" w:hanging="360"/>
+      </w:pPr>
+      <w:rPr>
+        <w:rFonts w:ascii="Wingdings" w:hAnsi="Wingdings" w:hint="default"/>
+        <w:sz w:val="20"/>
+      </w:rPr>
+    </w:lvl>
+    <w:lvl w:ilvl="4" w:tentative="1">
+      <w:start w:val="1"/>
+      <w:numFmt w:val="bullet"/>
+      <w:lvlText w:val=""/>
+      <w:lvlJc w:val="left"/>
+      <w:pPr>
+        <w:tabs>
+          <w:tab w:val="num" w:pos="3600"/>
+        </w:tabs>
+        <w:ind w:left="3600" w:hanging="360"/>
+      </w:pPr>
+      <w:rPr>
+        <w:rFonts w:ascii="Wingdings" w:hAnsi="Wingdings" w:hint="default"/>
+        <w:sz w:val="20"/>
+      </w:rPr>
+    </w:lvl>
+    <w:lvl w:ilvl="5" w:tentative="1">
+      <w:start w:val="1"/>
+      <w:numFmt w:val="bullet"/>
+      <w:lvlText w:val=""/>
+      <w:lvlJc w:val="left"/>
+      <w:pPr>
+        <w:tabs>
+          <w:tab w:val="num" w:pos="4320"/>
+        </w:tabs>
+        <w:ind w:left="4320" w:hanging="360"/>
+      </w:pPr>
+      <w:rPr>
+        <w:rFonts w:ascii="Wingdings" w:hAnsi="Wingdings" w:hint="default"/>
+        <w:sz w:val="20"/>
+      </w:rPr>
+    </w:lvl>
+    <w:lvl w:ilvl="6" w:tentative="1">
+      <w:start w:val="1"/>
+      <w:numFmt w:val="bullet"/>
+      <w:lvlText w:val=""/>
+      <w:lvlJc w:val="left"/>
+      <w:pPr>
+        <w:tabs>
+          <w:tab w:val="num" w:pos="5040"/>
+        </w:tabs>
+        <w:ind w:left="5040" w:hanging="360"/>
+      </w:pPr>
+      <w:rPr>
+        <w:rFonts w:ascii="Wingdings" w:hAnsi="Wingdings" w:hint="default"/>
+        <w:sz w:val="20"/>
+      </w:rPr>
+    </w:lvl>
+    <w:lvl w:ilvl="7" w:tentative="1">
+      <w:start w:val="1"/>
+      <w:numFmt w:val="bullet"/>
+      <w:lvlText w:val=""/>
+      <w:lvlJc w:val="left"/>
+      <w:pPr>
+        <w:tabs>
+          <w:tab w:val="num" w:pos="5760"/>
+        </w:tabs>
+        <w:ind w:left="5760" w:hanging="360"/>
+      </w:pPr>
+      <w:rPr>
+        <w:rFonts w:ascii="Wingdings" w:hAnsi="Wingdings" w:hint="default"/>
+        <w:sz w:val="20"/>
+      </w:rPr>
+    </w:lvl>
+    <w:lvl w:ilvl="8" w:tentative="1">
+      <w:start w:val="1"/>
+      <w:numFmt w:val="bullet"/>
+      <w:lvlText w:val=""/>
+      <w:lvlJc w:val="left"/>
+      <w:pPr>
+        <w:tabs>
+          <w:tab w:val="num" w:pos="6480"/>
+        </w:tabs>
+        <w:ind w:left="6480" w:hanging="360"/>
+      </w:pPr>
+      <w:rPr>
+        <w:rFonts w:ascii="Wingdings" w:hAnsi="Wingdings" w:hint="default"/>
+        <w:sz w:val="20"/>
+      </w:rPr>
+    </w:lvl>
+  </w:abstractNum>
+  <w:abstractNum w:abstractNumId="13" w15:restartNumberingAfterBreak="0">
+    <w:nsid w:val="4CEA7858"/>
+    <w:multiLevelType w:val="multilevel"/>
+    <w:tmpl w:val="3BB4D340"/>
+    <w:lvl w:ilvl="0">
+      <w:start w:val="1"/>
+      <w:numFmt w:val="bullet"/>
+      <w:lvlText w:val=""/>
+      <w:lvlJc w:val="left"/>
+      <w:pPr>
+        <w:tabs>
+          <w:tab w:val="num" w:pos="720"/>
+        </w:tabs>
+        <w:ind w:left="720" w:hanging="360"/>
+      </w:pPr>
+      <w:rPr>
+        <w:rFonts w:ascii="Symbol" w:hAnsi="Symbol" w:hint="default"/>
+        <w:sz w:val="20"/>
+      </w:rPr>
+    </w:lvl>
+    <w:lvl w:ilvl="1" w:tentative="1">
+      <w:start w:val="1"/>
+      <w:numFmt w:val="bullet"/>
+      <w:lvlText w:val="o"/>
+      <w:lvlJc w:val="left"/>
+      <w:pPr>
+        <w:tabs>
+          <w:tab w:val="num" w:pos="1440"/>
+        </w:tabs>
+        <w:ind w:left="1440" w:hanging="360"/>
+      </w:pPr>
+      <w:rPr>
+        <w:rFonts w:ascii="Courier New" w:hAnsi="Courier New" w:hint="default"/>
+        <w:sz w:val="20"/>
+      </w:rPr>
+    </w:lvl>
+    <w:lvl w:ilvl="2" w:tentative="1">
+      <w:start w:val="1"/>
+      <w:numFmt w:val="bullet"/>
+      <w:lvlText w:val=""/>
+      <w:lvlJc w:val="left"/>
+      <w:pPr>
+        <w:tabs>
+          <w:tab w:val="num" w:pos="2160"/>
+        </w:tabs>
+        <w:ind w:left="2160" w:hanging="360"/>
+      </w:pPr>
+      <w:rPr>
+        <w:rFonts w:ascii="Wingdings" w:hAnsi="Wingdings" w:hint="default"/>
+        <w:sz w:val="20"/>
+      </w:rPr>
+    </w:lvl>
+    <w:lvl w:ilvl="3" w:tentative="1">
+      <w:start w:val="1"/>
+      <w:numFmt w:val="bullet"/>
+      <w:lvlText w:val=""/>
+      <w:lvlJc w:val="left"/>
+      <w:pPr>
+        <w:tabs>
+          <w:tab w:val="num" w:pos="2880"/>
+        </w:tabs>
+        <w:ind w:left="2880" w:hanging="360"/>
+      </w:pPr>
+      <w:rPr>
+        <w:rFonts w:ascii="Wingdings" w:hAnsi="Wingdings" w:hint="default"/>
+        <w:sz w:val="20"/>
+      </w:rPr>
+    </w:lvl>
+    <w:lvl w:ilvl="4" w:tentative="1">
+      <w:start w:val="1"/>
+      <w:numFmt w:val="bullet"/>
+      <w:lvlText w:val=""/>
+      <w:lvlJc w:val="left"/>
+      <w:pPr>
+        <w:tabs>
+          <w:tab w:val="num" w:pos="3600"/>
+        </w:tabs>
+        <w:ind w:left="3600" w:hanging="360"/>
+      </w:pPr>
+      <w:rPr>
+        <w:rFonts w:ascii="Wingdings" w:hAnsi="Wingdings" w:hint="default"/>
+        <w:sz w:val="20"/>
+      </w:rPr>
+    </w:lvl>
+    <w:lvl w:ilvl="5" w:tentative="1">
+      <w:start w:val="1"/>
+      <w:numFmt w:val="bullet"/>
+      <w:lvlText w:val=""/>
+      <w:lvlJc w:val="left"/>
+      <w:pPr>
+        <w:tabs>
+          <w:tab w:val="num" w:pos="4320"/>
+        </w:tabs>
+        <w:ind w:left="4320" w:hanging="360"/>
+      </w:pPr>
+      <w:rPr>
+        <w:rFonts w:ascii="Wingdings" w:hAnsi="Wingdings" w:hint="default"/>
+        <w:sz w:val="20"/>
+      </w:rPr>
+    </w:lvl>
+    <w:lvl w:ilvl="6" w:tentative="1">
+      <w:start w:val="1"/>
+      <w:numFmt w:val="bullet"/>
+      <w:lvlText w:val=""/>
+      <w:lvlJc w:val="left"/>
+      <w:pPr>
+        <w:tabs>
+          <w:tab w:val="num" w:pos="5040"/>
+        </w:tabs>
+        <w:ind w:left="5040" w:hanging="360"/>
+      </w:pPr>
+      <w:rPr>
+        <w:rFonts w:ascii="Wingdings" w:hAnsi="Wingdings" w:hint="default"/>
+        <w:sz w:val="20"/>
+      </w:rPr>
+    </w:lvl>
+    <w:lvl w:ilvl="7" w:tentative="1">
+      <w:start w:val="1"/>
+      <w:numFmt w:val="bullet"/>
+      <w:lvlText w:val=""/>
+      <w:lvlJc w:val="left"/>
+      <w:pPr>
+        <w:tabs>
+          <w:tab w:val="num" w:pos="5760"/>
+        </w:tabs>
+        <w:ind w:left="5760" w:hanging="360"/>
+      </w:pPr>
+      <w:rPr>
+        <w:rFonts w:ascii="Wingdings" w:hAnsi="Wingdings" w:hint="default"/>
+        <w:sz w:val="20"/>
+      </w:rPr>
+    </w:lvl>
+    <w:lvl w:ilvl="8" w:tentative="1">
+      <w:start w:val="1"/>
+      <w:numFmt w:val="bullet"/>
+      <w:lvlText w:val=""/>
+      <w:lvlJc w:val="left"/>
+      <w:pPr>
+        <w:tabs>
+          <w:tab w:val="num" w:pos="6480"/>
+        </w:tabs>
+        <w:ind w:left="6480" w:hanging="360"/>
+      </w:pPr>
+      <w:rPr>
+        <w:rFonts w:ascii="Wingdings" w:hAnsi="Wingdings" w:hint="default"/>
+        <w:sz w:val="20"/>
+      </w:rPr>
+    </w:lvl>
+  </w:abstractNum>
+  <w:abstractNum w:abstractNumId="14" w15:restartNumberingAfterBreak="0">
+    <w:nsid w:val="54A74F00"/>
+    <w:multiLevelType w:val="multilevel"/>
+    <w:tmpl w:val="E27418CA"/>
+    <w:lvl w:ilvl="0">
+      <w:start w:val="1"/>
+      <w:numFmt w:val="bullet"/>
+      <w:lvlText w:val=""/>
+      <w:lvlJc w:val="left"/>
+      <w:pPr>
+        <w:tabs>
+          <w:tab w:val="num" w:pos="720"/>
+        </w:tabs>
+        <w:ind w:left="720" w:hanging="360"/>
+      </w:pPr>
+      <w:rPr>
+        <w:rFonts w:ascii="Symbol" w:hAnsi="Symbol" w:hint="default"/>
+        <w:sz w:val="20"/>
+      </w:rPr>
+    </w:lvl>
+    <w:lvl w:ilvl="1" w:tentative="1">
+      <w:start w:val="1"/>
+      <w:numFmt w:val="bullet"/>
+      <w:lvlText w:val="o"/>
+      <w:lvlJc w:val="left"/>
+      <w:pPr>
+        <w:tabs>
+          <w:tab w:val="num" w:pos="1440"/>
+        </w:tabs>
+        <w:ind w:left="1440" w:hanging="360"/>
+      </w:pPr>
+      <w:rPr>
+        <w:rFonts w:ascii="Courier New" w:hAnsi="Courier New" w:hint="default"/>
+        <w:sz w:val="20"/>
+      </w:rPr>
+    </w:lvl>
+    <w:lvl w:ilvl="2" w:tentative="1">
+      <w:start w:val="1"/>
+      <w:numFmt w:val="bullet"/>
+      <w:lvlText w:val=""/>
+      <w:lvlJc w:val="left"/>
+      <w:pPr>
+        <w:tabs>
+          <w:tab w:val="num" w:pos="2160"/>
+        </w:tabs>
+        <w:ind w:left="2160" w:hanging="360"/>
+      </w:pPr>
+      <w:rPr>
+        <w:rFonts w:ascii="Wingdings" w:hAnsi="Wingdings" w:hint="default"/>
+        <w:sz w:val="20"/>
+      </w:rPr>
+    </w:lvl>
+    <w:lvl w:ilvl="3" w:tentative="1">
+      <w:start w:val="1"/>
+      <w:numFmt w:val="bullet"/>
+      <w:lvlText w:val=""/>
+      <w:lvlJc w:val="left"/>
+      <w:pPr>
+        <w:tabs>
+          <w:tab w:val="num" w:pos="2880"/>
+        </w:tabs>
+        <w:ind w:left="2880" w:hanging="360"/>
+      </w:pPr>
+      <w:rPr>
+        <w:rFonts w:ascii="Wingdings" w:hAnsi="Wingdings" w:hint="default"/>
+        <w:sz w:val="20"/>
+      </w:rPr>
+    </w:lvl>
+    <w:lvl w:ilvl="4" w:tentative="1">
+      <w:start w:val="1"/>
+      <w:numFmt w:val="bullet"/>
+      <w:lvlText w:val=""/>
+      <w:lvlJc w:val="left"/>
+      <w:pPr>
+        <w:tabs>
+          <w:tab w:val="num" w:pos="3600"/>
+        </w:tabs>
+        <w:ind w:left="3600" w:hanging="360"/>
+      </w:pPr>
+      <w:rPr>
+        <w:rFonts w:ascii="Wingdings" w:hAnsi="Wingdings" w:hint="default"/>
+        <w:sz w:val="20"/>
+      </w:rPr>
+    </w:lvl>
+    <w:lvl w:ilvl="5" w:tentative="1">
+      <w:start w:val="1"/>
+      <w:numFmt w:val="bullet"/>
+      <w:lvlText w:val=""/>
+      <w:lvlJc w:val="left"/>
+      <w:pPr>
+        <w:tabs>
+          <w:tab w:val="num" w:pos="4320"/>
+        </w:tabs>
+        <w:ind w:left="4320" w:hanging="360"/>
+      </w:pPr>
+      <w:rPr>
+        <w:rFonts w:ascii="Wingdings" w:hAnsi="Wingdings" w:hint="default"/>
+        <w:sz w:val="20"/>
+      </w:rPr>
+    </w:lvl>
+    <w:lvl w:ilvl="6" w:tentative="1">
+      <w:start w:val="1"/>
+      <w:numFmt w:val="bullet"/>
+      <w:lvlText w:val=""/>
+      <w:lvlJc w:val="left"/>
+      <w:pPr>
+        <w:tabs>
+          <w:tab w:val="num" w:pos="5040"/>
+        </w:tabs>
+        <w:ind w:left="5040" w:hanging="360"/>
+      </w:pPr>
+      <w:rPr>
+        <w:rFonts w:ascii="Wingdings" w:hAnsi="Wingdings" w:hint="default"/>
+        <w:sz w:val="20"/>
+      </w:rPr>
+    </w:lvl>
+    <w:lvl w:ilvl="7" w:tentative="1">
+      <w:start w:val="1"/>
+      <w:numFmt w:val="bullet"/>
+      <w:lvlText w:val=""/>
+      <w:lvlJc w:val="left"/>
+      <w:pPr>
+        <w:tabs>
+          <w:tab w:val="num" w:pos="5760"/>
+        </w:tabs>
+        <w:ind w:left="5760" w:hanging="360"/>
+      </w:pPr>
+      <w:rPr>
+        <w:rFonts w:ascii="Wingdings" w:hAnsi="Wingdings" w:hint="default"/>
+        <w:sz w:val="20"/>
+      </w:rPr>
+    </w:lvl>
+    <w:lvl w:ilvl="8" w:tentative="1">
+      <w:start w:val="1"/>
+      <w:numFmt w:val="bullet"/>
+      <w:lvlText w:val=""/>
+      <w:lvlJc w:val="left"/>
+      <w:pPr>
+        <w:tabs>
+          <w:tab w:val="num" w:pos="6480"/>
+        </w:tabs>
+        <w:ind w:left="6480" w:hanging="360"/>
+      </w:pPr>
+      <w:rPr>
+        <w:rFonts w:ascii="Wingdings" w:hAnsi="Wingdings" w:hint="default"/>
+        <w:sz w:val="20"/>
+      </w:rPr>
+    </w:lvl>
+  </w:abstractNum>
+  <w:abstractNum w:abstractNumId="15" w15:restartNumberingAfterBreak="0">
+    <w:nsid w:val="65BF1040"/>
+    <w:multiLevelType w:val="multilevel"/>
+    <w:tmpl w:val="35C6778E"/>
+    <w:lvl w:ilvl="0">
+      <w:start w:val="1"/>
+      <w:numFmt w:val="bullet"/>
+      <w:lvlText w:val=""/>
+      <w:lvlJc w:val="left"/>
+      <w:pPr>
+        <w:tabs>
+          <w:tab w:val="num" w:pos="720"/>
+        </w:tabs>
+        <w:ind w:left="720" w:hanging="360"/>
+      </w:pPr>
+      <w:rPr>
+        <w:rFonts w:ascii="Symbol" w:hAnsi="Symbol" w:hint="default"/>
+        <w:sz w:val="20"/>
+      </w:rPr>
+    </w:lvl>
+    <w:lvl w:ilvl="1" w:tentative="1">
+      <w:start w:val="1"/>
+      <w:numFmt w:val="bullet"/>
+      <w:lvlText w:val="o"/>
+      <w:lvlJc w:val="left"/>
+      <w:pPr>
+        <w:tabs>
+          <w:tab w:val="num" w:pos="1440"/>
+        </w:tabs>
+        <w:ind w:left="1440" w:hanging="360"/>
+      </w:pPr>
+      <w:rPr>
+        <w:rFonts w:ascii="Courier New" w:hAnsi="Courier New" w:hint="default"/>
+        <w:sz w:val="20"/>
+      </w:rPr>
+    </w:lvl>
+    <w:lvl w:ilvl="2" w:tentative="1">
+      <w:start w:val="1"/>
+      <w:numFmt w:val="bullet"/>
+      <w:lvlText w:val=""/>
+      <w:lvlJc w:val="left"/>
+      <w:pPr>
+        <w:tabs>
+          <w:tab w:val="num" w:pos="2160"/>
+        </w:tabs>
+        <w:ind w:left="2160" w:hanging="360"/>
+      </w:pPr>
+      <w:rPr>
+        <w:rFonts w:ascii="Wingdings" w:hAnsi="Wingdings" w:hint="default"/>
+        <w:sz w:val="20"/>
+      </w:rPr>
+    </w:lvl>
+    <w:lvl w:ilvl="3" w:tentative="1">
+      <w:start w:val="1"/>
+      <w:numFmt w:val="bullet"/>
+      <w:lvlText w:val=""/>
+      <w:lvlJc w:val="left"/>
+      <w:pPr>
+        <w:tabs>
+          <w:tab w:val="num" w:pos="2880"/>
+        </w:tabs>
+        <w:ind w:left="2880" w:hanging="360"/>
+      </w:pPr>
+      <w:rPr>
+        <w:rFonts w:ascii="Wingdings" w:hAnsi="Wingdings" w:hint="default"/>
+        <w:sz w:val="20"/>
+      </w:rPr>
+    </w:lvl>
+    <w:lvl w:ilvl="4" w:tentative="1">
+      <w:start w:val="1"/>
+      <w:numFmt w:val="bullet"/>
+      <w:lvlText w:val=""/>
+      <w:lvlJc w:val="left"/>
+      <w:pPr>
+        <w:tabs>
+          <w:tab w:val="num" w:pos="3600"/>
+        </w:tabs>
+        <w:ind w:left="3600" w:hanging="360"/>
+      </w:pPr>
+      <w:rPr>
+        <w:rFonts w:ascii="Wingdings" w:hAnsi="Wingdings" w:hint="default"/>
+        <w:sz w:val="20"/>
+      </w:rPr>
+    </w:lvl>
+    <w:lvl w:ilvl="5" w:tentative="1">
+      <w:start w:val="1"/>
+      <w:numFmt w:val="bullet"/>
+      <w:lvlText w:val=""/>
+      <w:lvlJc w:val="left"/>
+      <w:pPr>
+        <w:tabs>
+          <w:tab w:val="num" w:pos="4320"/>
+        </w:tabs>
+        <w:ind w:left="4320" w:hanging="360"/>
+      </w:pPr>
+      <w:rPr>
+        <w:rFonts w:ascii="Wingdings" w:hAnsi="Wingdings" w:hint="default"/>
+        <w:sz w:val="20"/>
+      </w:rPr>
+    </w:lvl>
+    <w:lvl w:ilvl="6" w:tentative="1">
+      <w:start w:val="1"/>
+      <w:numFmt w:val="bullet"/>
+      <w:lvlText w:val=""/>
+      <w:lvlJc w:val="left"/>
+      <w:pPr>
+        <w:tabs>
+          <w:tab w:val="num" w:pos="5040"/>
+        </w:tabs>
+        <w:ind w:left="5040" w:hanging="360"/>
+      </w:pPr>
+      <w:rPr>
+        <w:rFonts w:ascii="Wingdings" w:hAnsi="Wingdings" w:hint="default"/>
+        <w:sz w:val="20"/>
+      </w:rPr>
+    </w:lvl>
+    <w:lvl w:ilvl="7" w:tentative="1">
+      <w:start w:val="1"/>
+      <w:numFmt w:val="bullet"/>
+      <w:lvlText w:val=""/>
+      <w:lvlJc w:val="left"/>
+      <w:pPr>
+        <w:tabs>
+          <w:tab w:val="num" w:pos="5760"/>
+        </w:tabs>
+        <w:ind w:left="5760" w:hanging="360"/>
+      </w:pPr>
+      <w:rPr>
+        <w:rFonts w:ascii="Wingdings" w:hAnsi="Wingdings" w:hint="default"/>
+        <w:sz w:val="20"/>
+      </w:rPr>
+    </w:lvl>
+    <w:lvl w:ilvl="8" w:tentative="1">
+      <w:start w:val="1"/>
+      <w:numFmt w:val="bullet"/>
+      <w:lvlText w:val=""/>
+      <w:lvlJc w:val="left"/>
+      <w:pPr>
+        <w:tabs>
+          <w:tab w:val="num" w:pos="6480"/>
+        </w:tabs>
+        <w:ind w:left="6480" w:hanging="360"/>
+      </w:pPr>
+      <w:rPr>
+        <w:rFonts w:ascii="Wingdings" w:hAnsi="Wingdings" w:hint="default"/>
+        <w:sz w:val="20"/>
+      </w:rPr>
+    </w:lvl>
+  </w:abstractNum>
+  <w:abstractNum w:abstractNumId="16" w15:restartNumberingAfterBreak="0">
+    <w:nsid w:val="72626DFE"/>
+    <w:multiLevelType w:val="multilevel"/>
+    <w:tmpl w:val="CB249BF4"/>
+    <w:lvl w:ilvl="0">
+      <w:start w:val="1"/>
+      <w:numFmt w:val="bullet"/>
+      <w:lvlText w:val=""/>
+      <w:lvlJc w:val="left"/>
+      <w:pPr>
+        <w:tabs>
+          <w:tab w:val="num" w:pos="720"/>
+        </w:tabs>
+        <w:ind w:left="720" w:hanging="360"/>
+      </w:pPr>
+      <w:rPr>
+        <w:rFonts w:ascii="Symbol" w:hAnsi="Symbol" w:hint="default"/>
+        <w:sz w:val="20"/>
+      </w:rPr>
+    </w:lvl>
+    <w:lvl w:ilvl="1" w:tentative="1">
+      <w:start w:val="1"/>
+      <w:numFmt w:val="bullet"/>
+      <w:lvlText w:val="o"/>
+      <w:lvlJc w:val="left"/>
+      <w:pPr>
+        <w:tabs>
+          <w:tab w:val="num" w:pos="1440"/>
+        </w:tabs>
+        <w:ind w:left="1440" w:hanging="360"/>
+      </w:pPr>
+      <w:rPr>
+        <w:rFonts w:ascii="Courier New" w:hAnsi="Courier New" w:hint="default"/>
+        <w:sz w:val="20"/>
+      </w:rPr>
+    </w:lvl>
+    <w:lvl w:ilvl="2" w:tentative="1">
+      <w:start w:val="1"/>
+      <w:numFmt w:val="bullet"/>
+      <w:lvlText w:val=""/>
+      <w:lvlJc w:val="left"/>
+      <w:pPr>
+        <w:tabs>
+          <w:tab w:val="num" w:pos="2160"/>
+        </w:tabs>
+        <w:ind w:left="2160" w:hanging="360"/>
+      </w:pPr>
+      <w:rPr>
+        <w:rFonts w:ascii="Wingdings" w:hAnsi="Wingdings" w:hint="default"/>
+        <w:sz w:val="20"/>
+      </w:rPr>
+    </w:lvl>
+    <w:lvl w:ilvl="3" w:tentative="1">
+      <w:start w:val="1"/>
+      <w:numFmt w:val="bullet"/>
+      <w:lvlText w:val=""/>
+      <w:lvlJc w:val="left"/>
+      <w:pPr>
+        <w:tabs>
+          <w:tab w:val="num" w:pos="2880"/>
+        </w:tabs>
+        <w:ind w:left="2880" w:hanging="360"/>
+      </w:pPr>
+      <w:rPr>
+        <w:rFonts w:ascii="Wingdings" w:hAnsi="Wingdings" w:hint="default"/>
+        <w:sz w:val="20"/>
+      </w:rPr>
+    </w:lvl>
+    <w:lvl w:ilvl="4" w:tentative="1">
+      <w:start w:val="1"/>
+      <w:numFmt w:val="bullet"/>
+      <w:lvlText w:val=""/>
+      <w:lvlJc w:val="left"/>
+      <w:pPr>
+        <w:tabs>
+          <w:tab w:val="num" w:pos="3600"/>
+        </w:tabs>
+        <w:ind w:left="3600" w:hanging="360"/>
+      </w:pPr>
+      <w:rPr>
+        <w:rFonts w:ascii="Wingdings" w:hAnsi="Wingdings" w:hint="default"/>
+        <w:sz w:val="20"/>
+      </w:rPr>
+    </w:lvl>
+    <w:lvl w:ilvl="5" w:tentative="1">
+      <w:start w:val="1"/>
+      <w:numFmt w:val="bullet"/>
+      <w:lvlText w:val=""/>
+      <w:lvlJc w:val="left"/>
+      <w:pPr>
+        <w:tabs>
+          <w:tab w:val="num" w:pos="4320"/>
+        </w:tabs>
+        <w:ind w:left="4320" w:hanging="360"/>
+      </w:pPr>
+      <w:rPr>
+        <w:rFonts w:ascii="Wingdings" w:hAnsi="Wingdings" w:hint="default"/>
+        <w:sz w:val="20"/>
+      </w:rPr>
+    </w:lvl>
+    <w:lvl w:ilvl="6" w:tentative="1">
+      <w:start w:val="1"/>
+      <w:numFmt w:val="bullet"/>
+      <w:lvlText w:val=""/>
+      <w:lvlJc w:val="left"/>
+      <w:pPr>
+        <w:tabs>
+          <w:tab w:val="num" w:pos="5040"/>
+        </w:tabs>
+        <w:ind w:left="5040" w:hanging="360"/>
+      </w:pPr>
+      <w:rPr>
+        <w:rFonts w:ascii="Wingdings" w:hAnsi="Wingdings" w:hint="default"/>
+        <w:sz w:val="20"/>
+      </w:rPr>
+    </w:lvl>
+    <w:lvl w:ilvl="7" w:tentative="1">
+      <w:start w:val="1"/>
+      <w:numFmt w:val="bullet"/>
+      <w:lvlText w:val=""/>
+      <w:lvlJc w:val="left"/>
+      <w:pPr>
+        <w:tabs>
+          <w:tab w:val="num" w:pos="5760"/>
+        </w:tabs>
+        <w:ind w:left="5760" w:hanging="360"/>
+      </w:pPr>
+      <w:rPr>
+        <w:rFonts w:ascii="Wingdings" w:hAnsi="Wingdings" w:hint="default"/>
+        <w:sz w:val="20"/>
+      </w:rPr>
+    </w:lvl>
+    <w:lvl w:ilvl="8" w:tentative="1">
+      <w:start w:val="1"/>
+      <w:numFmt w:val="bullet"/>
+      <w:lvlText w:val=""/>
+      <w:lvlJc w:val="left"/>
+      <w:pPr>
+        <w:tabs>
+          <w:tab w:val="num" w:pos="6480"/>
+        </w:tabs>
+        <w:ind w:left="6480" w:hanging="360"/>
+      </w:pPr>
+      <w:rPr>
+        <w:rFonts w:ascii="Wingdings" w:hAnsi="Wingdings" w:hint="default"/>
+        <w:sz w:val="20"/>
+      </w:rPr>
+    </w:lvl>
+  </w:abstractNum>
   <w:num w:numId="1" w16cid:durableId="528838088">
-    <w:abstractNumId w:val="5"/>
+    <w:abstractNumId w:val="6"/>
   </w:num>
   <w:num w:numId="2" w16cid:durableId="168524004">
     <w:abstractNumId w:val="0"/>
   </w:num>
   <w:num w:numId="3" w16cid:durableId="1431509304">
-    <w:abstractNumId w:val="6"/>
+    <w:abstractNumId w:val="7"/>
   </w:num>
   <w:num w:numId="4" w16cid:durableId="629559712">
     <w:abstractNumId w:val="4"/>
   </w:num>
   <w:num w:numId="5" w16cid:durableId="492380035">
-    <w:abstractNumId w:val="8"/>
+    <w:abstractNumId w:val="11"/>
   </w:num>
   <w:num w:numId="6" w16cid:durableId="1996301654">
-    <w:abstractNumId w:val="10"/>
+    <w:abstractNumId w:val="13"/>
   </w:num>
   <w:num w:numId="7" w16cid:durableId="1319965094">
     <w:abstractNumId w:val="1"/>
   </w:num>
   <w:num w:numId="8" w16cid:durableId="1481461887">
-    <w:abstractNumId w:val="7"/>
+    <w:abstractNumId w:val="8"/>
   </w:num>
   <w:num w:numId="9" w16cid:durableId="2083987382">
     <w:abstractNumId w:val="2"/>
@@ -16052,7 +20340,25 @@
     <w:abstractNumId w:val="3"/>
   </w:num>
   <w:num w:numId="11" w16cid:durableId="620575929">
+    <w:abstractNumId w:val="12"/>
+  </w:num>
+  <w:num w:numId="12" w16cid:durableId="2062055198">
+    <w:abstractNumId w:val="15"/>
+  </w:num>
+  <w:num w:numId="13" w16cid:durableId="367029105">
+    <w:abstractNumId w:val="10"/>
+  </w:num>
+  <w:num w:numId="14" w16cid:durableId="733162096">
+    <w:abstractNumId w:val="14"/>
+  </w:num>
+  <w:num w:numId="15" w16cid:durableId="1704134010">
     <w:abstractNumId w:val="9"/>
+  </w:num>
+  <w:num w:numId="16" w16cid:durableId="624704164">
+    <w:abstractNumId w:val="16"/>
+  </w:num>
+  <w:num w:numId="17" w16cid:durableId="1623925591">
+    <w:abstractNumId w:val="5"/>
   </w:num>
 </w:numbering>
 </file>

--- a/LLD_python.docx
+++ b/LLD_python.docx
@@ -18936,11 +18936,541 @@
     </w:p>
     <w:p>
       <w:pPr>
-        <w:rPr>
-          <w:sz w:val="24"/>
-          <w:szCs w:val="24"/>
-        </w:rPr>
-      </w:pPr>
+        <w:ind w:left="360"/>
+        <w:rPr>
+          <w:b/>
+          <w:bCs/>
+          <w:sz w:val="24"/>
+          <w:szCs w:val="24"/>
+        </w:rPr>
+      </w:pPr>
+      <w:r>
+        <w:rPr>
+          <w:b/>
+          <w:bCs/>
+          <w:sz w:val="24"/>
+          <w:szCs w:val="24"/>
+        </w:rPr>
+        <w:lastRenderedPageBreak/>
+        <w:t>Without the Observer pattern</w:t>
+      </w:r>
+    </w:p>
+    <w:p>
+      <w:pPr>
+        <w:ind w:left="360"/>
+        <w:rPr>
+          <w:sz w:val="24"/>
+          <w:szCs w:val="24"/>
+        </w:rPr>
+      </w:pPr>
+      <w:r>
+        <w:rPr>
+          <w:sz w:val="24"/>
+          <w:szCs w:val="24"/>
+        </w:rPr>
+        <w:t>Suppose you have a channel and two subscribers.</w:t>
+      </w:r>
+    </w:p>
+    <w:p>
+      <w:pPr>
+        <w:ind w:left="360"/>
+        <w:rPr>
+          <w:sz w:val="24"/>
+          <w:szCs w:val="24"/>
+        </w:rPr>
+      </w:pPr>
+    </w:p>
+    <w:p>
+      <w:pPr>
+        <w:rPr>
+          <w:sz w:val="24"/>
+          <w:szCs w:val="24"/>
+        </w:rPr>
+      </w:pPr>
+      <w:r>
+        <w:rPr>
+          <w:sz w:val="24"/>
+          <w:szCs w:val="24"/>
+        </w:rPr>
+        <w:drawing>
+          <wp:inline distT="0" distB="0" distL="0" distR="0" wp14:anchorId="19B46EC3" wp14:editId="3A09E876">
+            <wp:extent cx="3665538" cy="1806097"/>
+            <wp:effectExtent l="0" t="0" r="0" b="3810"/>
+            <wp:docPr id="1099747182" name="Picture 1"/>
+            <wp:cNvGraphicFramePr>
+              <a:graphicFrameLocks xmlns:a="http://schemas.openxmlformats.org/drawingml/2006/main" noChangeAspect="1"/>
+            </wp:cNvGraphicFramePr>
+            <a:graphic xmlns:a="http://schemas.openxmlformats.org/drawingml/2006/main">
+              <a:graphicData uri="http://schemas.openxmlformats.org/drawingml/2006/picture">
+                <pic:pic xmlns:pic="http://schemas.openxmlformats.org/drawingml/2006/picture">
+                  <pic:nvPicPr>
+                    <pic:cNvPr id="1099747182" name=""/>
+                    <pic:cNvPicPr/>
+                  </pic:nvPicPr>
+                  <pic:blipFill>
+                    <a:blip r:embed="rId52"/>
+                    <a:stretch>
+                      <a:fillRect/>
+                    </a:stretch>
+                  </pic:blipFill>
+                  <pic:spPr>
+                    <a:xfrm>
+                      <a:off x="0" y="0"/>
+                      <a:ext cx="3665538" cy="1806097"/>
+                    </a:xfrm>
+                    <a:prstGeom prst="rect">
+                      <a:avLst/>
+                    </a:prstGeom>
+                  </pic:spPr>
+                </pic:pic>
+              </a:graphicData>
+            </a:graphic>
+          </wp:inline>
+        </w:drawing>
+      </w:r>
+    </w:p>
+    <w:p>
+      <w:pPr>
+        <w:rPr>
+          <w:sz w:val="24"/>
+          <w:szCs w:val="24"/>
+        </w:rPr>
+      </w:pPr>
+      <w:r>
+        <w:rPr>
+          <w:sz w:val="24"/>
+          <w:szCs w:val="24"/>
+        </w:rPr>
+        <w:t>Output:</w:t>
+      </w:r>
+    </w:p>
+    <w:p>
+      <w:pPr>
+        <w:rPr>
+          <w:sz w:val="24"/>
+          <w:szCs w:val="24"/>
+        </w:rPr>
+      </w:pPr>
+      <w:r>
+        <w:rPr>
+          <w:sz w:val="24"/>
+          <w:szCs w:val="24"/>
+        </w:rPr>
+        <w:t xml:space="preserve">New video is </w:t>
+      </w:r>
+      <w:proofErr w:type="spellStart"/>
+      <w:proofErr w:type="gramStart"/>
+      <w:r>
+        <w:rPr>
+          <w:sz w:val="24"/>
+          <w:szCs w:val="24"/>
+        </w:rPr>
+        <w:t>uploaded:Python</w:t>
+      </w:r>
+      <w:proofErr w:type="spellEnd"/>
+      <w:proofErr w:type="gramEnd"/>
+      <w:r>
+        <w:rPr>
+          <w:sz w:val="24"/>
+          <w:szCs w:val="24"/>
+        </w:rPr>
+        <w:t xml:space="preserve"> Tutorial</w:t>
+      </w:r>
+    </w:p>
+    <w:p>
+      <w:pPr>
+        <w:rPr>
+          <w:sz w:val="24"/>
+          <w:szCs w:val="24"/>
+        </w:rPr>
+      </w:pPr>
+      <w:r>
+        <w:rPr>
+          <w:sz w:val="24"/>
+          <w:szCs w:val="24"/>
+        </w:rPr>
+        <w:t xml:space="preserve">New video is </w:t>
+      </w:r>
+      <w:proofErr w:type="spellStart"/>
+      <w:proofErr w:type="gramStart"/>
+      <w:r>
+        <w:rPr>
+          <w:sz w:val="24"/>
+          <w:szCs w:val="24"/>
+        </w:rPr>
+        <w:t>uploaded:Python</w:t>
+      </w:r>
+      <w:proofErr w:type="spellEnd"/>
+      <w:proofErr w:type="gramEnd"/>
+      <w:r>
+        <w:rPr>
+          <w:sz w:val="24"/>
+          <w:szCs w:val="24"/>
+        </w:rPr>
+        <w:t xml:space="preserve"> Tutorial</w:t>
+      </w:r>
+    </w:p>
+    <w:p>
+      <w:pPr>
+        <w:rPr>
+          <w:sz w:val="24"/>
+          <w:szCs w:val="24"/>
+        </w:rPr>
+      </w:pPr>
+    </w:p>
+    <w:p>
+      <w:pPr>
+        <w:rPr>
+          <w:sz w:val="24"/>
+          <w:szCs w:val="24"/>
+        </w:rPr>
+      </w:pPr>
+      <w:r>
+        <w:rPr>
+          <w:sz w:val="24"/>
+          <w:szCs w:val="24"/>
+        </w:rPr>
+        <w:t xml:space="preserve">This works, but you must manually call </w:t>
+      </w:r>
+      <w:proofErr w:type="gramStart"/>
+      <w:r>
+        <w:rPr>
+          <w:sz w:val="24"/>
+          <w:szCs w:val="24"/>
+        </w:rPr>
+        <w:t>notify(</w:t>
+      </w:r>
+      <w:proofErr w:type="gramEnd"/>
+      <w:r>
+        <w:rPr>
+          <w:sz w:val="24"/>
+          <w:szCs w:val="24"/>
+        </w:rPr>
+        <w:t>) for every subscriber whenever a video is uploaded.</w:t>
+      </w:r>
+    </w:p>
+    <w:p>
+      <w:pPr>
+        <w:rPr>
+          <w:sz w:val="24"/>
+          <w:szCs w:val="24"/>
+        </w:rPr>
+      </w:pPr>
+      <w:r>
+        <w:rPr>
+          <w:sz w:val="24"/>
+          <w:szCs w:val="24"/>
+        </w:rPr>
+        <w:t>What if there are 1,000 subscribers? You don't want the channel's code to manually notify each one.</w:t>
+      </w:r>
+    </w:p>
+    <w:p>
+      <w:pPr>
+        <w:rPr>
+          <w:sz w:val="24"/>
+          <w:szCs w:val="24"/>
+        </w:rPr>
+      </w:pPr>
+    </w:p>
+    <w:p>
+      <w:pPr>
+        <w:rPr>
+          <w:b/>
+          <w:bCs/>
+          <w:sz w:val="24"/>
+          <w:szCs w:val="24"/>
+        </w:rPr>
+      </w:pPr>
+      <w:r>
+        <w:rPr>
+          <w:b/>
+          <w:bCs/>
+          <w:sz w:val="24"/>
+          <w:szCs w:val="24"/>
+        </w:rPr>
+        <w:t>With the Observer pattern</w:t>
+      </w:r>
+    </w:p>
+    <w:p>
+      <w:pPr>
+        <w:rPr>
+          <w:sz w:val="24"/>
+          <w:szCs w:val="24"/>
+        </w:rPr>
+      </w:pPr>
+      <w:r>
+        <w:rPr>
+          <w:sz w:val="24"/>
+          <w:szCs w:val="24"/>
+        </w:rPr>
+        <w:t xml:space="preserve">We can create a </w:t>
+      </w:r>
+      <w:proofErr w:type="spellStart"/>
+      <w:r>
+        <w:rPr>
+          <w:sz w:val="24"/>
+          <w:szCs w:val="24"/>
+        </w:rPr>
+        <w:t>YouTubeChannel</w:t>
+      </w:r>
+      <w:proofErr w:type="spellEnd"/>
+      <w:r>
+        <w:rPr>
+          <w:sz w:val="24"/>
+          <w:szCs w:val="24"/>
+        </w:rPr>
+        <w:t xml:space="preserve"> that maintains a list of subscribers and notifies them automatically.</w:t>
+      </w:r>
+    </w:p>
+    <w:p>
+      <w:pPr>
+        <w:rPr>
+          <w:sz w:val="24"/>
+          <w:szCs w:val="24"/>
+        </w:rPr>
+      </w:pPr>
+      <w:r>
+        <w:rPr>
+          <w:sz w:val="24"/>
+          <w:szCs w:val="24"/>
+        </w:rPr>
+        <w:lastRenderedPageBreak/>
+        <w:drawing>
+          <wp:inline distT="0" distB="0" distL="0" distR="0" wp14:anchorId="7BE253AB" wp14:editId="34B0D244">
+            <wp:extent cx="4618120" cy="5921253"/>
+            <wp:effectExtent l="0" t="0" r="0" b="3810"/>
+            <wp:docPr id="1089888435" name="Picture 1"/>
+            <wp:cNvGraphicFramePr>
+              <a:graphicFrameLocks xmlns:a="http://schemas.openxmlformats.org/drawingml/2006/main" noChangeAspect="1"/>
+            </wp:cNvGraphicFramePr>
+            <a:graphic xmlns:a="http://schemas.openxmlformats.org/drawingml/2006/main">
+              <a:graphicData uri="http://schemas.openxmlformats.org/drawingml/2006/picture">
+                <pic:pic xmlns:pic="http://schemas.openxmlformats.org/drawingml/2006/picture">
+                  <pic:nvPicPr>
+                    <pic:cNvPr id="1089888435" name=""/>
+                    <pic:cNvPicPr/>
+                  </pic:nvPicPr>
+                  <pic:blipFill>
+                    <a:blip r:embed="rId53"/>
+                    <a:stretch>
+                      <a:fillRect/>
+                    </a:stretch>
+                  </pic:blipFill>
+                  <pic:spPr>
+                    <a:xfrm>
+                      <a:off x="0" y="0"/>
+                      <a:ext cx="4618120" cy="5921253"/>
+                    </a:xfrm>
+                    <a:prstGeom prst="rect">
+                      <a:avLst/>
+                    </a:prstGeom>
+                  </pic:spPr>
+                </pic:pic>
+              </a:graphicData>
+            </a:graphic>
+          </wp:inline>
+        </w:drawing>
+      </w:r>
+      <w:r>
+        <w:rPr>
+          <w:sz w:val="24"/>
+          <w:szCs w:val="24"/>
+        </w:rPr>
+        <w:drawing>
+          <wp:inline distT="0" distB="0" distL="0" distR="0" wp14:anchorId="46A4DDE4" wp14:editId="3CE01AFC">
+            <wp:extent cx="4572000" cy="2301239"/>
+            <wp:effectExtent l="0" t="0" r="0" b="4445"/>
+            <wp:docPr id="603454312" name="Picture 1"/>
+            <wp:cNvGraphicFramePr>
+              <a:graphicFrameLocks xmlns:a="http://schemas.openxmlformats.org/drawingml/2006/main" noChangeAspect="1"/>
+            </wp:cNvGraphicFramePr>
+            <a:graphic xmlns:a="http://schemas.openxmlformats.org/drawingml/2006/main">
+              <a:graphicData uri="http://schemas.openxmlformats.org/drawingml/2006/picture">
+                <pic:pic xmlns:pic="http://schemas.openxmlformats.org/drawingml/2006/picture">
+                  <pic:nvPicPr>
+                    <pic:cNvPr id="603454312" name=""/>
+                    <pic:cNvPicPr/>
+                  </pic:nvPicPr>
+                  <pic:blipFill>
+                    <a:blip r:embed="rId54"/>
+                    <a:stretch>
+                      <a:fillRect/>
+                    </a:stretch>
+                  </pic:blipFill>
+                  <pic:spPr>
+                    <a:xfrm>
+                      <a:off x="0" y="0"/>
+                      <a:ext cx="4590069" cy="2310334"/>
+                    </a:xfrm>
+                    <a:prstGeom prst="rect">
+                      <a:avLst/>
+                    </a:prstGeom>
+                  </pic:spPr>
+                </pic:pic>
+              </a:graphicData>
+            </a:graphic>
+          </wp:inline>
+        </w:drawing>
+      </w:r>
+    </w:p>
+    <w:p>
+      <w:pPr>
+        <w:rPr>
+          <w:b/>
+          <w:bCs/>
+          <w:sz w:val="24"/>
+          <w:szCs w:val="24"/>
+        </w:rPr>
+      </w:pPr>
+      <w:r>
+        <w:rPr>
+          <w:b/>
+          <w:bCs/>
+          <w:sz w:val="24"/>
+          <w:szCs w:val="24"/>
+        </w:rPr>
+        <w:t>Output:</w:t>
+      </w:r>
+    </w:p>
+    <w:p>
+      <w:pPr>
+        <w:rPr>
+          <w:sz w:val="24"/>
+          <w:szCs w:val="24"/>
+        </w:rPr>
+      </w:pPr>
+      <w:r>
+        <w:rPr>
+          <w:sz w:val="24"/>
+          <w:szCs w:val="24"/>
+        </w:rPr>
+        <w:t>Raj is not subscribed</w:t>
+      </w:r>
+    </w:p>
+    <w:p>
+      <w:pPr>
+        <w:rPr>
+          <w:sz w:val="24"/>
+          <w:szCs w:val="24"/>
+        </w:rPr>
+      </w:pPr>
+      <w:r>
+        <w:rPr>
+          <w:sz w:val="24"/>
+          <w:szCs w:val="24"/>
+        </w:rPr>
+        <w:lastRenderedPageBreak/>
+        <w:t>Charlie has un-subscribed</w:t>
+      </w:r>
+    </w:p>
+    <w:p>
+      <w:pPr>
+        <w:rPr>
+          <w:sz w:val="24"/>
+          <w:szCs w:val="24"/>
+        </w:rPr>
+      </w:pPr>
+      <w:r>
+        <w:rPr>
+          <w:sz w:val="24"/>
+          <w:szCs w:val="24"/>
+        </w:rPr>
+        <w:t>New video uploaded: Python Tutorial</w:t>
+      </w:r>
+    </w:p>
+    <w:p>
+      <w:pPr>
+        <w:rPr>
+          <w:sz w:val="24"/>
+          <w:szCs w:val="24"/>
+        </w:rPr>
+      </w:pPr>
+      <w:r>
+        <w:rPr>
+          <w:sz w:val="24"/>
+          <w:szCs w:val="24"/>
+        </w:rPr>
+        <w:t>Python Tutorial uploaded and Alice received notification</w:t>
+      </w:r>
+    </w:p>
+    <w:p>
+      <w:pPr>
+        <w:rPr>
+          <w:sz w:val="24"/>
+          <w:szCs w:val="24"/>
+        </w:rPr>
+      </w:pPr>
+      <w:r>
+        <w:rPr>
+          <w:sz w:val="24"/>
+          <w:szCs w:val="24"/>
+        </w:rPr>
+        <w:t>Python Tutorial uploaded and Bob received notification</w:t>
+      </w:r>
+    </w:p>
+    <w:p>
+      <w:pPr>
+        <w:rPr>
+          <w:sz w:val="24"/>
+          <w:szCs w:val="24"/>
+        </w:rPr>
+      </w:pPr>
+    </w:p>
+    <w:p>
+      <w:pPr>
+        <w:rPr>
+          <w:sz w:val="24"/>
+          <w:szCs w:val="24"/>
+        </w:rPr>
+      </w:pPr>
+      <w:r>
+        <w:rPr>
+          <w:b/>
+          <w:bCs/>
+          <w:sz w:val="24"/>
+          <w:szCs w:val="24"/>
+        </w:rPr>
+        <w:t>Notice what happened:</w:t>
+      </w:r>
+      <w:r>
+        <w:rPr>
+          <w:sz w:val="24"/>
+          <w:szCs w:val="24"/>
+        </w:rPr>
+        <w:t xml:space="preserve"> you called </w:t>
+      </w:r>
+      <w:proofErr w:type="spellStart"/>
+      <w:r>
+        <w:rPr>
+          <w:sz w:val="24"/>
+          <w:szCs w:val="24"/>
+        </w:rPr>
+        <w:t>upload_</w:t>
+      </w:r>
+      <w:proofErr w:type="gramStart"/>
+      <w:r>
+        <w:rPr>
+          <w:sz w:val="24"/>
+          <w:szCs w:val="24"/>
+        </w:rPr>
+        <w:t>video</w:t>
+      </w:r>
+      <w:proofErr w:type="spellEnd"/>
+      <w:r>
+        <w:rPr>
+          <w:sz w:val="24"/>
+          <w:szCs w:val="24"/>
+        </w:rPr>
+        <w:t>(</w:t>
+      </w:r>
+      <w:proofErr w:type="gramEnd"/>
+      <w:r>
+        <w:rPr>
+          <w:sz w:val="24"/>
+          <w:szCs w:val="24"/>
+        </w:rPr>
+        <w:t>) just once, but all three subscribers received notifications automatically.</w:t>
+      </w:r>
     </w:p>
     <w:sectPr>
       <w:pgSz w:w="11906" w:h="16838"/>
